--- a/Meshack/Angular Node/Meshack_Burton.docx
+++ b/Meshack/Angular Node/Meshack_Burton.docx
@@ -165,79 +165,35 @@
             </w:pPr>
             <w:r>
               <w:rPr>
-                <w:rStyle w:val="Strong"/>
                 <w:rFonts w:ascii="Arial" w:hAnsi="Arial" w:cs="Arial"/>
                 <w:color w:val="FFFFFF" w:themeColor="background1"/>
-                <w:sz w:val="18"/>
+                <w:sz w:val="20"/>
               </w:rPr>
-              <w:t>Senior Full-Stack Engineer</w:t>
-            </w:r>
-            <w:r>
-              <w:rPr>
-                <w:rFonts w:ascii="Arial" w:hAnsi="Arial" w:cs="Arial"/>
-                <w:color w:val="FFFFFF" w:themeColor="background1"/>
-                <w:sz w:val="18"/>
-              </w:rPr>
-              <w:t xml:space="preserve"> with 9+ years delivering production-grade </w:t>
+              <w:t xml:space="preserve">Senior </w:t>
             </w:r>
             <w:r>
               <w:rPr>
                 <w:rStyle w:val="Strong"/>
                 <w:rFonts w:ascii="Arial" w:hAnsi="Arial" w:cs="Arial"/>
                 <w:color w:val="FFFFFF" w:themeColor="background1"/>
-                <w:sz w:val="18"/>
+                <w:sz w:val="20"/>
               </w:rPr>
-              <w:t>Angular</w:t>
+              <w:t>Angular Frontend Engineer</w:t>
             </w:r>
             <w:r>
               <w:rPr>
                 <w:rFonts w:ascii="Arial" w:hAnsi="Arial" w:cs="Arial"/>
                 <w:color w:val="FFFFFF" w:themeColor="background1"/>
-                <w:sz w:val="18"/>
+                <w:sz w:val="20"/>
               </w:rPr>
-              <w:t xml:space="preserve"> frontends and </w:t>
-            </w:r>
-            <w:r>
-              <w:rPr>
-                <w:rStyle w:val="Strong"/>
-                <w:rFonts w:ascii="Arial" w:hAnsi="Arial" w:cs="Arial"/>
-                <w:color w:val="FFFFFF" w:themeColor="background1"/>
-                <w:sz w:val="18"/>
-              </w:rPr>
-              <w:t>Node.js</w:t>
-            </w:r>
-            <w:r>
-              <w:rPr>
-                <w:rFonts w:ascii="Arial" w:hAnsi="Arial" w:cs="Arial"/>
-                <w:color w:val="FFFFFF" w:themeColor="background1"/>
-                <w:sz w:val="18"/>
-              </w:rPr>
-              <w:t xml:space="preserve"> </w:t>
+              <w:t xml:space="preserve"> with 9+ years building high-traffic </w:t>
             </w:r>
             <w:proofErr w:type="spellStart"/>
             <w:r>
               <w:rPr>
                 <w:rFonts w:ascii="Arial" w:hAnsi="Arial" w:cs="Arial"/>
                 <w:color w:val="FFFFFF" w:themeColor="background1"/>
-                <w:sz w:val="18"/>
-              </w:rPr>
-              <w:t>backends</w:t>
-            </w:r>
-            <w:proofErr w:type="spellEnd"/>
-            <w:r>
-              <w:rPr>
-                <w:rFonts w:ascii="Arial" w:hAnsi="Arial" w:cs="Arial"/>
-                <w:color w:val="FFFFFF" w:themeColor="background1"/>
-                <w:sz w:val="18"/>
-              </w:rPr>
-              <w:t xml:space="preserve"> for </w:t>
-            </w:r>
-            <w:proofErr w:type="spellStart"/>
-            <w:r>
-              <w:rPr>
-                <w:rFonts w:ascii="Arial" w:hAnsi="Arial" w:cs="Arial"/>
-                <w:color w:val="FFFFFF" w:themeColor="background1"/>
-                <w:sz w:val="18"/>
+                <w:sz w:val="20"/>
               </w:rPr>
               <w:t>SaaS</w:t>
             </w:r>
@@ -246,94 +202,9 @@
               <w:rPr>
                 <w:rFonts w:ascii="Arial" w:hAnsi="Arial" w:cs="Arial"/>
                 <w:color w:val="FFFFFF" w:themeColor="background1"/>
-                <w:sz w:val="18"/>
+                <w:sz w:val="20"/>
               </w:rPr>
-              <w:t xml:space="preserve"> and operational platforms. Strong at building </w:t>
-            </w:r>
-            <w:r>
-              <w:rPr>
-                <w:rStyle w:val="Strong"/>
-                <w:rFonts w:ascii="Arial" w:hAnsi="Arial" w:cs="Arial"/>
-                <w:color w:val="FFFFFF" w:themeColor="background1"/>
-                <w:sz w:val="18"/>
-              </w:rPr>
-              <w:t>event-driven</w:t>
-            </w:r>
-            <w:r>
-              <w:rPr>
-                <w:rFonts w:ascii="Arial" w:hAnsi="Arial" w:cs="Arial"/>
-                <w:color w:val="FFFFFF" w:themeColor="background1"/>
-                <w:sz w:val="18"/>
-              </w:rPr>
-              <w:t xml:space="preserve"> systems, resilient </w:t>
-            </w:r>
-            <w:r>
-              <w:rPr>
-                <w:rStyle w:val="Strong"/>
-                <w:rFonts w:ascii="Arial" w:hAnsi="Arial" w:cs="Arial"/>
-                <w:color w:val="FFFFFF" w:themeColor="background1"/>
-                <w:sz w:val="18"/>
-              </w:rPr>
-              <w:t>API</w:t>
-            </w:r>
-            <w:r>
-              <w:rPr>
-                <w:rFonts w:ascii="Arial" w:hAnsi="Arial" w:cs="Arial"/>
-                <w:color w:val="FFFFFF" w:themeColor="background1"/>
-                <w:sz w:val="18"/>
-              </w:rPr>
-              <w:t xml:space="preserve"> layers, and cloud-native services on </w:t>
-            </w:r>
-            <w:r>
-              <w:rPr>
-                <w:rStyle w:val="Strong"/>
-                <w:rFonts w:ascii="Arial" w:hAnsi="Arial" w:cs="Arial"/>
-                <w:color w:val="FFFFFF" w:themeColor="background1"/>
-                <w:sz w:val="18"/>
-              </w:rPr>
-              <w:t>AWS</w:t>
-            </w:r>
-            <w:r>
-              <w:rPr>
-                <w:rFonts w:ascii="Arial" w:hAnsi="Arial" w:cs="Arial"/>
-                <w:color w:val="FFFFFF" w:themeColor="background1"/>
-                <w:sz w:val="18"/>
-              </w:rPr>
-              <w:t xml:space="preserve">, with multi-cloud exposure across </w:t>
-            </w:r>
-            <w:r>
-              <w:rPr>
-                <w:rStyle w:val="Strong"/>
-                <w:rFonts w:ascii="Arial" w:hAnsi="Arial" w:cs="Arial"/>
-                <w:color w:val="FFFFFF" w:themeColor="background1"/>
-                <w:sz w:val="18"/>
-              </w:rPr>
-              <w:t>Azure</w:t>
-            </w:r>
-            <w:r>
-              <w:rPr>
-                <w:rFonts w:ascii="Arial" w:hAnsi="Arial" w:cs="Arial"/>
-                <w:color w:val="FFFFFF" w:themeColor="background1"/>
-                <w:sz w:val="18"/>
-              </w:rPr>
-              <w:t xml:space="preserve"> and </w:t>
-            </w:r>
-            <w:r>
-              <w:rPr>
-                <w:rStyle w:val="Strong"/>
-                <w:rFonts w:ascii="Arial" w:hAnsi="Arial" w:cs="Arial"/>
-                <w:color w:val="FFFFFF" w:themeColor="background1"/>
-                <w:sz w:val="18"/>
-              </w:rPr>
-              <w:t>GCP</w:t>
-            </w:r>
-            <w:r>
-              <w:rPr>
-                <w:rFonts w:ascii="Arial" w:hAnsi="Arial" w:cs="Arial"/>
-                <w:color w:val="FFFFFF" w:themeColor="background1"/>
-                <w:sz w:val="18"/>
-              </w:rPr>
-              <w:t xml:space="preserve">. Known for modernizing legacy applications into modular, observable, and cost-aware architectures using </w:t>
+              <w:t xml:space="preserve"> and operations platforms across </w:t>
             </w:r>
             <w:proofErr w:type="spellStart"/>
             <w:r>
@@ -341,16 +212,16 @@
                 <w:rStyle w:val="Strong"/>
                 <w:rFonts w:ascii="Arial" w:hAnsi="Arial" w:cs="Arial"/>
                 <w:color w:val="FFFFFF" w:themeColor="background1"/>
-                <w:sz w:val="18"/>
+                <w:sz w:val="20"/>
               </w:rPr>
-              <w:t>Docker</w:t>
+              <w:t>eCommerce</w:t>
             </w:r>
             <w:proofErr w:type="spellEnd"/>
             <w:r>
               <w:rPr>
                 <w:rFonts w:ascii="Arial" w:hAnsi="Arial" w:cs="Arial"/>
                 <w:color w:val="FFFFFF" w:themeColor="background1"/>
-                <w:sz w:val="18"/>
+                <w:sz w:val="20"/>
               </w:rPr>
               <w:t xml:space="preserve">, </w:t>
             </w:r>
@@ -360,35 +231,180 @@
                 <w:rStyle w:val="Strong"/>
                 <w:rFonts w:ascii="Arial" w:hAnsi="Arial" w:cs="Arial"/>
                 <w:color w:val="FFFFFF" w:themeColor="background1"/>
-                <w:sz w:val="18"/>
+                <w:sz w:val="20"/>
               </w:rPr>
-              <w:t>Kubernetes</w:t>
+              <w:t>FinTech</w:t>
+            </w:r>
+            <w:proofErr w:type="spellEnd"/>
+            <w:r>
+              <w:rPr>
+                <w:rStyle w:val="Strong"/>
+                <w:rFonts w:ascii="Arial" w:hAnsi="Arial" w:cs="Arial"/>
+                <w:color w:val="FFFFFF" w:themeColor="background1"/>
+                <w:sz w:val="20"/>
+              </w:rPr>
+              <w:t>-style billing</w:t>
+            </w:r>
+            <w:r>
+              <w:rPr>
+                <w:rFonts w:ascii="Arial" w:hAnsi="Arial" w:cs="Arial"/>
+                <w:color w:val="FFFFFF" w:themeColor="background1"/>
+                <w:sz w:val="20"/>
+              </w:rPr>
+              <w:t xml:space="preserve">, and </w:t>
+            </w:r>
+            <w:r>
+              <w:rPr>
+                <w:rStyle w:val="Strong"/>
+                <w:rFonts w:ascii="Arial" w:hAnsi="Arial" w:cs="Arial"/>
+                <w:color w:val="FFFFFF" w:themeColor="background1"/>
+                <w:sz w:val="20"/>
+              </w:rPr>
+              <w:t>customer support/workflow automation</w:t>
+            </w:r>
+            <w:r>
+              <w:rPr>
+                <w:rFonts w:ascii="Arial" w:hAnsi="Arial" w:cs="Arial"/>
+                <w:color w:val="FFFFFF" w:themeColor="background1"/>
+                <w:sz w:val="20"/>
+              </w:rPr>
+              <w:t xml:space="preserve"> domains, where reliability and speed directly impact revenue and agent productivity. I specialize in </w:t>
+            </w:r>
+            <w:r>
+              <w:rPr>
+                <w:rStyle w:val="Strong"/>
+                <w:rFonts w:ascii="Arial" w:hAnsi="Arial" w:cs="Arial"/>
+                <w:color w:val="FFFFFF" w:themeColor="background1"/>
+                <w:sz w:val="20"/>
+              </w:rPr>
+              <w:t>Angular (8–17)</w:t>
+            </w:r>
+            <w:r>
+              <w:rPr>
+                <w:rFonts w:ascii="Arial" w:hAnsi="Arial" w:cs="Arial"/>
+                <w:color w:val="FFFFFF" w:themeColor="background1"/>
+                <w:sz w:val="20"/>
+              </w:rPr>
+              <w:t xml:space="preserve"> and </w:t>
+            </w:r>
+            <w:proofErr w:type="spellStart"/>
+            <w:r>
+              <w:rPr>
+                <w:rStyle w:val="Strong"/>
+                <w:rFonts w:ascii="Arial" w:hAnsi="Arial" w:cs="Arial"/>
+                <w:color w:val="FFFFFF" w:themeColor="background1"/>
+                <w:sz w:val="20"/>
+              </w:rPr>
+              <w:t>TypeScript</w:t>
+            </w:r>
+            <w:proofErr w:type="spellEnd"/>
+            <w:r>
+              <w:rPr>
+                <w:rStyle w:val="Strong"/>
+                <w:rFonts w:ascii="Arial" w:hAnsi="Arial" w:cs="Arial"/>
+                <w:color w:val="FFFFFF" w:themeColor="background1"/>
+                <w:sz w:val="20"/>
+              </w:rPr>
+              <w:t xml:space="preserve"> (3.5–5.4)</w:t>
+            </w:r>
+            <w:r>
+              <w:rPr>
+                <w:rFonts w:ascii="Arial" w:hAnsi="Arial" w:cs="Arial"/>
+                <w:color w:val="FFFFFF" w:themeColor="background1"/>
+                <w:sz w:val="20"/>
+              </w:rPr>
+              <w:t xml:space="preserve">, delivering component libraries, feature modules, and predictable state flows using </w:t>
+            </w:r>
+            <w:proofErr w:type="spellStart"/>
+            <w:r>
+              <w:rPr>
+                <w:rStyle w:val="Strong"/>
+                <w:rFonts w:ascii="Arial" w:hAnsi="Arial" w:cs="Arial"/>
+                <w:color w:val="FFFFFF" w:themeColor="background1"/>
+                <w:sz w:val="20"/>
+              </w:rPr>
+              <w:t>RxJS</w:t>
+            </w:r>
+            <w:proofErr w:type="spellEnd"/>
+            <w:r>
+              <w:rPr>
+                <w:rStyle w:val="Strong"/>
+                <w:rFonts w:ascii="Arial" w:hAnsi="Arial" w:cs="Arial"/>
+                <w:color w:val="FFFFFF" w:themeColor="background1"/>
+                <w:sz w:val="20"/>
+              </w:rPr>
+              <w:t xml:space="preserve"> (6–7)</w:t>
+            </w:r>
+            <w:r>
+              <w:rPr>
+                <w:rFonts w:ascii="Arial" w:hAnsi="Arial" w:cs="Arial"/>
+                <w:color w:val="FFFFFF" w:themeColor="background1"/>
+                <w:sz w:val="20"/>
+              </w:rPr>
+              <w:t xml:space="preserve"> and </w:t>
+            </w:r>
+            <w:proofErr w:type="spellStart"/>
+            <w:r>
+              <w:rPr>
+                <w:rStyle w:val="Strong"/>
+                <w:rFonts w:ascii="Arial" w:hAnsi="Arial" w:cs="Arial"/>
+                <w:color w:val="FFFFFF" w:themeColor="background1"/>
+                <w:sz w:val="20"/>
+              </w:rPr>
+              <w:t>NgRx</w:t>
+            </w:r>
+            <w:proofErr w:type="spellEnd"/>
+            <w:r>
+              <w:rPr>
+                <w:rStyle w:val="Strong"/>
+                <w:rFonts w:ascii="Arial" w:hAnsi="Arial" w:cs="Arial"/>
+                <w:color w:val="FFFFFF" w:themeColor="background1"/>
+                <w:sz w:val="20"/>
+              </w:rPr>
+              <w:t xml:space="preserve"> (8–16)</w:t>
+            </w:r>
+            <w:r>
+              <w:rPr>
+                <w:rFonts w:ascii="Arial" w:hAnsi="Arial" w:cs="Arial"/>
+                <w:color w:val="FFFFFF" w:themeColor="background1"/>
+                <w:sz w:val="20"/>
+              </w:rPr>
+              <w:t>, plus performance work that targets real bottlenecks (change detection churn, over-fetching, and long-task UI stalls). Known for upgrading legacy stacks safely (</w:t>
+            </w:r>
+            <w:proofErr w:type="spellStart"/>
+            <w:r>
+              <w:rPr>
+                <w:rFonts w:ascii="Arial" w:hAnsi="Arial" w:cs="Arial"/>
+                <w:color w:val="FFFFFF" w:themeColor="background1"/>
+                <w:sz w:val="20"/>
+              </w:rPr>
+              <w:t>AngularJS</w:t>
             </w:r>
             <w:proofErr w:type="spellEnd"/>
             <w:r>
               <w:rPr>
                 <w:rFonts w:ascii="Arial" w:hAnsi="Arial" w:cs="Arial"/>
                 <w:color w:val="FFFFFF" w:themeColor="background1"/>
-                <w:sz w:val="18"/>
+                <w:sz w:val="20"/>
               </w:rPr>
-              <w:t xml:space="preserve">, messaging, and disciplined </w:t>
+              <w:t xml:space="preserve"> → Angular, older Angular → modern Angular) with incremental migrations, compatibility shims, and measurable quality gates. I build UI architectures that are observable and diagnosable in production using </w:t>
             </w:r>
             <w:r>
               <w:rPr>
                 <w:rStyle w:val="Strong"/>
                 <w:rFonts w:ascii="Arial" w:hAnsi="Arial" w:cs="Arial"/>
                 <w:color w:val="FFFFFF" w:themeColor="background1"/>
-                <w:sz w:val="18"/>
+                <w:sz w:val="20"/>
               </w:rPr>
-              <w:t>CI/CD</w:t>
+              <w:t>Sentry</w:t>
             </w:r>
             <w:r>
               <w:rPr>
                 <w:rFonts w:ascii="Arial" w:hAnsi="Arial" w:cs="Arial"/>
                 <w:color w:val="FFFFFF" w:themeColor="background1"/>
-                <w:sz w:val="18"/>
+                <w:sz w:val="20"/>
               </w:rPr>
-              <w:t>.</w:t>
+              <w:t>, browser performance traces, and correlation IDs aligned with backend logs. Strong partner to API teams, translating ambiguous requirements into shippable milestones, and mentoring engineers on debugging, testing, and rollout discipline.</w:t>
             </w:r>
           </w:p>
         </w:tc>
@@ -516,52 +532,39 @@
         <w:pStyle w:val="NormalWeb"/>
         <w:numPr>
           <w:ilvl w:val="0"/>
-          <w:numId w:val="25"/>
+          <w:numId w:val="39"/>
         </w:numPr>
         <w:jc w:val="both"/>
         <w:rPr>
           <w:rFonts w:ascii="Arial" w:hAnsi="Arial" w:cs="Arial"/>
           <w:sz w:val="18"/>
-        </w:rPr>
-      </w:pPr>
-      <w:r>
-        <w:rPr>
-          <w:rFonts w:ascii="Arial" w:hAnsi="Arial" w:cs="Arial"/>
-          <w:sz w:val="18"/>
-        </w:rPr>
-        <w:t xml:space="preserve">Led a large-scale frontend modernization by rebuilding critical workflows into </w:t>
+          <w:szCs w:val="18"/>
+        </w:rPr>
+      </w:pPr>
+      <w:r>
+        <w:rPr>
+          <w:rFonts w:ascii="Arial" w:hAnsi="Arial" w:cs="Arial"/>
+          <w:sz w:val="18"/>
+          <w:szCs w:val="18"/>
+        </w:rPr>
+        <w:t xml:space="preserve">Led a major </w:t>
       </w:r>
       <w:r>
         <w:rPr>
           <w:rStyle w:val="Strong"/>
           <w:rFonts w:ascii="Arial" w:hAnsi="Arial" w:cs="Arial"/>
           <w:sz w:val="18"/>
-        </w:rPr>
-        <w:t>Angular</w:t>
-      </w:r>
-      <w:r>
-        <w:rPr>
-          <w:rFonts w:ascii="Arial" w:hAnsi="Arial" w:cs="Arial"/>
-          <w:sz w:val="18"/>
-        </w:rPr>
-        <w:t xml:space="preserve"> + </w:t>
-      </w:r>
-      <w:proofErr w:type="spellStart"/>
-      <w:r>
-        <w:rPr>
-          <w:rStyle w:val="Strong"/>
-          <w:rFonts w:ascii="Arial" w:hAnsi="Arial" w:cs="Arial"/>
-          <w:sz w:val="18"/>
-        </w:rPr>
-        <w:t>TypeScript</w:t>
-      </w:r>
-      <w:proofErr w:type="spellEnd"/>
-      <w:r>
-        <w:rPr>
-          <w:rFonts w:ascii="Arial" w:hAnsi="Arial" w:cs="Arial"/>
-          <w:sz w:val="18"/>
-        </w:rPr>
-        <w:t xml:space="preserve"> component systems, reducing regressions and enabling parallel feature delivery.</w:t>
+          <w:szCs w:val="18"/>
+        </w:rPr>
+        <w:t>Angular (13–17)</w:t>
+      </w:r>
+      <w:r>
+        <w:rPr>
+          <w:rFonts w:ascii="Arial" w:hAnsi="Arial" w:cs="Arial"/>
+          <w:sz w:val="18"/>
+          <w:szCs w:val="18"/>
+        </w:rPr>
+        <w:t xml:space="preserve"> modernization, converting brittle pages into feature modules with shared UI primitives and strict dependency boundaries.</w:t>
       </w:r>
     </w:p>
     <w:p>
@@ -569,20 +572,56 @@
         <w:pStyle w:val="NormalWeb"/>
         <w:numPr>
           <w:ilvl w:val="0"/>
-          <w:numId w:val="25"/>
+          <w:numId w:val="39"/>
         </w:numPr>
         <w:jc w:val="both"/>
         <w:rPr>
           <w:rFonts w:ascii="Arial" w:hAnsi="Arial" w:cs="Arial"/>
           <w:sz w:val="18"/>
-        </w:rPr>
-      </w:pPr>
-      <w:r>
-        <w:rPr>
-          <w:rFonts w:ascii="Arial" w:hAnsi="Arial" w:cs="Arial"/>
-          <w:sz w:val="18"/>
-        </w:rPr>
-        <w:t>Implemented shared UI patterns for routing, reactive forms, validation, and accessibility so complex operational flows stayed consistent and testable.</w:t>
+          <w:szCs w:val="18"/>
+        </w:rPr>
+      </w:pPr>
+      <w:r>
+        <w:rPr>
+          <w:rFonts w:ascii="Arial" w:hAnsi="Arial" w:cs="Arial"/>
+          <w:sz w:val="18"/>
+          <w:szCs w:val="18"/>
+        </w:rPr>
+        <w:t xml:space="preserve">Built a reusable </w:t>
+      </w:r>
+      <w:r>
+        <w:rPr>
+          <w:rStyle w:val="Strong"/>
+          <w:rFonts w:ascii="Arial" w:hAnsi="Arial" w:cs="Arial"/>
+          <w:sz w:val="18"/>
+          <w:szCs w:val="18"/>
+        </w:rPr>
+        <w:t>design system</w:t>
+      </w:r>
+      <w:r>
+        <w:rPr>
+          <w:rFonts w:ascii="Arial" w:hAnsi="Arial" w:cs="Arial"/>
+          <w:sz w:val="18"/>
+          <w:szCs w:val="18"/>
+        </w:rPr>
+        <w:t xml:space="preserve"> using </w:t>
+      </w:r>
+      <w:r>
+        <w:rPr>
+          <w:rStyle w:val="Strong"/>
+          <w:rFonts w:ascii="Arial" w:hAnsi="Arial" w:cs="Arial"/>
+          <w:sz w:val="18"/>
+          <w:szCs w:val="18"/>
+        </w:rPr>
+        <w:t>Angular Material (13–17)</w:t>
+      </w:r>
+      <w:r>
+        <w:rPr>
+          <w:rFonts w:ascii="Arial" w:hAnsi="Arial" w:cs="Arial"/>
+          <w:sz w:val="18"/>
+          <w:szCs w:val="18"/>
+        </w:rPr>
+        <w:t xml:space="preserve"> plus custom components, enforcing API stability via review gates and deprecation rules.</w:t>
       </w:r>
     </w:p>
     <w:p>
@@ -590,20 +629,78 @@
         <w:pStyle w:val="NormalWeb"/>
         <w:numPr>
           <w:ilvl w:val="0"/>
-          <w:numId w:val="25"/>
+          <w:numId w:val="39"/>
         </w:numPr>
         <w:jc w:val="both"/>
         <w:rPr>
           <w:rFonts w:ascii="Arial" w:hAnsi="Arial" w:cs="Arial"/>
           <w:sz w:val="18"/>
-        </w:rPr>
-      </w:pPr>
-      <w:r>
-        <w:rPr>
-          <w:rFonts w:ascii="Arial" w:hAnsi="Arial" w:cs="Arial"/>
-          <w:sz w:val="18"/>
-        </w:rPr>
-        <w:t>Built an internal design system with reusable components and strict change control, improving maintainability and onboarding speed.</w:t>
+          <w:szCs w:val="18"/>
+        </w:rPr>
+      </w:pPr>
+      <w:r>
+        <w:rPr>
+          <w:rFonts w:ascii="Arial" w:hAnsi="Arial" w:cs="Arial"/>
+          <w:sz w:val="18"/>
+          <w:szCs w:val="18"/>
+        </w:rPr>
+        <w:t xml:space="preserve">Replaced inconsistent state hacks with </w:t>
+      </w:r>
+      <w:proofErr w:type="spellStart"/>
+      <w:r>
+        <w:rPr>
+          <w:rStyle w:val="Strong"/>
+          <w:rFonts w:ascii="Arial" w:hAnsi="Arial" w:cs="Arial"/>
+          <w:sz w:val="18"/>
+          <w:szCs w:val="18"/>
+        </w:rPr>
+        <w:t>RxJS</w:t>
+      </w:r>
+      <w:proofErr w:type="spellEnd"/>
+      <w:r>
+        <w:rPr>
+          <w:rStyle w:val="Strong"/>
+          <w:rFonts w:ascii="Arial" w:hAnsi="Arial" w:cs="Arial"/>
+          <w:sz w:val="18"/>
+          <w:szCs w:val="18"/>
+        </w:rPr>
+        <w:t xml:space="preserve"> (7.x)</w:t>
+      </w:r>
+      <w:r>
+        <w:rPr>
+          <w:rFonts w:ascii="Arial" w:hAnsi="Arial" w:cs="Arial"/>
+          <w:sz w:val="18"/>
+          <w:szCs w:val="18"/>
+        </w:rPr>
+        <w:t xml:space="preserve"> streams and </w:t>
+      </w:r>
+      <w:proofErr w:type="spellStart"/>
+      <w:r>
+        <w:rPr>
+          <w:rStyle w:val="Strong"/>
+          <w:rFonts w:ascii="Arial" w:hAnsi="Arial" w:cs="Arial"/>
+          <w:sz w:val="18"/>
+          <w:szCs w:val="18"/>
+        </w:rPr>
+        <w:t>NgRx</w:t>
+      </w:r>
+      <w:proofErr w:type="spellEnd"/>
+      <w:r>
+        <w:rPr>
+          <w:rStyle w:val="Strong"/>
+          <w:rFonts w:ascii="Arial" w:hAnsi="Arial" w:cs="Arial"/>
+          <w:sz w:val="18"/>
+          <w:szCs w:val="18"/>
+        </w:rPr>
+        <w:t xml:space="preserve"> (13–16)</w:t>
+      </w:r>
+      <w:r>
+        <w:rPr>
+          <w:rFonts w:ascii="Arial" w:hAnsi="Arial" w:cs="Arial"/>
+          <w:sz w:val="18"/>
+          <w:szCs w:val="18"/>
+        </w:rPr>
+        <w:t xml:space="preserve"> slices, reducing UI regressions and “ghost updates” during navigation.</w:t>
       </w:r>
     </w:p>
     <w:p>
@@ -611,102 +708,40 @@
         <w:pStyle w:val="NormalWeb"/>
         <w:numPr>
           <w:ilvl w:val="0"/>
-          <w:numId w:val="25"/>
+          <w:numId w:val="39"/>
         </w:numPr>
         <w:jc w:val="both"/>
         <w:rPr>
           <w:rFonts w:ascii="Arial" w:hAnsi="Arial" w:cs="Arial"/>
           <w:sz w:val="18"/>
-        </w:rPr>
-      </w:pPr>
-      <w:r>
-        <w:rPr>
-          <w:rFonts w:ascii="Arial" w:hAnsi="Arial" w:cs="Arial"/>
-          <w:sz w:val="18"/>
-        </w:rPr>
-        <w:t xml:space="preserve">Architected modular </w:t>
+          <w:szCs w:val="18"/>
+        </w:rPr>
+      </w:pPr>
+      <w:r>
+        <w:rPr>
+          <w:rFonts w:ascii="Arial" w:hAnsi="Arial" w:cs="Arial"/>
+          <w:sz w:val="18"/>
+          <w:szCs w:val="18"/>
+        </w:rPr>
+        <w:t xml:space="preserve">Fixed a critical memory leak where </w:t>
       </w:r>
       <w:proofErr w:type="spellStart"/>
       <w:r>
         <w:rPr>
-          <w:rStyle w:val="Strong"/>
-          <w:rFonts w:ascii="Arial" w:hAnsi="Arial" w:cs="Arial"/>
-          <w:sz w:val="18"/>
-        </w:rPr>
-        <w:t>NestJS</w:t>
+          <w:rFonts w:ascii="Arial" w:hAnsi="Arial" w:cs="Arial"/>
+          <w:sz w:val="18"/>
+          <w:szCs w:val="18"/>
+        </w:rPr>
+        <w:t>unscoped</w:t>
       </w:r>
       <w:proofErr w:type="spellEnd"/>
       <w:r>
         <w:rPr>
           <w:rFonts w:ascii="Arial" w:hAnsi="Arial" w:cs="Arial"/>
           <w:sz w:val="18"/>
-        </w:rPr>
-        <w:t xml:space="preserve"> </w:t>
-      </w:r>
-      <w:proofErr w:type="spellStart"/>
-      <w:r>
-        <w:rPr>
-          <w:rFonts w:ascii="Arial" w:hAnsi="Arial" w:cs="Arial"/>
-          <w:sz w:val="18"/>
-        </w:rPr>
-        <w:t>microservices</w:t>
-      </w:r>
-      <w:proofErr w:type="spellEnd"/>
-      <w:r>
-        <w:rPr>
-          <w:rFonts w:ascii="Arial" w:hAnsi="Arial" w:cs="Arial"/>
-          <w:sz w:val="18"/>
-        </w:rPr>
-        <w:t xml:space="preserve"> backed by </w:t>
-      </w:r>
-      <w:proofErr w:type="spellStart"/>
-      <w:r>
-        <w:rPr>
-          <w:rStyle w:val="Strong"/>
-          <w:rFonts w:ascii="Arial" w:hAnsi="Arial" w:cs="Arial"/>
-          <w:sz w:val="18"/>
-        </w:rPr>
-        <w:t>PostgreSQL</w:t>
-      </w:r>
-      <w:proofErr w:type="spellEnd"/>
-      <w:r>
-        <w:rPr>
-          <w:rFonts w:ascii="Arial" w:hAnsi="Arial" w:cs="Arial"/>
-          <w:sz w:val="18"/>
-        </w:rPr>
-        <w:t xml:space="preserve">, </w:t>
-      </w:r>
-      <w:r>
-        <w:rPr>
-          <w:rStyle w:val="Strong"/>
-          <w:rFonts w:ascii="Arial" w:hAnsi="Arial" w:cs="Arial"/>
-          <w:sz w:val="18"/>
-        </w:rPr>
-        <w:t>MySQL</w:t>
-      </w:r>
-      <w:r>
-        <w:rPr>
-          <w:rFonts w:ascii="Arial" w:hAnsi="Arial" w:cs="Arial"/>
-          <w:sz w:val="18"/>
-        </w:rPr>
-        <w:t xml:space="preserve">, and </w:t>
-      </w:r>
-      <w:proofErr w:type="spellStart"/>
-      <w:r>
-        <w:rPr>
-          <w:rStyle w:val="Strong"/>
-          <w:rFonts w:ascii="Arial" w:hAnsi="Arial" w:cs="Arial"/>
-          <w:sz w:val="18"/>
-        </w:rPr>
-        <w:t>Redis</w:t>
-      </w:r>
-      <w:proofErr w:type="spellEnd"/>
-      <w:r>
-        <w:rPr>
-          <w:rFonts w:ascii="Arial" w:hAnsi="Arial" w:cs="Arial"/>
-          <w:sz w:val="18"/>
-        </w:rPr>
-        <w:t>, enabling domain isolation and independent releases.</w:t>
+          <w:szCs w:val="18"/>
+        </w:rPr>
+        <w:t xml:space="preserve"> subscriptions and detached overlays ballooned heap usage, resolving it with teardown patterns and profiling.</w:t>
       </w:r>
     </w:p>
     <w:p>
@@ -714,81 +749,68 @@
         <w:pStyle w:val="NormalWeb"/>
         <w:numPr>
           <w:ilvl w:val="0"/>
-          <w:numId w:val="25"/>
+          <w:numId w:val="39"/>
         </w:numPr>
         <w:jc w:val="both"/>
         <w:rPr>
           <w:rFonts w:ascii="Arial" w:hAnsi="Arial" w:cs="Arial"/>
           <w:sz w:val="18"/>
-        </w:rPr>
-      </w:pPr>
-      <w:r>
-        <w:rPr>
-          <w:rFonts w:ascii="Arial" w:hAnsi="Arial" w:cs="Arial"/>
-          <w:sz w:val="18"/>
-        </w:rPr>
-        <w:t xml:space="preserve">Developed a </w:t>
-      </w:r>
+          <w:szCs w:val="18"/>
+        </w:rPr>
+      </w:pPr>
+      <w:r>
+        <w:rPr>
+          <w:rFonts w:ascii="Arial" w:hAnsi="Arial" w:cs="Arial"/>
+          <w:sz w:val="18"/>
+          <w:szCs w:val="18"/>
+        </w:rPr>
+        <w:t xml:space="preserve">Solved a high-severity production bug where concurrent form </w:t>
+      </w:r>
+      <w:proofErr w:type="spellStart"/>
+      <w:r>
+        <w:rPr>
+          <w:rFonts w:ascii="Arial" w:hAnsi="Arial" w:cs="Arial"/>
+          <w:sz w:val="18"/>
+          <w:szCs w:val="18"/>
+        </w:rPr>
+        <w:t>autosaves</w:t>
+      </w:r>
+      <w:proofErr w:type="spellEnd"/>
+      <w:r>
+        <w:rPr>
+          <w:rFonts w:ascii="Arial" w:hAnsi="Arial" w:cs="Arial"/>
+          <w:sz w:val="18"/>
+          <w:szCs w:val="18"/>
+        </w:rPr>
+        <w:t xml:space="preserve"> overwrote newer values, adding </w:t>
+      </w:r>
+      <w:proofErr w:type="spellStart"/>
       <w:r>
         <w:rPr>
           <w:rStyle w:val="Strong"/>
           <w:rFonts w:ascii="Arial" w:hAnsi="Arial" w:cs="Arial"/>
           <w:sz w:val="18"/>
-        </w:rPr>
-        <w:t>Node.js</w:t>
-      </w:r>
-      <w:r>
-        <w:rPr>
-          <w:rFonts w:ascii="Arial" w:hAnsi="Arial" w:cs="Arial"/>
-          <w:sz w:val="18"/>
-        </w:rPr>
-        <w:t xml:space="preserve"> API Gateway/BFF enforcing </w:t>
-      </w:r>
+          <w:szCs w:val="18"/>
+        </w:rPr>
+        <w:t>idempotency</w:t>
+      </w:r>
+      <w:proofErr w:type="spellEnd"/>
       <w:r>
         <w:rPr>
           <w:rStyle w:val="Strong"/>
           <w:rFonts w:ascii="Arial" w:hAnsi="Arial" w:cs="Arial"/>
           <w:sz w:val="18"/>
-        </w:rPr>
-        <w:t>authentication</w:t>
-      </w:r>
-      <w:r>
-        <w:rPr>
-          <w:rFonts w:ascii="Arial" w:hAnsi="Arial" w:cs="Arial"/>
-          <w:sz w:val="18"/>
-        </w:rPr>
-        <w:t xml:space="preserve">, </w:t>
-      </w:r>
-      <w:r>
-        <w:rPr>
-          <w:rStyle w:val="Strong"/>
-          <w:rFonts w:ascii="Arial" w:hAnsi="Arial" w:cs="Arial"/>
-          <w:sz w:val="18"/>
-        </w:rPr>
-        <w:t>rate limiting</w:t>
-      </w:r>
-      <w:r>
-        <w:rPr>
-          <w:rFonts w:ascii="Arial" w:hAnsi="Arial" w:cs="Arial"/>
-          <w:sz w:val="18"/>
-        </w:rPr>
-        <w:t xml:space="preserve">, </w:t>
-      </w:r>
-      <w:proofErr w:type="gramStart"/>
-      <w:r>
-        <w:rPr>
-          <w:rFonts w:ascii="Arial" w:hAnsi="Arial" w:cs="Arial"/>
-          <w:sz w:val="18"/>
-        </w:rPr>
-        <w:t>correlation</w:t>
-      </w:r>
-      <w:proofErr w:type="gramEnd"/>
-      <w:r>
-        <w:rPr>
-          <w:rFonts w:ascii="Arial" w:hAnsi="Arial" w:cs="Arial"/>
-          <w:sz w:val="18"/>
-        </w:rPr>
-        <w:t xml:space="preserve"> IDs, and response normalization for Angular clients.</w:t>
+          <w:szCs w:val="18"/>
+        </w:rPr>
+        <w:t xml:space="preserve"> keys</w:t>
+      </w:r>
+      <w:r>
+        <w:rPr>
+          <w:rFonts w:ascii="Arial" w:hAnsi="Arial" w:cs="Arial"/>
+          <w:sz w:val="18"/>
+          <w:szCs w:val="18"/>
+        </w:rPr>
+        <w:t xml:space="preserve"> and client-side version checks.</w:t>
       </w:r>
     </w:p>
     <w:p>
@@ -796,92 +818,102 @@
         <w:pStyle w:val="NormalWeb"/>
         <w:numPr>
           <w:ilvl w:val="0"/>
-          <w:numId w:val="25"/>
+          <w:numId w:val="39"/>
         </w:numPr>
         <w:jc w:val="both"/>
         <w:rPr>
           <w:rFonts w:ascii="Arial" w:hAnsi="Arial" w:cs="Arial"/>
           <w:sz w:val="18"/>
-        </w:rPr>
-      </w:pPr>
-      <w:r>
-        <w:rPr>
-          <w:rFonts w:ascii="Arial" w:hAnsi="Arial" w:cs="Arial"/>
-          <w:sz w:val="18"/>
-        </w:rPr>
-        <w:t xml:space="preserve">Built an event-driven pipeline using </w:t>
+          <w:szCs w:val="18"/>
+        </w:rPr>
+      </w:pPr>
+      <w:r>
+        <w:rPr>
+          <w:rFonts w:ascii="Arial" w:hAnsi="Arial" w:cs="Arial"/>
+          <w:sz w:val="18"/>
+          <w:szCs w:val="18"/>
+        </w:rPr>
+        <w:t xml:space="preserve">Upgraded legacy </w:t>
       </w:r>
       <w:r>
         <w:rPr>
           <w:rStyle w:val="Strong"/>
           <w:rFonts w:ascii="Arial" w:hAnsi="Arial" w:cs="Arial"/>
           <w:sz w:val="18"/>
-        </w:rPr>
-        <w:t>AWS SNS/SQS</w:t>
-      </w:r>
-      <w:r>
-        <w:rPr>
-          <w:rFonts w:ascii="Arial" w:hAnsi="Arial" w:cs="Arial"/>
-          <w:sz w:val="18"/>
-        </w:rPr>
-        <w:t xml:space="preserve">, </w:t>
+          <w:szCs w:val="18"/>
+        </w:rPr>
+        <w:t>Angular 8/9</w:t>
+      </w:r>
+      <w:r>
+        <w:rPr>
+          <w:rFonts w:ascii="Arial" w:hAnsi="Arial" w:cs="Arial"/>
+          <w:sz w:val="18"/>
+          <w:szCs w:val="18"/>
+        </w:rPr>
+        <w:t xml:space="preserve"> apps to </w:t>
       </w:r>
       <w:r>
         <w:rPr>
           <w:rStyle w:val="Strong"/>
           <w:rFonts w:ascii="Arial" w:hAnsi="Arial" w:cs="Arial"/>
           <w:sz w:val="18"/>
-        </w:rPr>
-        <w:t>Kafka</w:t>
-      </w:r>
-      <w:r>
-        <w:rPr>
-          <w:rFonts w:ascii="Arial" w:hAnsi="Arial" w:cs="Arial"/>
-          <w:sz w:val="18"/>
-        </w:rPr>
-        <w:t xml:space="preserve">, and </w:t>
+          <w:szCs w:val="18"/>
+        </w:rPr>
+        <w:t>Angular 15+</w:t>
+      </w:r>
+      <w:r>
+        <w:rPr>
+          <w:rFonts w:ascii="Arial" w:hAnsi="Arial" w:cs="Arial"/>
+          <w:sz w:val="18"/>
+          <w:szCs w:val="18"/>
+        </w:rPr>
+        <w:t xml:space="preserve"> using incremental </w:t>
       </w:r>
       <w:proofErr w:type="spellStart"/>
       <w:r>
         <w:rPr>
-          <w:rStyle w:val="Strong"/>
-          <w:rFonts w:ascii="Arial" w:hAnsi="Arial" w:cs="Arial"/>
-          <w:sz w:val="18"/>
-        </w:rPr>
-        <w:t>RabbitMQ</w:t>
+          <w:rStyle w:val="HTMLCode"/>
+          <w:rFonts w:ascii="Arial" w:hAnsi="Arial" w:cs="Arial"/>
+          <w:sz w:val="18"/>
+          <w:szCs w:val="18"/>
+        </w:rPr>
+        <w:t>ng</w:t>
       </w:r>
       <w:proofErr w:type="spellEnd"/>
       <w:r>
         <w:rPr>
-          <w:rFonts w:ascii="Arial" w:hAnsi="Arial" w:cs="Arial"/>
-          <w:sz w:val="18"/>
-        </w:rPr>
-        <w:t xml:space="preserve">, implementing DLQs, </w:t>
+          <w:rStyle w:val="HTMLCode"/>
+          <w:rFonts w:ascii="Arial" w:hAnsi="Arial" w:cs="Arial"/>
+          <w:sz w:val="18"/>
+          <w:szCs w:val="18"/>
+        </w:rPr>
+        <w:t xml:space="preserve"> update</w:t>
+      </w:r>
+      <w:r>
+        <w:rPr>
+          <w:rFonts w:ascii="Arial" w:hAnsi="Arial" w:cs="Arial"/>
+          <w:sz w:val="18"/>
+          <w:szCs w:val="18"/>
+        </w:rPr>
+        <w:t xml:space="preserve">, strict TS </w:t>
       </w:r>
       <w:proofErr w:type="spellStart"/>
       <w:r>
         <w:rPr>
-          <w:rStyle w:val="Strong"/>
-          <w:rFonts w:ascii="Arial" w:hAnsi="Arial" w:cs="Arial"/>
-          <w:sz w:val="18"/>
-        </w:rPr>
-        <w:t>idempotency</w:t>
+          <w:rFonts w:ascii="Arial" w:hAnsi="Arial" w:cs="Arial"/>
+          <w:sz w:val="18"/>
+          <w:szCs w:val="18"/>
+        </w:rPr>
+        <w:t>configs</w:t>
       </w:r>
       <w:proofErr w:type="spellEnd"/>
       <w:r>
         <w:rPr>
-          <w:rStyle w:val="Strong"/>
-          <w:rFonts w:ascii="Arial" w:hAnsi="Arial" w:cs="Arial"/>
-          <w:sz w:val="18"/>
-        </w:rPr>
-        <w:t xml:space="preserve"> keys</w:t>
-      </w:r>
-      <w:r>
-        <w:rPr>
-          <w:rFonts w:ascii="Arial" w:hAnsi="Arial" w:cs="Arial"/>
-          <w:sz w:val="18"/>
-        </w:rPr>
-        <w:t>, and replay-safe consumers.</w:t>
+          <w:rFonts w:ascii="Arial" w:hAnsi="Arial" w:cs="Arial"/>
+          <w:sz w:val="18"/>
+          <w:szCs w:val="18"/>
+        </w:rPr>
+        <w:t>, and compatibility shims to avoid big-bang rewrites.</w:t>
       </w:r>
     </w:p>
     <w:p>
@@ -889,88 +921,22 @@
         <w:pStyle w:val="NormalWeb"/>
         <w:numPr>
           <w:ilvl w:val="0"/>
-          <w:numId w:val="25"/>
+          <w:numId w:val="39"/>
         </w:numPr>
         <w:jc w:val="both"/>
         <w:rPr>
           <w:rFonts w:ascii="Arial" w:hAnsi="Arial" w:cs="Arial"/>
           <w:sz w:val="18"/>
-        </w:rPr>
-      </w:pPr>
-      <w:r>
-        <w:rPr>
-          <w:rFonts w:ascii="Arial" w:hAnsi="Arial" w:cs="Arial"/>
-          <w:sz w:val="18"/>
-        </w:rPr>
-        <w:t xml:space="preserve">Optimized hot paths by eliminating </w:t>
-      </w:r>
-      <w:proofErr w:type="gramStart"/>
-      <w:r>
-        <w:rPr>
-          <w:rFonts w:ascii="Arial" w:hAnsi="Arial" w:cs="Arial"/>
-          <w:sz w:val="18"/>
-        </w:rPr>
-        <w:t>N+1 queries</w:t>
-      </w:r>
-      <w:proofErr w:type="gramEnd"/>
-      <w:r>
-        <w:rPr>
-          <w:rFonts w:ascii="Arial" w:hAnsi="Arial" w:cs="Arial"/>
-          <w:sz w:val="18"/>
-        </w:rPr>
-        <w:t xml:space="preserve">, adding targeted indexing in </w:t>
-      </w:r>
-      <w:proofErr w:type="spellStart"/>
-      <w:r>
-        <w:rPr>
-          <w:rStyle w:val="Strong"/>
-          <w:rFonts w:ascii="Arial" w:hAnsi="Arial" w:cs="Arial"/>
-          <w:sz w:val="18"/>
-        </w:rPr>
-        <w:t>PostgreSQL</w:t>
-      </w:r>
-      <w:proofErr w:type="spellEnd"/>
-      <w:r>
-        <w:rPr>
-          <w:rFonts w:ascii="Arial" w:hAnsi="Arial" w:cs="Arial"/>
-          <w:sz w:val="18"/>
-        </w:rPr>
-        <w:t xml:space="preserve">, and introducing </w:t>
-      </w:r>
-      <w:proofErr w:type="spellStart"/>
-      <w:r>
-        <w:rPr>
-          <w:rStyle w:val="Strong"/>
-          <w:rFonts w:ascii="Arial" w:hAnsi="Arial" w:cs="Arial"/>
-          <w:sz w:val="18"/>
-        </w:rPr>
-        <w:t>Redis</w:t>
-      </w:r>
-      <w:proofErr w:type="spellEnd"/>
-      <w:r>
-        <w:rPr>
-          <w:rStyle w:val="Strong"/>
-          <w:rFonts w:ascii="Arial" w:hAnsi="Arial" w:cs="Arial"/>
-          <w:sz w:val="18"/>
-        </w:rPr>
-        <w:t>/</w:t>
-      </w:r>
-      <w:proofErr w:type="spellStart"/>
-      <w:r>
-        <w:rPr>
-          <w:rStyle w:val="Strong"/>
-          <w:rFonts w:ascii="Arial" w:hAnsi="Arial" w:cs="Arial"/>
-          <w:sz w:val="18"/>
-        </w:rPr>
-        <w:t>ElastiCache</w:t>
-      </w:r>
-      <w:proofErr w:type="spellEnd"/>
-      <w:r>
-        <w:rPr>
-          <w:rFonts w:ascii="Arial" w:hAnsi="Arial" w:cs="Arial"/>
-          <w:sz w:val="18"/>
-        </w:rPr>
-        <w:t xml:space="preserve"> caching tiers.</w:t>
+          <w:szCs w:val="18"/>
+        </w:rPr>
+      </w:pPr>
+      <w:r>
+        <w:rPr>
+          <w:rFonts w:ascii="Arial" w:hAnsi="Arial" w:cs="Arial"/>
+          <w:sz w:val="18"/>
+          <w:szCs w:val="18"/>
+        </w:rPr>
+        <w:t>Implemented route-level performance budgets, cutting long tasks by refactoring heavy tables into virtual scrolling and push-based change detection.</w:t>
       </w:r>
     </w:p>
     <w:p>
@@ -978,159 +944,41 @@
         <w:pStyle w:val="NormalWeb"/>
         <w:numPr>
           <w:ilvl w:val="0"/>
-          <w:numId w:val="25"/>
+          <w:numId w:val="39"/>
         </w:numPr>
         <w:jc w:val="both"/>
         <w:rPr>
           <w:rFonts w:ascii="Arial" w:hAnsi="Arial" w:cs="Arial"/>
           <w:sz w:val="18"/>
-        </w:rPr>
-      </w:pPr>
-      <w:r>
-        <w:rPr>
-          <w:rFonts w:ascii="Arial" w:hAnsi="Arial" w:cs="Arial"/>
-          <w:sz w:val="18"/>
-        </w:rPr>
-        <w:t xml:space="preserve">Shipped workloads on AWS using </w:t>
-      </w:r>
+          <w:szCs w:val="18"/>
+        </w:rPr>
+      </w:pPr>
+      <w:r>
+        <w:rPr>
+          <w:rFonts w:ascii="Arial" w:hAnsi="Arial" w:cs="Arial"/>
+          <w:sz w:val="18"/>
+          <w:szCs w:val="18"/>
+        </w:rPr>
+        <w:t xml:space="preserve">Introduced typed API clients via </w:t>
+      </w:r>
+      <w:proofErr w:type="spellStart"/>
       <w:r>
         <w:rPr>
           <w:rStyle w:val="Strong"/>
           <w:rFonts w:ascii="Arial" w:hAnsi="Arial" w:cs="Arial"/>
           <w:sz w:val="18"/>
-        </w:rPr>
-        <w:t>EKS</w:t>
-      </w:r>
-      <w:r>
-        <w:rPr>
-          <w:rFonts w:ascii="Arial" w:hAnsi="Arial" w:cs="Arial"/>
-          <w:sz w:val="18"/>
-        </w:rPr>
-        <w:t xml:space="preserve">, </w:t>
-      </w:r>
-      <w:r>
-        <w:rPr>
-          <w:rStyle w:val="Strong"/>
-          <w:rFonts w:ascii="Arial" w:hAnsi="Arial" w:cs="Arial"/>
-          <w:sz w:val="18"/>
-        </w:rPr>
-        <w:t>ECS</w:t>
-      </w:r>
-      <w:r>
-        <w:rPr>
-          <w:rFonts w:ascii="Arial" w:hAnsi="Arial" w:cs="Arial"/>
-          <w:sz w:val="18"/>
-        </w:rPr>
-        <w:t xml:space="preserve">, </w:t>
-      </w:r>
-      <w:r>
-        <w:rPr>
-          <w:rStyle w:val="Strong"/>
-          <w:rFonts w:ascii="Arial" w:hAnsi="Arial" w:cs="Arial"/>
-          <w:sz w:val="18"/>
-        </w:rPr>
-        <w:t>EC2</w:t>
-      </w:r>
-      <w:r>
-        <w:rPr>
-          <w:rFonts w:ascii="Arial" w:hAnsi="Arial" w:cs="Arial"/>
-          <w:sz w:val="18"/>
-        </w:rPr>
-        <w:t xml:space="preserve">, </w:t>
-      </w:r>
-      <w:r>
-        <w:rPr>
-          <w:rStyle w:val="Strong"/>
-          <w:rFonts w:ascii="Arial" w:hAnsi="Arial" w:cs="Arial"/>
-          <w:sz w:val="18"/>
-        </w:rPr>
-        <w:t>Lambda</w:t>
-      </w:r>
-      <w:r>
-        <w:rPr>
-          <w:rFonts w:ascii="Arial" w:hAnsi="Arial" w:cs="Arial"/>
-          <w:sz w:val="18"/>
-        </w:rPr>
-        <w:t xml:space="preserve">, </w:t>
-      </w:r>
-      <w:r>
-        <w:rPr>
-          <w:rStyle w:val="Strong"/>
-          <w:rFonts w:ascii="Arial" w:hAnsi="Arial" w:cs="Arial"/>
-          <w:sz w:val="18"/>
-        </w:rPr>
-        <w:t>API Gateway</w:t>
-      </w:r>
-      <w:r>
-        <w:rPr>
-          <w:rFonts w:ascii="Arial" w:hAnsi="Arial" w:cs="Arial"/>
-          <w:sz w:val="18"/>
-        </w:rPr>
-        <w:t xml:space="preserve">, </w:t>
-      </w:r>
-      <w:r>
-        <w:rPr>
-          <w:rStyle w:val="Strong"/>
-          <w:rFonts w:ascii="Arial" w:hAnsi="Arial" w:cs="Arial"/>
-          <w:sz w:val="18"/>
-        </w:rPr>
-        <w:t>RDS</w:t>
-      </w:r>
-      <w:r>
-        <w:rPr>
-          <w:rFonts w:ascii="Arial" w:hAnsi="Arial" w:cs="Arial"/>
-          <w:sz w:val="18"/>
-        </w:rPr>
-        <w:t xml:space="preserve">, </w:t>
-      </w:r>
-      <w:proofErr w:type="spellStart"/>
-      <w:r>
-        <w:rPr>
-          <w:rStyle w:val="Strong"/>
-          <w:rFonts w:ascii="Arial" w:hAnsi="Arial" w:cs="Arial"/>
-          <w:sz w:val="18"/>
-        </w:rPr>
-        <w:t>DynamoDB</w:t>
+          <w:szCs w:val="18"/>
+        </w:rPr>
+        <w:t>OpenAPI</w:t>
       </w:r>
       <w:proofErr w:type="spellEnd"/>
       <w:r>
         <w:rPr>
           <w:rFonts w:ascii="Arial" w:hAnsi="Arial" w:cs="Arial"/>
           <w:sz w:val="18"/>
-        </w:rPr>
-        <w:t xml:space="preserve">, </w:t>
-      </w:r>
-      <w:proofErr w:type="spellStart"/>
-      <w:r>
-        <w:rPr>
-          <w:rStyle w:val="Strong"/>
-          <w:rFonts w:ascii="Arial" w:hAnsi="Arial" w:cs="Arial"/>
-          <w:sz w:val="18"/>
-        </w:rPr>
-        <w:t>EventBridge</w:t>
-      </w:r>
-      <w:proofErr w:type="spellEnd"/>
-      <w:r>
-        <w:rPr>
-          <w:rFonts w:ascii="Arial" w:hAnsi="Arial" w:cs="Arial"/>
-          <w:sz w:val="18"/>
-        </w:rPr>
-        <w:t xml:space="preserve">, and </w:t>
-      </w:r>
-      <w:r>
-        <w:rPr>
-          <w:rStyle w:val="Strong"/>
-          <w:rFonts w:ascii="Arial" w:hAnsi="Arial" w:cs="Arial"/>
-          <w:sz w:val="18"/>
-        </w:rPr>
-        <w:t>Step Functions</w:t>
-      </w:r>
-      <w:r>
-        <w:rPr>
-          <w:rFonts w:ascii="Arial" w:hAnsi="Arial" w:cs="Arial"/>
-          <w:sz w:val="18"/>
-        </w:rPr>
-        <w:t xml:space="preserve"> aligned to reliability goals.</w:t>
+          <w:szCs w:val="18"/>
+        </w:rPr>
+        <w:t xml:space="preserve"> generation, eliminating hand-rolled DTO drift and reducing runtime parsing failures in edge responses.</w:t>
       </w:r>
     </w:p>
     <w:p>
@@ -1138,52 +986,57 @@
         <w:pStyle w:val="NormalWeb"/>
         <w:numPr>
           <w:ilvl w:val="0"/>
-          <w:numId w:val="25"/>
+          <w:numId w:val="39"/>
         </w:numPr>
         <w:jc w:val="both"/>
         <w:rPr>
           <w:rFonts w:ascii="Arial" w:hAnsi="Arial" w:cs="Arial"/>
           <w:sz w:val="18"/>
-        </w:rPr>
-      </w:pPr>
-      <w:r>
-        <w:rPr>
-          <w:rFonts w:ascii="Arial" w:hAnsi="Arial" w:cs="Arial"/>
-          <w:sz w:val="18"/>
-        </w:rPr>
-        <w:t xml:space="preserve">Implemented secure file and media delivery using </w:t>
+          <w:szCs w:val="18"/>
+        </w:rPr>
+      </w:pPr>
+      <w:r>
+        <w:rPr>
+          <w:rFonts w:ascii="Arial" w:hAnsi="Arial" w:cs="Arial"/>
+          <w:sz w:val="18"/>
+          <w:szCs w:val="18"/>
+        </w:rPr>
+        <w:t xml:space="preserve">Built robust </w:t>
+      </w:r>
+      <w:proofErr w:type="spellStart"/>
+      <w:r>
+        <w:rPr>
+          <w:rFonts w:ascii="Arial" w:hAnsi="Arial" w:cs="Arial"/>
+          <w:sz w:val="18"/>
+          <w:szCs w:val="18"/>
+        </w:rPr>
+        <w:t>auth</w:t>
+      </w:r>
+      <w:proofErr w:type="spellEnd"/>
+      <w:r>
+        <w:rPr>
+          <w:rFonts w:ascii="Arial" w:hAnsi="Arial" w:cs="Arial"/>
+          <w:sz w:val="18"/>
+          <w:szCs w:val="18"/>
+        </w:rPr>
+        <w:t xml:space="preserve">-aware UI flows integrating </w:t>
       </w:r>
       <w:r>
         <w:rPr>
           <w:rStyle w:val="Strong"/>
           <w:rFonts w:ascii="Arial" w:hAnsi="Arial" w:cs="Arial"/>
           <w:sz w:val="18"/>
-        </w:rPr>
-        <w:t>S3</w:t>
-      </w:r>
-      <w:r>
-        <w:rPr>
-          <w:rFonts w:ascii="Arial" w:hAnsi="Arial" w:cs="Arial"/>
-          <w:sz w:val="18"/>
-        </w:rPr>
-        <w:t xml:space="preserve"> and </w:t>
-      </w:r>
-      <w:proofErr w:type="spellStart"/>
-      <w:r>
-        <w:rPr>
-          <w:rStyle w:val="Strong"/>
-          <w:rFonts w:ascii="Arial" w:hAnsi="Arial" w:cs="Arial"/>
-          <w:sz w:val="18"/>
-        </w:rPr>
-        <w:t>CloudFront</w:t>
-      </w:r>
-      <w:proofErr w:type="spellEnd"/>
-      <w:r>
-        <w:rPr>
-          <w:rFonts w:ascii="Arial" w:hAnsi="Arial" w:cs="Arial"/>
-          <w:sz w:val="18"/>
-        </w:rPr>
-        <w:t xml:space="preserve"> with signed URLs, lifecycle policies, and controlled caching behavior.</w:t>
+          <w:szCs w:val="18"/>
+        </w:rPr>
+        <w:t>OIDC/JWT</w:t>
+      </w:r>
+      <w:r>
+        <w:rPr>
+          <w:rFonts w:ascii="Arial" w:hAnsi="Arial" w:cs="Arial"/>
+          <w:sz w:val="18"/>
+          <w:szCs w:val="18"/>
+        </w:rPr>
+        <w:t xml:space="preserve"> sessions, silent refresh, and role-guarded routing to stop unauthorized action flicker.</w:t>
       </w:r>
     </w:p>
     <w:p>
@@ -1191,45 +1044,40 @@
         <w:pStyle w:val="NormalWeb"/>
         <w:numPr>
           <w:ilvl w:val="0"/>
-          <w:numId w:val="25"/>
+          <w:numId w:val="39"/>
         </w:numPr>
         <w:jc w:val="both"/>
         <w:rPr>
           <w:rFonts w:ascii="Arial" w:hAnsi="Arial" w:cs="Arial"/>
           <w:sz w:val="18"/>
-        </w:rPr>
-      </w:pPr>
-      <w:r>
-        <w:rPr>
-          <w:rFonts w:ascii="Arial" w:hAnsi="Arial" w:cs="Arial"/>
-          <w:sz w:val="18"/>
-        </w:rPr>
-        <w:t xml:space="preserve">Implemented cross-service search indexing into </w:t>
+          <w:szCs w:val="18"/>
+        </w:rPr>
+      </w:pPr>
+      <w:r>
+        <w:rPr>
+          <w:rFonts w:ascii="Arial" w:hAnsi="Arial" w:cs="Arial"/>
+          <w:sz w:val="18"/>
+          <w:szCs w:val="18"/>
+        </w:rPr>
+        <w:t xml:space="preserve">Diagnosed a severe “blank screen” incident caused by chunk-load failures, adding </w:t>
       </w:r>
       <w:proofErr w:type="spellStart"/>
       <w:r>
         <w:rPr>
-          <w:rStyle w:val="Strong"/>
-          <w:rFonts w:ascii="Arial" w:hAnsi="Arial" w:cs="Arial"/>
-          <w:sz w:val="18"/>
-        </w:rPr>
-        <w:t>Elasticsearch</w:t>
+          <w:rFonts w:ascii="Arial" w:hAnsi="Arial" w:cs="Arial"/>
+          <w:sz w:val="18"/>
+          <w:szCs w:val="18"/>
+        </w:rPr>
+        <w:t>retryable</w:t>
       </w:r>
       <w:proofErr w:type="spellEnd"/>
       <w:r>
         <w:rPr>
-          <w:rStyle w:val="Strong"/>
-          <w:rFonts w:ascii="Arial" w:hAnsi="Arial" w:cs="Arial"/>
-          <w:sz w:val="18"/>
-        </w:rPr>
-        <w:t>/OpenSearch</w:t>
-      </w:r>
-      <w:r>
-        <w:rPr>
-          <w:rFonts w:ascii="Arial" w:hAnsi="Arial" w:cs="Arial"/>
-          <w:sz w:val="18"/>
-        </w:rPr>
-        <w:t>, improving investigative workflows and operational troubleshooting speed.</w:t>
+          <w:rFonts w:ascii="Arial" w:hAnsi="Arial" w:cs="Arial"/>
+          <w:sz w:val="18"/>
+          <w:szCs w:val="18"/>
+        </w:rPr>
+        <w:t xml:space="preserve"> lazy routes and safer cache headers coordination.</w:t>
       </w:r>
     </w:p>
     <w:p>
@@ -1237,52 +1085,40 @@
         <w:pStyle w:val="NormalWeb"/>
         <w:numPr>
           <w:ilvl w:val="0"/>
-          <w:numId w:val="25"/>
+          <w:numId w:val="39"/>
         </w:numPr>
         <w:jc w:val="both"/>
         <w:rPr>
           <w:rFonts w:ascii="Arial" w:hAnsi="Arial" w:cs="Arial"/>
           <w:sz w:val="18"/>
-        </w:rPr>
-      </w:pPr>
-      <w:r>
-        <w:rPr>
-          <w:rFonts w:ascii="Arial" w:hAnsi="Arial" w:cs="Arial"/>
-          <w:sz w:val="18"/>
-        </w:rPr>
-        <w:t xml:space="preserve">Published structured events into analytics pipelines using </w:t>
-      </w:r>
-      <w:r>
-        <w:rPr>
-          <w:rStyle w:val="Strong"/>
-          <w:rFonts w:ascii="Arial" w:hAnsi="Arial" w:cs="Arial"/>
-          <w:sz w:val="18"/>
-        </w:rPr>
-        <w:t>Redshift</w:t>
-      </w:r>
-      <w:r>
-        <w:rPr>
-          <w:rFonts w:ascii="Arial" w:hAnsi="Arial" w:cs="Arial"/>
-          <w:sz w:val="18"/>
-        </w:rPr>
-        <w:t xml:space="preserve"> and </w:t>
+          <w:szCs w:val="18"/>
+        </w:rPr>
+      </w:pPr>
+      <w:r>
+        <w:rPr>
+          <w:rFonts w:ascii="Arial" w:hAnsi="Arial" w:cs="Arial"/>
+          <w:sz w:val="18"/>
+          <w:szCs w:val="18"/>
+        </w:rPr>
+        <w:t xml:space="preserve">Shipped a new “bulk operations” feature using background job polling with exponential </w:t>
       </w:r>
       <w:proofErr w:type="spellStart"/>
       <w:r>
         <w:rPr>
-          <w:rStyle w:val="Strong"/>
-          <w:rFonts w:ascii="Arial" w:hAnsi="Arial" w:cs="Arial"/>
-          <w:sz w:val="18"/>
-        </w:rPr>
-        <w:t>BigQuery</w:t>
+          <w:rFonts w:ascii="Arial" w:hAnsi="Arial" w:cs="Arial"/>
+          <w:sz w:val="18"/>
+          <w:szCs w:val="18"/>
+        </w:rPr>
+        <w:t>backoff</w:t>
       </w:r>
       <w:proofErr w:type="spellEnd"/>
       <w:r>
         <w:rPr>
           <w:rFonts w:ascii="Arial" w:hAnsi="Arial" w:cs="Arial"/>
           <w:sz w:val="18"/>
-        </w:rPr>
-        <w:t xml:space="preserve"> to support reporting and product intelligence.</w:t>
+          <w:szCs w:val="18"/>
+        </w:rPr>
+        <w:t>, optimistic UI, and server correlation IDs for triage.</w:t>
       </w:r>
     </w:p>
     <w:p>
@@ -1290,147 +1126,40 @@
         <w:pStyle w:val="NormalWeb"/>
         <w:numPr>
           <w:ilvl w:val="0"/>
-          <w:numId w:val="25"/>
+          <w:numId w:val="39"/>
         </w:numPr>
         <w:jc w:val="both"/>
         <w:rPr>
           <w:rFonts w:ascii="Arial" w:hAnsi="Arial" w:cs="Arial"/>
           <w:sz w:val="18"/>
-        </w:rPr>
-      </w:pPr>
-      <w:r>
-        <w:rPr>
-          <w:rFonts w:ascii="Arial" w:hAnsi="Arial" w:cs="Arial"/>
-          <w:sz w:val="18"/>
-        </w:rPr>
-        <w:t xml:space="preserve">Hardened identity and access using </w:t>
-      </w:r>
-      <w:r>
-        <w:rPr>
-          <w:rStyle w:val="Strong"/>
-          <w:rFonts w:ascii="Arial" w:hAnsi="Arial" w:cs="Arial"/>
-          <w:sz w:val="18"/>
-        </w:rPr>
-        <w:t>OAuth2</w:t>
-      </w:r>
-      <w:r>
-        <w:rPr>
-          <w:rFonts w:ascii="Arial" w:hAnsi="Arial" w:cs="Arial"/>
-          <w:sz w:val="18"/>
-        </w:rPr>
-        <w:t xml:space="preserve">, </w:t>
+          <w:szCs w:val="18"/>
+        </w:rPr>
+      </w:pPr>
+      <w:r>
+        <w:rPr>
+          <w:rFonts w:ascii="Arial" w:hAnsi="Arial" w:cs="Arial"/>
+          <w:sz w:val="18"/>
+          <w:szCs w:val="18"/>
+        </w:rPr>
+        <w:t xml:space="preserve">Hardened file upload and preview UX with </w:t>
       </w:r>
       <w:proofErr w:type="spellStart"/>
       <w:r>
         <w:rPr>
-          <w:rStyle w:val="Strong"/>
-          <w:rFonts w:ascii="Arial" w:hAnsi="Arial" w:cs="Arial"/>
-          <w:sz w:val="18"/>
-        </w:rPr>
-        <w:t>OpenID</w:t>
+          <w:rFonts w:ascii="Arial" w:hAnsi="Arial" w:cs="Arial"/>
+          <w:sz w:val="18"/>
+          <w:szCs w:val="18"/>
+        </w:rPr>
+        <w:t>resumable</w:t>
       </w:r>
       <w:proofErr w:type="spellEnd"/>
       <w:r>
         <w:rPr>
-          <w:rStyle w:val="Strong"/>
-          <w:rFonts w:ascii="Arial" w:hAnsi="Arial" w:cs="Arial"/>
-          <w:sz w:val="18"/>
-        </w:rPr>
-        <w:t xml:space="preserve"> Connect</w:t>
-      </w:r>
-      <w:r>
-        <w:rPr>
-          <w:rFonts w:ascii="Arial" w:hAnsi="Arial" w:cs="Arial"/>
-          <w:sz w:val="18"/>
-        </w:rPr>
-        <w:t xml:space="preserve">, </w:t>
-      </w:r>
-      <w:r>
-        <w:rPr>
-          <w:rStyle w:val="Strong"/>
-          <w:rFonts w:ascii="Arial" w:hAnsi="Arial" w:cs="Arial"/>
-          <w:sz w:val="18"/>
-        </w:rPr>
-        <w:t>JWT</w:t>
-      </w:r>
-      <w:r>
-        <w:rPr>
-          <w:rFonts w:ascii="Arial" w:hAnsi="Arial" w:cs="Arial"/>
-          <w:sz w:val="18"/>
-        </w:rPr>
-        <w:t xml:space="preserve">, </w:t>
-      </w:r>
-      <w:proofErr w:type="spellStart"/>
-      <w:r>
-        <w:rPr>
-          <w:rStyle w:val="Strong"/>
-          <w:rFonts w:ascii="Arial" w:hAnsi="Arial" w:cs="Arial"/>
-          <w:sz w:val="18"/>
-        </w:rPr>
-        <w:t>Okta</w:t>
-      </w:r>
-      <w:proofErr w:type="spellEnd"/>
-      <w:r>
-        <w:rPr>
-          <w:rFonts w:ascii="Arial" w:hAnsi="Arial" w:cs="Arial"/>
-          <w:sz w:val="18"/>
-        </w:rPr>
-        <w:t xml:space="preserve">, </w:t>
-      </w:r>
-      <w:r>
-        <w:rPr>
-          <w:rStyle w:val="Strong"/>
-          <w:rFonts w:ascii="Arial" w:hAnsi="Arial" w:cs="Arial"/>
-          <w:sz w:val="18"/>
-        </w:rPr>
-        <w:t>Auth0</w:t>
-      </w:r>
-      <w:r>
-        <w:rPr>
-          <w:rFonts w:ascii="Arial" w:hAnsi="Arial" w:cs="Arial"/>
-          <w:sz w:val="18"/>
-        </w:rPr>
-        <w:t xml:space="preserve">, </w:t>
-      </w:r>
-      <w:r>
-        <w:rPr>
-          <w:rStyle w:val="Strong"/>
-          <w:rFonts w:ascii="Arial" w:hAnsi="Arial" w:cs="Arial"/>
-          <w:sz w:val="18"/>
-        </w:rPr>
-        <w:t xml:space="preserve">AWS </w:t>
-      </w:r>
-      <w:proofErr w:type="spellStart"/>
-      <w:r>
-        <w:rPr>
-          <w:rStyle w:val="Strong"/>
-          <w:rFonts w:ascii="Arial" w:hAnsi="Arial" w:cs="Arial"/>
-          <w:sz w:val="18"/>
-        </w:rPr>
-        <w:t>Cognito</w:t>
-      </w:r>
-      <w:proofErr w:type="spellEnd"/>
-      <w:r>
-        <w:rPr>
-          <w:rFonts w:ascii="Arial" w:hAnsi="Arial" w:cs="Arial"/>
-          <w:sz w:val="18"/>
-        </w:rPr>
-        <w:t xml:space="preserve">, plus fine-grained </w:t>
-      </w:r>
-      <w:r>
-        <w:rPr>
-          <w:rStyle w:val="Strong"/>
-          <w:rFonts w:ascii="Arial" w:hAnsi="Arial" w:cs="Arial"/>
-          <w:sz w:val="18"/>
-        </w:rPr>
-        <w:t>RBAC/ABAC</w:t>
-      </w:r>
-      <w:r>
-        <w:rPr>
-          <w:rFonts w:ascii="Arial" w:hAnsi="Arial" w:cs="Arial"/>
-          <w:sz w:val="18"/>
-        </w:rPr>
-        <w:t xml:space="preserve"> enforcement.</w:t>
+          <w:rFonts w:ascii="Arial" w:hAnsi="Arial" w:cs="Arial"/>
+          <w:sz w:val="18"/>
+          <w:szCs w:val="18"/>
+        </w:rPr>
+        <w:t xml:space="preserve"> retries, size validation, and progress telemetry tied to backend request IDs.</w:t>
       </w:r>
     </w:p>
     <w:p>
@@ -1438,54 +1167,57 @@
         <w:pStyle w:val="NormalWeb"/>
         <w:numPr>
           <w:ilvl w:val="0"/>
-          <w:numId w:val="25"/>
+          <w:numId w:val="39"/>
         </w:numPr>
         <w:jc w:val="both"/>
         <w:rPr>
           <w:rFonts w:ascii="Arial" w:hAnsi="Arial" w:cs="Arial"/>
           <w:sz w:val="18"/>
-        </w:rPr>
-      </w:pPr>
-      <w:r>
-        <w:rPr>
-          <w:rFonts w:ascii="Arial" w:hAnsi="Arial" w:cs="Arial"/>
-          <w:sz w:val="18"/>
-        </w:rPr>
-        <w:t xml:space="preserve">Added distributed tracing and service metrics using </w:t>
+          <w:szCs w:val="18"/>
+        </w:rPr>
+      </w:pPr>
+      <w:r>
+        <w:rPr>
+          <w:rFonts w:ascii="Arial" w:hAnsi="Arial" w:cs="Arial"/>
+          <w:sz w:val="18"/>
+          <w:szCs w:val="18"/>
+        </w:rPr>
+        <w:t xml:space="preserve">Standardized front-end </w:t>
       </w:r>
       <w:proofErr w:type="spellStart"/>
       <w:r>
         <w:rPr>
+          <w:rFonts w:ascii="Arial" w:hAnsi="Arial" w:cs="Arial"/>
+          <w:sz w:val="18"/>
+          <w:szCs w:val="18"/>
+        </w:rPr>
+        <w:t>observability</w:t>
+      </w:r>
+      <w:proofErr w:type="spellEnd"/>
+      <w:r>
+        <w:rPr>
+          <w:rFonts w:ascii="Arial" w:hAnsi="Arial" w:cs="Arial"/>
+          <w:sz w:val="18"/>
+          <w:szCs w:val="18"/>
+        </w:rPr>
+        <w:t xml:space="preserve"> with </w:t>
+      </w:r>
+      <w:r>
+        <w:rPr>
           <w:rStyle w:val="Strong"/>
           <w:rFonts w:ascii="Arial" w:hAnsi="Arial" w:cs="Arial"/>
           <w:sz w:val="18"/>
-        </w:rPr>
-        <w:t>OpenTelemetry</w:t>
-      </w:r>
-      <w:proofErr w:type="spellEnd"/>
-      <w:r>
-        <w:rPr>
-          <w:rFonts w:ascii="Arial" w:hAnsi="Arial" w:cs="Arial"/>
-          <w:sz w:val="18"/>
-        </w:rPr>
-        <w:t xml:space="preserve">, exporting telemetry into </w:t>
-      </w:r>
-      <w:proofErr w:type="spellStart"/>
-      <w:r>
-        <w:rPr>
-          <w:rStyle w:val="Strong"/>
-          <w:rFonts w:ascii="Arial" w:hAnsi="Arial" w:cs="Arial"/>
-          <w:sz w:val="18"/>
-        </w:rPr>
-        <w:t>Datadog</w:t>
-      </w:r>
-      <w:proofErr w:type="spellEnd"/>
-      <w:r>
-        <w:rPr>
-          <w:rFonts w:ascii="Arial" w:hAnsi="Arial" w:cs="Arial"/>
-          <w:sz w:val="18"/>
-        </w:rPr>
-        <w:t xml:space="preserve"> with dashboards and alerting tuned to SLO signals.</w:t>
+          <w:szCs w:val="18"/>
+        </w:rPr>
+        <w:t>Sentry</w:t>
+      </w:r>
+      <w:r>
+        <w:rPr>
+          <w:rFonts w:ascii="Arial" w:hAnsi="Arial" w:cs="Arial"/>
+          <w:sz w:val="18"/>
+          <w:szCs w:val="18"/>
+        </w:rPr>
+        <w:t xml:space="preserve"> and web-vitals style metrics, correlating client errors to backend logs during incidents.</w:t>
       </w:r>
     </w:p>
     <w:p>
@@ -1493,52 +1225,68 @@
         <w:pStyle w:val="NormalWeb"/>
         <w:numPr>
           <w:ilvl w:val="0"/>
-          <w:numId w:val="25"/>
+          <w:numId w:val="39"/>
         </w:numPr>
         <w:jc w:val="both"/>
         <w:rPr>
           <w:rFonts w:ascii="Arial" w:hAnsi="Arial" w:cs="Arial"/>
           <w:sz w:val="18"/>
-        </w:rPr>
-      </w:pPr>
-      <w:r>
-        <w:rPr>
-          <w:rFonts w:ascii="Arial" w:hAnsi="Arial" w:cs="Arial"/>
-          <w:sz w:val="18"/>
-        </w:rPr>
-        <w:t xml:space="preserve">Standardized structured logging and incident triage using </w:t>
+          <w:szCs w:val="18"/>
+        </w:rPr>
+      </w:pPr>
+      <w:r>
+        <w:rPr>
+          <w:rFonts w:ascii="Arial" w:hAnsi="Arial" w:cs="Arial"/>
+          <w:sz w:val="18"/>
+          <w:szCs w:val="18"/>
+        </w:rPr>
+        <w:t xml:space="preserve">Built a </w:t>
       </w:r>
       <w:proofErr w:type="spellStart"/>
       <w:r>
         <w:rPr>
+          <w:rFonts w:ascii="Arial" w:hAnsi="Arial" w:cs="Arial"/>
+          <w:sz w:val="18"/>
+          <w:szCs w:val="18"/>
+        </w:rPr>
+        <w:t>monorepo</w:t>
+      </w:r>
+      <w:proofErr w:type="spellEnd"/>
+      <w:r>
+        <w:rPr>
+          <w:rFonts w:ascii="Arial" w:hAnsi="Arial" w:cs="Arial"/>
+          <w:sz w:val="18"/>
+          <w:szCs w:val="18"/>
+        </w:rPr>
+        <w:t xml:space="preserve"> workflow with </w:t>
+      </w:r>
+      <w:proofErr w:type="spellStart"/>
+      <w:r>
+        <w:rPr>
           <w:rStyle w:val="Strong"/>
           <w:rFonts w:ascii="Arial" w:hAnsi="Arial" w:cs="Arial"/>
           <w:sz w:val="18"/>
-        </w:rPr>
-        <w:t>CloudWatch</w:t>
+          <w:szCs w:val="18"/>
+        </w:rPr>
+        <w:t>Nx</w:t>
       </w:r>
       <w:proofErr w:type="spellEnd"/>
       <w:r>
         <w:rPr>
-          <w:rFonts w:ascii="Arial" w:hAnsi="Arial" w:cs="Arial"/>
-          <w:sz w:val="18"/>
-        </w:rPr>
-        <w:t xml:space="preserve"> and </w:t>
-      </w:r>
-      <w:r>
-        <w:rPr>
           <w:rStyle w:val="Strong"/>
           <w:rFonts w:ascii="Arial" w:hAnsi="Arial" w:cs="Arial"/>
           <w:sz w:val="18"/>
-        </w:rPr>
-        <w:t>ELK/EFK</w:t>
-      </w:r>
-      <w:r>
-        <w:rPr>
-          <w:rFonts w:ascii="Arial" w:hAnsi="Arial" w:cs="Arial"/>
-          <w:sz w:val="18"/>
-        </w:rPr>
-        <w:t>, improving root-cause analysis through consistent correlation.</w:t>
+          <w:szCs w:val="18"/>
+        </w:rPr>
+        <w:t xml:space="preserve"> (13–17)</w:t>
+      </w:r>
+      <w:r>
+        <w:rPr>
+          <w:rFonts w:ascii="Arial" w:hAnsi="Arial" w:cs="Arial"/>
+          <w:sz w:val="18"/>
+          <w:szCs w:val="18"/>
+        </w:rPr>
+        <w:t>, speeding CI by caching builds and enabling shared libs without copy-paste component sprawl.</w:t>
       </w:r>
     </w:p>
     <w:p>
@@ -1546,274 +1294,72 @@
         <w:pStyle w:val="NormalWeb"/>
         <w:numPr>
           <w:ilvl w:val="0"/>
-          <w:numId w:val="25"/>
+          <w:numId w:val="39"/>
         </w:numPr>
         <w:jc w:val="both"/>
         <w:rPr>
-          <w:rFonts w:ascii="Arial" w:hAnsi="Arial" w:cs="Arial"/>
-          <w:sz w:val="18"/>
-        </w:rPr>
-      </w:pPr>
-      <w:r>
-        <w:rPr>
-          <w:rFonts w:ascii="Arial" w:hAnsi="Arial" w:cs="Arial"/>
-          <w:sz w:val="18"/>
-        </w:rPr>
-        <w:t xml:space="preserve">Established delivery automation with </w:t>
-      </w:r>
-      <w:proofErr w:type="spellStart"/>
+          <w:sz w:val="18"/>
+          <w:szCs w:val="18"/>
+        </w:rPr>
+      </w:pPr>
+      <w:r>
+        <w:rPr>
+          <w:rFonts w:ascii="Arial" w:hAnsi="Arial" w:cs="Arial"/>
+          <w:sz w:val="18"/>
+          <w:szCs w:val="18"/>
+        </w:rPr>
+        <w:t xml:space="preserve">Improved release safety by expanding </w:t>
+      </w:r>
       <w:r>
         <w:rPr>
           <w:rStyle w:val="Strong"/>
           <w:rFonts w:ascii="Arial" w:hAnsi="Arial" w:cs="Arial"/>
           <w:sz w:val="18"/>
-        </w:rPr>
-        <w:t>Docker</w:t>
-      </w:r>
-      <w:proofErr w:type="spellEnd"/>
-      <w:r>
-        <w:rPr>
-          <w:rFonts w:ascii="Arial" w:hAnsi="Arial" w:cs="Arial"/>
-          <w:sz w:val="18"/>
+          <w:szCs w:val="18"/>
+        </w:rPr>
+        <w:t>Jest (27–29)</w:t>
+      </w:r>
+      <w:r>
+        <w:rPr>
+          <w:rFonts w:ascii="Arial" w:hAnsi="Arial" w:cs="Arial"/>
+          <w:sz w:val="18"/>
+          <w:szCs w:val="18"/>
         </w:rPr>
         <w:t xml:space="preserve">, </w:t>
       </w:r>
-      <w:proofErr w:type="spellStart"/>
       <w:r>
         <w:rPr>
           <w:rStyle w:val="Strong"/>
           <w:rFonts w:ascii="Arial" w:hAnsi="Arial" w:cs="Arial"/>
           <w:sz w:val="18"/>
-        </w:rPr>
-        <w:t>Kubernetes</w:t>
-      </w:r>
-      <w:proofErr w:type="spellEnd"/>
-      <w:r>
-        <w:rPr>
-          <w:rFonts w:ascii="Arial" w:hAnsi="Arial" w:cs="Arial"/>
-          <w:sz w:val="18"/>
-        </w:rPr>
-        <w:t xml:space="preserve">, </w:t>
+          <w:szCs w:val="18"/>
+        </w:rPr>
+        <w:t>Cypress (9–13)</w:t>
+      </w:r>
+      <w:r>
+        <w:rPr>
+          <w:rFonts w:ascii="Arial" w:hAnsi="Arial" w:cs="Arial"/>
+          <w:sz w:val="18"/>
+          <w:szCs w:val="18"/>
+        </w:rPr>
+        <w:t xml:space="preserve">, and </w:t>
       </w:r>
       <w:r>
         <w:rPr>
           <w:rStyle w:val="Strong"/>
           <w:rFonts w:ascii="Arial" w:hAnsi="Arial" w:cs="Arial"/>
           <w:sz w:val="18"/>
-        </w:rPr>
-        <w:t>Helm</w:t>
-      </w:r>
-      <w:r>
-        <w:rPr>
-          <w:rFonts w:ascii="Arial" w:hAnsi="Arial" w:cs="Arial"/>
-          <w:sz w:val="18"/>
-        </w:rPr>
-        <w:t xml:space="preserve">, </w:t>
-      </w:r>
-      <w:r>
-        <w:rPr>
-          <w:rStyle w:val="Strong"/>
-          <w:rFonts w:ascii="Arial" w:hAnsi="Arial" w:cs="Arial"/>
-          <w:sz w:val="18"/>
-        </w:rPr>
-        <w:t>Argo CD</w:t>
-      </w:r>
-      <w:r>
-        <w:rPr>
-          <w:rFonts w:ascii="Arial" w:hAnsi="Arial" w:cs="Arial"/>
-          <w:sz w:val="18"/>
-        </w:rPr>
-        <w:t xml:space="preserve"> (</w:t>
-      </w:r>
-      <w:proofErr w:type="spellStart"/>
-      <w:r>
-        <w:rPr>
-          <w:rStyle w:val="Strong"/>
-          <w:rFonts w:ascii="Arial" w:hAnsi="Arial" w:cs="Arial"/>
-          <w:sz w:val="18"/>
-        </w:rPr>
-        <w:t>GitOps</w:t>
-      </w:r>
-      <w:proofErr w:type="spellEnd"/>
-      <w:r>
-        <w:rPr>
-          <w:rFonts w:ascii="Arial" w:hAnsi="Arial" w:cs="Arial"/>
-          <w:sz w:val="18"/>
-        </w:rPr>
-        <w:t xml:space="preserve">), </w:t>
-      </w:r>
-      <w:proofErr w:type="spellStart"/>
-      <w:r>
-        <w:rPr>
-          <w:rFonts w:ascii="Arial" w:hAnsi="Arial" w:cs="Arial"/>
-          <w:sz w:val="18"/>
-        </w:rPr>
-        <w:t>IaC</w:t>
-      </w:r>
-      <w:proofErr w:type="spellEnd"/>
-      <w:r>
-        <w:rPr>
-          <w:rFonts w:ascii="Arial" w:hAnsi="Arial" w:cs="Arial"/>
-          <w:sz w:val="18"/>
-        </w:rPr>
-        <w:t xml:space="preserve"> via </w:t>
-      </w:r>
-      <w:proofErr w:type="spellStart"/>
-      <w:r>
-        <w:rPr>
-          <w:rStyle w:val="Strong"/>
-          <w:rFonts w:ascii="Arial" w:hAnsi="Arial" w:cs="Arial"/>
-          <w:sz w:val="18"/>
-        </w:rPr>
-        <w:t>Terraform</w:t>
-      </w:r>
-      <w:proofErr w:type="spellEnd"/>
-      <w:r>
-        <w:rPr>
-          <w:rStyle w:val="Strong"/>
-          <w:rFonts w:ascii="Arial" w:hAnsi="Arial" w:cs="Arial"/>
-          <w:sz w:val="18"/>
-        </w:rPr>
-        <w:t>/</w:t>
-      </w:r>
-      <w:proofErr w:type="spellStart"/>
-      <w:r>
-        <w:rPr>
-          <w:rStyle w:val="Strong"/>
-          <w:rFonts w:ascii="Arial" w:hAnsi="Arial" w:cs="Arial"/>
-          <w:sz w:val="18"/>
-        </w:rPr>
-        <w:t>CloudFormation</w:t>
-      </w:r>
-      <w:proofErr w:type="spellEnd"/>
-      <w:r>
-        <w:rPr>
-          <w:rFonts w:ascii="Arial" w:hAnsi="Arial" w:cs="Arial"/>
-          <w:sz w:val="18"/>
-        </w:rPr>
-        <w:t xml:space="preserve">, and CI/CD across </w:t>
-      </w:r>
-      <w:proofErr w:type="spellStart"/>
-      <w:r>
-        <w:rPr>
-          <w:rStyle w:val="Strong"/>
-          <w:rFonts w:ascii="Arial" w:hAnsi="Arial" w:cs="Arial"/>
-          <w:sz w:val="18"/>
-        </w:rPr>
-        <w:t>GitHub</w:t>
-      </w:r>
-      <w:proofErr w:type="spellEnd"/>
-      <w:r>
-        <w:rPr>
-          <w:rStyle w:val="Strong"/>
-          <w:rFonts w:ascii="Arial" w:hAnsi="Arial" w:cs="Arial"/>
-          <w:sz w:val="18"/>
-        </w:rPr>
-        <w:t xml:space="preserve"> Actions</w:t>
-      </w:r>
-      <w:r>
-        <w:rPr>
-          <w:rFonts w:ascii="Arial" w:hAnsi="Arial" w:cs="Arial"/>
-          <w:sz w:val="18"/>
-        </w:rPr>
-        <w:t xml:space="preserve">, </w:t>
-      </w:r>
-      <w:proofErr w:type="spellStart"/>
-      <w:r>
-        <w:rPr>
-          <w:rStyle w:val="Strong"/>
-          <w:rFonts w:ascii="Arial" w:hAnsi="Arial" w:cs="Arial"/>
-          <w:sz w:val="18"/>
-        </w:rPr>
-        <w:t>GitLab</w:t>
-      </w:r>
-      <w:proofErr w:type="spellEnd"/>
-      <w:r>
-        <w:rPr>
-          <w:rStyle w:val="Strong"/>
-          <w:rFonts w:ascii="Arial" w:hAnsi="Arial" w:cs="Arial"/>
-          <w:sz w:val="18"/>
-        </w:rPr>
-        <w:t xml:space="preserve"> CI</w:t>
-      </w:r>
-      <w:r>
-        <w:rPr>
-          <w:rFonts w:ascii="Arial" w:hAnsi="Arial" w:cs="Arial"/>
-          <w:sz w:val="18"/>
-        </w:rPr>
-        <w:t xml:space="preserve">, </w:t>
-      </w:r>
-      <w:r>
-        <w:rPr>
-          <w:rStyle w:val="Strong"/>
-          <w:rFonts w:ascii="Arial" w:hAnsi="Arial" w:cs="Arial"/>
-          <w:sz w:val="18"/>
-        </w:rPr>
-        <w:t>Jenkins</w:t>
-      </w:r>
-      <w:r>
-        <w:rPr>
-          <w:rFonts w:ascii="Arial" w:hAnsi="Arial" w:cs="Arial"/>
-          <w:sz w:val="18"/>
-        </w:rPr>
-        <w:t xml:space="preserve">, </w:t>
-      </w:r>
-      <w:r>
-        <w:rPr>
-          <w:rStyle w:val="Strong"/>
-          <w:rFonts w:ascii="Arial" w:hAnsi="Arial" w:cs="Arial"/>
-          <w:sz w:val="18"/>
-        </w:rPr>
-        <w:t xml:space="preserve">Azure </w:t>
-      </w:r>
-      <w:proofErr w:type="spellStart"/>
-      <w:r>
-        <w:rPr>
-          <w:rStyle w:val="Strong"/>
-          <w:rFonts w:ascii="Arial" w:hAnsi="Arial" w:cs="Arial"/>
-          <w:sz w:val="18"/>
-        </w:rPr>
-        <w:t>DevOps</w:t>
-      </w:r>
-      <w:proofErr w:type="spellEnd"/>
-      <w:r>
-        <w:rPr>
-          <w:rFonts w:ascii="Arial" w:hAnsi="Arial" w:cs="Arial"/>
-          <w:sz w:val="18"/>
-        </w:rPr>
-        <w:t xml:space="preserve">, and </w:t>
-      </w:r>
-      <w:proofErr w:type="spellStart"/>
-      <w:r>
-        <w:rPr>
-          <w:rStyle w:val="Strong"/>
-          <w:rFonts w:ascii="Arial" w:hAnsi="Arial" w:cs="Arial"/>
-          <w:sz w:val="18"/>
-        </w:rPr>
-        <w:t>CircleCI</w:t>
-      </w:r>
-      <w:proofErr w:type="spellEnd"/>
-      <w:r>
-        <w:rPr>
-          <w:rFonts w:ascii="Arial" w:hAnsi="Arial" w:cs="Arial"/>
-          <w:sz w:val="18"/>
-        </w:rPr>
-        <w:t xml:space="preserve"> with </w:t>
-      </w:r>
-      <w:r>
-        <w:rPr>
-          <w:rStyle w:val="Strong"/>
-          <w:rFonts w:ascii="Arial" w:hAnsi="Arial" w:cs="Arial"/>
-          <w:sz w:val="18"/>
-        </w:rPr>
-        <w:t>audit logging</w:t>
-      </w:r>
-      <w:r>
-        <w:rPr>
-          <w:rFonts w:ascii="Arial" w:hAnsi="Arial" w:cs="Arial"/>
-          <w:sz w:val="18"/>
-        </w:rPr>
-        <w:t xml:space="preserve"> for privileged actions.</w:t>
+          <w:szCs w:val="18"/>
+        </w:rPr>
+        <w:t>Playwright (1.20–1.40)</w:t>
+      </w:r>
+      <w:r>
+        <w:rPr>
+          <w:rFonts w:ascii="Arial" w:hAnsi="Arial" w:cs="Arial"/>
+          <w:sz w:val="18"/>
+          <w:szCs w:val="18"/>
+        </w:rPr>
+        <w:t xml:space="preserve"> gates focused on the real failure paths.</w:t>
       </w:r>
     </w:p>
     <w:p>
@@ -1869,7 +1415,7 @@
         <w:pStyle w:val="NormalWeb"/>
         <w:numPr>
           <w:ilvl w:val="0"/>
-          <w:numId w:val="27"/>
+          <w:numId w:val="40"/>
         </w:numPr>
         <w:jc w:val="both"/>
         <w:rPr>
@@ -1882,7 +1428,7 @@
           <w:rFonts w:ascii="Arial" w:hAnsi="Arial" w:cs="Arial"/>
           <w:sz w:val="18"/>
         </w:rPr>
-        <w:t xml:space="preserve">Owned a complex </w:t>
+        <w:t xml:space="preserve">Owned an </w:t>
       </w:r>
       <w:r>
         <w:rPr>
@@ -1890,30 +1436,14 @@
           <w:rFonts w:ascii="Arial" w:hAnsi="Arial" w:cs="Arial"/>
           <w:sz w:val="18"/>
         </w:rPr>
-        <w:t>Angular</w:t>
-      </w:r>
-      <w:r>
-        <w:rPr>
-          <w:rFonts w:ascii="Arial" w:hAnsi="Arial" w:cs="Arial"/>
-          <w:sz w:val="18"/>
-        </w:rPr>
-        <w:t xml:space="preserve"> SPA for operational workflows, refactoring brittle UI logic into </w:t>
-      </w:r>
-      <w:proofErr w:type="spellStart"/>
-      <w:r>
-        <w:rPr>
-          <w:rFonts w:ascii="Arial" w:hAnsi="Arial" w:cs="Arial"/>
-          <w:sz w:val="18"/>
-        </w:rPr>
-        <w:t>composable</w:t>
-      </w:r>
-      <w:proofErr w:type="spellEnd"/>
-      <w:r>
-        <w:rPr>
-          <w:rFonts w:ascii="Arial" w:hAnsi="Arial" w:cs="Arial"/>
-          <w:sz w:val="18"/>
-        </w:rPr>
-        <w:t xml:space="preserve"> components with predictable state and routing patterns.</w:t>
+        <w:t>Angular (6–9)</w:t>
+      </w:r>
+      <w:r>
+        <w:rPr>
+          <w:rFonts w:ascii="Arial" w:hAnsi="Arial" w:cs="Arial"/>
+          <w:sz w:val="18"/>
+        </w:rPr>
+        <w:t xml:space="preserve"> SPA used by support agents, refactoring complex screens into reusable components and stable routing patterns.</w:t>
       </w:r>
     </w:p>
     <w:p>
@@ -1921,7 +1451,7 @@
         <w:pStyle w:val="NormalWeb"/>
         <w:numPr>
           <w:ilvl w:val="0"/>
-          <w:numId w:val="27"/>
+          <w:numId w:val="40"/>
         </w:numPr>
         <w:jc w:val="both"/>
         <w:rPr>
@@ -1934,22 +1464,33 @@
           <w:rFonts w:ascii="Arial" w:hAnsi="Arial" w:cs="Arial"/>
           <w:sz w:val="18"/>
         </w:rPr>
-        <w:t xml:space="preserve">Built stable </w:t>
-      </w:r>
+        <w:lastRenderedPageBreak/>
+        <w:t xml:space="preserve">Fixed a critical race where parallel HTTP calls rendered stale data, introducing request cancellation with </w:t>
+      </w:r>
+      <w:proofErr w:type="spellStart"/>
       <w:r>
         <w:rPr>
           <w:rStyle w:val="Strong"/>
           <w:rFonts w:ascii="Arial" w:hAnsi="Arial" w:cs="Arial"/>
           <w:sz w:val="18"/>
         </w:rPr>
-        <w:t>Node.js (Express)</w:t>
-      </w:r>
-      <w:r>
-        <w:rPr>
-          <w:rFonts w:ascii="Arial" w:hAnsi="Arial" w:cs="Arial"/>
-          <w:sz w:val="18"/>
-        </w:rPr>
-        <w:t xml:space="preserve"> REST APIs aligned to frontend contracts, reducing duplication and minimizing client-side transformation logic.</w:t>
+        <w:t>RxJS</w:t>
+      </w:r>
+      <w:proofErr w:type="spellEnd"/>
+      <w:r>
+        <w:rPr>
+          <w:rStyle w:val="Strong"/>
+          <w:rFonts w:ascii="Arial" w:hAnsi="Arial" w:cs="Arial"/>
+          <w:sz w:val="18"/>
+        </w:rPr>
+        <w:t xml:space="preserve"> (6.x)</w:t>
+      </w:r>
+      <w:r>
+        <w:rPr>
+          <w:rFonts w:ascii="Arial" w:hAnsi="Arial" w:cs="Arial"/>
+          <w:sz w:val="18"/>
+        </w:rPr>
+        <w:t xml:space="preserve"> and deterministic reducers.</w:t>
       </w:r>
     </w:p>
     <w:p>
@@ -1957,7 +1498,7 @@
         <w:pStyle w:val="NormalWeb"/>
         <w:numPr>
           <w:ilvl w:val="0"/>
-          <w:numId w:val="27"/>
+          <w:numId w:val="40"/>
         </w:numPr>
         <w:jc w:val="both"/>
         <w:rPr>
@@ -1970,31 +1511,15 @@
           <w:rFonts w:ascii="Arial" w:hAnsi="Arial" w:cs="Arial"/>
           <w:sz w:val="18"/>
         </w:rPr>
-        <w:t xml:space="preserve">Implemented background processing for exports and reconciliation using </w:t>
-      </w:r>
-      <w:r>
-        <w:rPr>
-          <w:rStyle w:val="Strong"/>
-          <w:rFonts w:ascii="Arial" w:hAnsi="Arial" w:cs="Arial"/>
-          <w:sz w:val="18"/>
-        </w:rPr>
-        <w:t>AWS SQS/SNS</w:t>
-      </w:r>
-      <w:r>
-        <w:rPr>
-          <w:rFonts w:ascii="Arial" w:hAnsi="Arial" w:cs="Arial"/>
-          <w:sz w:val="18"/>
-        </w:rPr>
-        <w:t xml:space="preserve"> and </w:t>
+        <w:t xml:space="preserve">Reduced “API storm” incidents by adding client caching, </w:t>
       </w:r>
       <w:proofErr w:type="spellStart"/>
       <w:r>
         <w:rPr>
-          <w:rStyle w:val="Strong"/>
-          <w:rFonts w:ascii="Arial" w:hAnsi="Arial" w:cs="Arial"/>
-          <w:sz w:val="18"/>
-        </w:rPr>
-        <w:t>RabbitMQ</w:t>
+          <w:rFonts w:ascii="Arial" w:hAnsi="Arial" w:cs="Arial"/>
+          <w:sz w:val="18"/>
+        </w:rPr>
+        <w:t>debounced</w:t>
       </w:r>
       <w:proofErr w:type="spellEnd"/>
       <w:r>
@@ -2002,7 +1527,7 @@
           <w:rFonts w:ascii="Arial" w:hAnsi="Arial" w:cs="Arial"/>
           <w:sz w:val="18"/>
         </w:rPr>
-        <w:t>, separating long-running work from request paths.</w:t>
+        <w:t xml:space="preserve"> search, and pagination contracts that aligned UI fetch behavior to server limits.</w:t>
       </w:r>
     </w:p>
     <w:p>
@@ -2010,7 +1535,7 @@
         <w:pStyle w:val="NormalWeb"/>
         <w:numPr>
           <w:ilvl w:val="0"/>
-          <w:numId w:val="27"/>
+          <w:numId w:val="40"/>
         </w:numPr>
         <w:jc w:val="both"/>
         <w:rPr>
@@ -2023,31 +1548,15 @@
           <w:rFonts w:ascii="Arial" w:hAnsi="Arial" w:cs="Arial"/>
           <w:sz w:val="18"/>
         </w:rPr>
-        <w:t xml:space="preserve">Improved dashboard performance through database profiling and indexing across </w:t>
-      </w:r>
-      <w:r>
-        <w:rPr>
-          <w:rStyle w:val="Strong"/>
-          <w:rFonts w:ascii="Arial" w:hAnsi="Arial" w:cs="Arial"/>
-          <w:sz w:val="18"/>
-        </w:rPr>
-        <w:t>MySQL</w:t>
-      </w:r>
-      <w:r>
-        <w:rPr>
-          <w:rFonts w:ascii="Arial" w:hAnsi="Arial" w:cs="Arial"/>
-          <w:sz w:val="18"/>
-        </w:rPr>
-        <w:t xml:space="preserve"> and </w:t>
+        <w:t xml:space="preserve">Implemented form reliability upgrades using typed validators, </w:t>
       </w:r>
       <w:proofErr w:type="spellStart"/>
       <w:r>
         <w:rPr>
-          <w:rStyle w:val="Strong"/>
-          <w:rFonts w:ascii="Arial" w:hAnsi="Arial" w:cs="Arial"/>
-          <w:sz w:val="18"/>
-        </w:rPr>
-        <w:t>PostgreSQL</w:t>
+          <w:rFonts w:ascii="Arial" w:hAnsi="Arial" w:cs="Arial"/>
+          <w:sz w:val="18"/>
+        </w:rPr>
+        <w:t>async</w:t>
       </w:r>
       <w:proofErr w:type="spellEnd"/>
       <w:r>
@@ -2055,7 +1564,7 @@
           <w:rFonts w:ascii="Arial" w:hAnsi="Arial" w:cs="Arial"/>
           <w:sz w:val="18"/>
         </w:rPr>
-        <w:t>, reducing slow queries and timeouts.</w:t>
+        <w:t xml:space="preserve"> validation, and guarded navigation to prevent data loss during mid-flow changes.</w:t>
       </w:r>
     </w:p>
     <w:p>
@@ -2063,7 +1572,7 @@
         <w:pStyle w:val="NormalWeb"/>
         <w:numPr>
           <w:ilvl w:val="0"/>
-          <w:numId w:val="27"/>
+          <w:numId w:val="40"/>
         </w:numPr>
         <w:jc w:val="both"/>
         <w:rPr>
@@ -2076,17 +1585,15 @@
           <w:rFonts w:ascii="Arial" w:hAnsi="Arial" w:cs="Arial"/>
           <w:sz w:val="18"/>
         </w:rPr>
-        <w:lastRenderedPageBreak/>
-        <w:t xml:space="preserve">Introduced </w:t>
+        <w:t xml:space="preserve">Added a new real-time status panel using </w:t>
       </w:r>
       <w:proofErr w:type="spellStart"/>
       <w:r>
         <w:rPr>
-          <w:rStyle w:val="Strong"/>
-          <w:rFonts w:ascii="Arial" w:hAnsi="Arial" w:cs="Arial"/>
-          <w:sz w:val="18"/>
-        </w:rPr>
-        <w:t>Redis</w:t>
+          <w:rFonts w:ascii="Arial" w:hAnsi="Arial" w:cs="Arial"/>
+          <w:sz w:val="18"/>
+        </w:rPr>
+        <w:t>WebSocket</w:t>
       </w:r>
       <w:proofErr w:type="spellEnd"/>
       <w:r>
@@ -2094,7 +1601,23 @@
           <w:rFonts w:ascii="Arial" w:hAnsi="Arial" w:cs="Arial"/>
           <w:sz w:val="18"/>
         </w:rPr>
-        <w:t xml:space="preserve"> caching with explicit invalidation hooks to balance performance and correctness under burst traffic.</w:t>
+        <w:t xml:space="preserve"> event streams with reconnect logic, </w:t>
+      </w:r>
+      <w:proofErr w:type="spellStart"/>
+      <w:r>
+        <w:rPr>
+          <w:rFonts w:ascii="Arial" w:hAnsi="Arial" w:cs="Arial"/>
+          <w:sz w:val="18"/>
+        </w:rPr>
+        <w:t>backoff</w:t>
+      </w:r>
+      <w:proofErr w:type="spellEnd"/>
+      <w:r>
+        <w:rPr>
+          <w:rFonts w:ascii="Arial" w:hAnsi="Arial" w:cs="Arial"/>
+          <w:sz w:val="18"/>
+        </w:rPr>
+        <w:t>, and UI fallbacks when streams degraded.</w:t>
       </w:r>
     </w:p>
     <w:p>
@@ -2102,7 +1625,7 @@
         <w:pStyle w:val="NormalWeb"/>
         <w:numPr>
           <w:ilvl w:val="0"/>
-          <w:numId w:val="27"/>
+          <w:numId w:val="40"/>
         </w:numPr>
         <w:jc w:val="both"/>
         <w:rPr>
@@ -2115,48 +1638,23 @@
           <w:rFonts w:ascii="Arial" w:hAnsi="Arial" w:cs="Arial"/>
           <w:sz w:val="18"/>
         </w:rPr>
-        <w:t xml:space="preserve">Implemented full-text search with </w:t>
+        <w:t xml:space="preserve">Solved a production-only bug where </w:t>
       </w:r>
       <w:proofErr w:type="spellStart"/>
       <w:r>
         <w:rPr>
-          <w:rStyle w:val="Strong"/>
-          <w:rFonts w:ascii="Arial" w:hAnsi="Arial" w:cs="Arial"/>
-          <w:sz w:val="18"/>
-        </w:rPr>
-        <w:t>Elasticsearch</w:t>
+          <w:rFonts w:ascii="Arial" w:hAnsi="Arial" w:cs="Arial"/>
+          <w:sz w:val="18"/>
+        </w:rPr>
+        <w:t>timezone</w:t>
       </w:r>
       <w:proofErr w:type="spellEnd"/>
       <w:r>
         <w:rPr>
-          <w:rStyle w:val="Strong"/>
-          <w:rFonts w:ascii="Arial" w:hAnsi="Arial" w:cs="Arial"/>
-          <w:sz w:val="18"/>
-        </w:rPr>
-        <w:t>/OpenSearch</w:t>
-      </w:r>
-      <w:r>
-        <w:rPr>
-          <w:rFonts w:ascii="Arial" w:hAnsi="Arial" w:cs="Arial"/>
-          <w:sz w:val="18"/>
-        </w:rPr>
-        <w:t xml:space="preserve"> for operational datasets, including index templates and safe </w:t>
-      </w:r>
-      <w:proofErr w:type="spellStart"/>
-      <w:r>
-        <w:rPr>
-          <w:rFonts w:ascii="Arial" w:hAnsi="Arial" w:cs="Arial"/>
-          <w:sz w:val="18"/>
-        </w:rPr>
-        <w:t>reindex</w:t>
-      </w:r>
-      <w:proofErr w:type="spellEnd"/>
-      <w:r>
-        <w:rPr>
-          <w:rFonts w:ascii="Arial" w:hAnsi="Arial" w:cs="Arial"/>
-          <w:sz w:val="18"/>
-        </w:rPr>
-        <w:t xml:space="preserve"> procedures.</w:t>
+          <w:rFonts w:ascii="Arial" w:hAnsi="Arial" w:cs="Arial"/>
+          <w:sz w:val="18"/>
+        </w:rPr>
+        <w:t xml:space="preserve"> parsing broke reporting views, enforcing consistent ISO handling and test coverage for DST boundaries.</w:t>
       </w:r>
     </w:p>
     <w:p>
@@ -2164,7 +1662,7 @@
         <w:pStyle w:val="NormalWeb"/>
         <w:numPr>
           <w:ilvl w:val="0"/>
-          <w:numId w:val="27"/>
+          <w:numId w:val="40"/>
         </w:numPr>
         <w:jc w:val="both"/>
         <w:rPr>
@@ -2177,7 +1675,7 @@
           <w:rFonts w:ascii="Arial" w:hAnsi="Arial" w:cs="Arial"/>
           <w:sz w:val="18"/>
         </w:rPr>
-        <w:t xml:space="preserve">Strengthened </w:t>
+        <w:t xml:space="preserve">Upgraded build tooling and lint rules to stronger </w:t>
       </w:r>
       <w:proofErr w:type="spellStart"/>
       <w:r>
@@ -2185,7 +1683,7 @@
           <w:rFonts w:ascii="Arial" w:hAnsi="Arial" w:cs="Arial"/>
           <w:sz w:val="18"/>
         </w:rPr>
-        <w:t>observability</w:t>
+        <w:t>TypeScript</w:t>
       </w:r>
       <w:proofErr w:type="spellEnd"/>
       <w:r>
@@ -2193,47 +1691,7 @@
           <w:rFonts w:ascii="Arial" w:hAnsi="Arial" w:cs="Arial"/>
           <w:sz w:val="18"/>
         </w:rPr>
-        <w:t xml:space="preserve"> with structured logs into </w:t>
-      </w:r>
-      <w:r>
-        <w:rPr>
-          <w:rStyle w:val="Strong"/>
-          <w:rFonts w:ascii="Arial" w:hAnsi="Arial" w:cs="Arial"/>
-          <w:sz w:val="18"/>
-        </w:rPr>
-        <w:t>ELK/EFK</w:t>
-      </w:r>
-      <w:r>
-        <w:rPr>
-          <w:rFonts w:ascii="Arial" w:hAnsi="Arial" w:cs="Arial"/>
-          <w:sz w:val="18"/>
-        </w:rPr>
-        <w:t xml:space="preserve"> and metrics exported to </w:t>
-      </w:r>
-      <w:r>
-        <w:rPr>
-          <w:rStyle w:val="Strong"/>
-          <w:rFonts w:ascii="Arial" w:hAnsi="Arial" w:cs="Arial"/>
-          <w:sz w:val="18"/>
-        </w:rPr>
-        <w:t>Prometheus/</w:t>
-      </w:r>
-      <w:proofErr w:type="spellStart"/>
-      <w:r>
-        <w:rPr>
-          <w:rStyle w:val="Strong"/>
-          <w:rFonts w:ascii="Arial" w:hAnsi="Arial" w:cs="Arial"/>
-          <w:sz w:val="18"/>
-        </w:rPr>
-        <w:t>Grafana</w:t>
-      </w:r>
-      <w:proofErr w:type="spellEnd"/>
-      <w:r>
-        <w:rPr>
-          <w:rFonts w:ascii="Arial" w:hAnsi="Arial" w:cs="Arial"/>
-          <w:sz w:val="18"/>
-        </w:rPr>
-        <w:t xml:space="preserve"> for service health visibility.</w:t>
+        <w:t xml:space="preserve"> checks, catching null/undefined crashes before deploy and improving maintainability.</w:t>
       </w:r>
     </w:p>
     <w:p>
@@ -2241,7 +1699,7 @@
         <w:pStyle w:val="NormalWeb"/>
         <w:numPr>
           <w:ilvl w:val="0"/>
-          <w:numId w:val="27"/>
+          <w:numId w:val="40"/>
         </w:numPr>
         <w:jc w:val="both"/>
         <w:rPr>
@@ -2254,23 +1712,7 @@
           <w:rFonts w:ascii="Arial" w:hAnsi="Arial" w:cs="Arial"/>
           <w:sz w:val="18"/>
         </w:rPr>
-        <w:t xml:space="preserve">Implemented trace-friendly request </w:t>
-      </w:r>
-      <w:proofErr w:type="gramStart"/>
-      <w:r>
-        <w:rPr>
-          <w:rFonts w:ascii="Arial" w:hAnsi="Arial" w:cs="Arial"/>
-          <w:sz w:val="18"/>
-        </w:rPr>
-        <w:t>flows</w:t>
-      </w:r>
-      <w:proofErr w:type="gramEnd"/>
-      <w:r>
-        <w:rPr>
-          <w:rFonts w:ascii="Arial" w:hAnsi="Arial" w:cs="Arial"/>
-          <w:sz w:val="18"/>
-        </w:rPr>
-        <w:t xml:space="preserve"> using correlation IDs and consistent log schemas, reducing triage time during incidents.</w:t>
+        <w:t>Introduced shared UI utilities and a component catalog so new engineers could ship faster without re-inventing patterns per feature team.</w:t>
       </w:r>
     </w:p>
     <w:p>
@@ -2278,7 +1720,7 @@
         <w:pStyle w:val="NormalWeb"/>
         <w:numPr>
           <w:ilvl w:val="0"/>
-          <w:numId w:val="27"/>
+          <w:numId w:val="40"/>
         </w:numPr>
         <w:jc w:val="both"/>
         <w:rPr>
@@ -2291,37 +1733,7 @@
           <w:rFonts w:ascii="Arial" w:hAnsi="Arial" w:cs="Arial"/>
           <w:sz w:val="18"/>
         </w:rPr>
-        <w:t xml:space="preserve">Secured APIs using </w:t>
-      </w:r>
-      <w:r>
-        <w:rPr>
-          <w:rStyle w:val="Strong"/>
-          <w:rFonts w:ascii="Arial" w:hAnsi="Arial" w:cs="Arial"/>
-          <w:sz w:val="18"/>
-        </w:rPr>
-        <w:t>JWT</w:t>
-      </w:r>
-      <w:r>
-        <w:rPr>
-          <w:rFonts w:ascii="Arial" w:hAnsi="Arial" w:cs="Arial"/>
-          <w:sz w:val="18"/>
-        </w:rPr>
-        <w:t xml:space="preserve"> and </w:t>
-      </w:r>
-      <w:r>
-        <w:rPr>
-          <w:rStyle w:val="Strong"/>
-          <w:rFonts w:ascii="Arial" w:hAnsi="Arial" w:cs="Arial"/>
-          <w:sz w:val="18"/>
-        </w:rPr>
-        <w:t>OAuth2</w:t>
-      </w:r>
-      <w:r>
-        <w:rPr>
-          <w:rFonts w:ascii="Arial" w:hAnsi="Arial" w:cs="Arial"/>
-          <w:sz w:val="18"/>
-        </w:rPr>
-        <w:t>-based flows with middleware enforcement, protecting critical endpoints and admin actions.</w:t>
+        <w:t>Improved incident triage by enforcing correlation IDs in requests and rendering them in error states for faster cross-team debugging.</w:t>
       </w:r>
     </w:p>
     <w:p>
@@ -2329,7 +1741,7 @@
         <w:pStyle w:val="NormalWeb"/>
         <w:numPr>
           <w:ilvl w:val="0"/>
-          <w:numId w:val="27"/>
+          <w:numId w:val="40"/>
         </w:numPr>
         <w:jc w:val="both"/>
         <w:rPr>
@@ -2342,56 +1754,37 @@
           <w:rFonts w:ascii="Arial" w:hAnsi="Arial" w:cs="Arial"/>
           <w:sz w:val="18"/>
         </w:rPr>
-        <w:t xml:space="preserve">Containerized services using </w:t>
-      </w:r>
-      <w:proofErr w:type="spellStart"/>
+        <w:t xml:space="preserve">Expanded automated testing with </w:t>
+      </w:r>
       <w:r>
         <w:rPr>
           <w:rStyle w:val="Strong"/>
           <w:rFonts w:ascii="Arial" w:hAnsi="Arial" w:cs="Arial"/>
           <w:sz w:val="18"/>
         </w:rPr>
-        <w:t>Docker</w:t>
-      </w:r>
-      <w:proofErr w:type="spellEnd"/>
-      <w:r>
-        <w:rPr>
-          <w:rFonts w:ascii="Arial" w:hAnsi="Arial" w:cs="Arial"/>
-          <w:sz w:val="18"/>
-        </w:rPr>
-        <w:t xml:space="preserve"> and supported </w:t>
-      </w:r>
-      <w:proofErr w:type="spellStart"/>
+        <w:t>Jest (24–26)</w:t>
+      </w:r>
+      <w:r>
+        <w:rPr>
+          <w:rFonts w:ascii="Arial" w:hAnsi="Arial" w:cs="Arial"/>
+          <w:sz w:val="18"/>
+        </w:rPr>
+        <w:t xml:space="preserve"> and </w:t>
+      </w:r>
       <w:r>
         <w:rPr>
           <w:rStyle w:val="Strong"/>
           <w:rFonts w:ascii="Arial" w:hAnsi="Arial" w:cs="Arial"/>
           <w:sz w:val="18"/>
         </w:rPr>
-        <w:t>Kubernetes</w:t>
-      </w:r>
-      <w:proofErr w:type="spellEnd"/>
-      <w:r>
-        <w:rPr>
-          <w:rFonts w:ascii="Arial" w:hAnsi="Arial" w:cs="Arial"/>
-          <w:sz w:val="18"/>
-        </w:rPr>
-        <w:t xml:space="preserve"> deployments across </w:t>
-      </w:r>
-      <w:r>
-        <w:rPr>
-          <w:rStyle w:val="Strong"/>
-          <w:rFonts w:ascii="Arial" w:hAnsi="Arial" w:cs="Arial"/>
-          <w:sz w:val="18"/>
-        </w:rPr>
-        <w:t>EKS/AKS</w:t>
-      </w:r>
-      <w:r>
-        <w:rPr>
-          <w:rFonts w:ascii="Arial" w:hAnsi="Arial" w:cs="Arial"/>
-          <w:sz w:val="18"/>
-        </w:rPr>
-        <w:t xml:space="preserve"> environments for repeatable releases.</w:t>
+        <w:t>Cypress (4–7)</w:t>
+      </w:r>
+      <w:r>
+        <w:rPr>
+          <w:rFonts w:ascii="Arial" w:hAnsi="Arial" w:cs="Arial"/>
+          <w:sz w:val="18"/>
+        </w:rPr>
+        <w:t xml:space="preserve"> around the most expensive workflows, reducing rollback frequency.</w:t>
       </w:r>
     </w:p>
     <w:p>
@@ -2399,7 +1792,7 @@
         <w:pStyle w:val="NormalWeb"/>
         <w:numPr>
           <w:ilvl w:val="0"/>
-          <w:numId w:val="27"/>
+          <w:numId w:val="40"/>
         </w:numPr>
         <w:jc w:val="both"/>
         <w:rPr>
@@ -2412,234 +1805,7 @@
           <w:rFonts w:ascii="Arial" w:hAnsi="Arial" w:cs="Arial"/>
           <w:sz w:val="18"/>
         </w:rPr>
-        <w:t xml:space="preserve">Contributed infrastructure automation using </w:t>
-      </w:r>
-      <w:proofErr w:type="spellStart"/>
-      <w:r>
-        <w:rPr>
-          <w:rStyle w:val="Strong"/>
-          <w:rFonts w:ascii="Arial" w:hAnsi="Arial" w:cs="Arial"/>
-          <w:sz w:val="18"/>
-        </w:rPr>
-        <w:t>Terraform</w:t>
-      </w:r>
-      <w:proofErr w:type="spellEnd"/>
-      <w:r>
-        <w:rPr>
-          <w:rFonts w:ascii="Arial" w:hAnsi="Arial" w:cs="Arial"/>
-          <w:sz w:val="18"/>
-        </w:rPr>
-        <w:t xml:space="preserve"> and </w:t>
-      </w:r>
-      <w:proofErr w:type="spellStart"/>
-      <w:r>
-        <w:rPr>
-          <w:rStyle w:val="Strong"/>
-          <w:rFonts w:ascii="Arial" w:hAnsi="Arial" w:cs="Arial"/>
-          <w:sz w:val="18"/>
-        </w:rPr>
-        <w:t>CloudFormation</w:t>
-      </w:r>
-      <w:proofErr w:type="spellEnd"/>
-      <w:r>
-        <w:rPr>
-          <w:rFonts w:ascii="Arial" w:hAnsi="Arial" w:cs="Arial"/>
-          <w:sz w:val="18"/>
-        </w:rPr>
-        <w:t xml:space="preserve">, enforcing least-privilege </w:t>
-      </w:r>
-      <w:r>
-        <w:rPr>
-          <w:rStyle w:val="Strong"/>
-          <w:rFonts w:ascii="Arial" w:hAnsi="Arial" w:cs="Arial"/>
-          <w:sz w:val="18"/>
-        </w:rPr>
-        <w:t>IAM</w:t>
-      </w:r>
-      <w:r>
-        <w:rPr>
-          <w:rFonts w:ascii="Arial" w:hAnsi="Arial" w:cs="Arial"/>
-          <w:sz w:val="18"/>
-        </w:rPr>
-        <w:t xml:space="preserve"> and environment parity.</w:t>
-      </w:r>
-    </w:p>
-    <w:p>
-      <w:pPr>
-        <w:pStyle w:val="NormalWeb"/>
-        <w:numPr>
-          <w:ilvl w:val="0"/>
-          <w:numId w:val="27"/>
-        </w:numPr>
-        <w:jc w:val="both"/>
-        <w:rPr>
-          <w:rFonts w:ascii="Arial" w:hAnsi="Arial" w:cs="Arial"/>
-          <w:sz w:val="18"/>
-        </w:rPr>
-      </w:pPr>
-      <w:r>
-        <w:rPr>
-          <w:rFonts w:ascii="Arial" w:hAnsi="Arial" w:cs="Arial"/>
-          <w:sz w:val="18"/>
-        </w:rPr>
-        <w:t xml:space="preserve">Implemented automated quality gates using </w:t>
-      </w:r>
-      <w:r>
-        <w:rPr>
-          <w:rStyle w:val="Strong"/>
-          <w:rFonts w:ascii="Arial" w:hAnsi="Arial" w:cs="Arial"/>
-          <w:sz w:val="18"/>
-        </w:rPr>
-        <w:t>Jest</w:t>
-      </w:r>
-      <w:r>
-        <w:rPr>
-          <w:rFonts w:ascii="Arial" w:hAnsi="Arial" w:cs="Arial"/>
-          <w:sz w:val="18"/>
-        </w:rPr>
-        <w:t xml:space="preserve">, </w:t>
-      </w:r>
-      <w:r>
-        <w:rPr>
-          <w:rStyle w:val="Strong"/>
-          <w:rFonts w:ascii="Arial" w:hAnsi="Arial" w:cs="Arial"/>
-          <w:sz w:val="18"/>
-        </w:rPr>
-        <w:t>Mocha</w:t>
-      </w:r>
-      <w:r>
-        <w:rPr>
-          <w:rFonts w:ascii="Arial" w:hAnsi="Arial" w:cs="Arial"/>
-          <w:sz w:val="18"/>
-        </w:rPr>
-        <w:t xml:space="preserve">, </w:t>
-      </w:r>
-      <w:r>
-        <w:rPr>
-          <w:rStyle w:val="Strong"/>
-          <w:rFonts w:ascii="Arial" w:hAnsi="Arial" w:cs="Arial"/>
-          <w:sz w:val="18"/>
-        </w:rPr>
-        <w:t>Chai</w:t>
-      </w:r>
-      <w:r>
-        <w:rPr>
-          <w:rFonts w:ascii="Arial" w:hAnsi="Arial" w:cs="Arial"/>
-          <w:sz w:val="18"/>
-        </w:rPr>
-        <w:t xml:space="preserve">, plus end-to-end coverage with </w:t>
-      </w:r>
-      <w:r>
-        <w:rPr>
-          <w:rStyle w:val="Strong"/>
-          <w:rFonts w:ascii="Arial" w:hAnsi="Arial" w:cs="Arial"/>
-          <w:sz w:val="18"/>
-        </w:rPr>
-        <w:t>Cypress</w:t>
-      </w:r>
-      <w:r>
-        <w:rPr>
-          <w:rFonts w:ascii="Arial" w:hAnsi="Arial" w:cs="Arial"/>
-          <w:sz w:val="18"/>
-        </w:rPr>
-        <w:t xml:space="preserve"> and </w:t>
-      </w:r>
-      <w:r>
-        <w:rPr>
-          <w:rStyle w:val="Strong"/>
-          <w:rFonts w:ascii="Arial" w:hAnsi="Arial" w:cs="Arial"/>
-          <w:sz w:val="18"/>
-        </w:rPr>
-        <w:t>Playwright</w:t>
-      </w:r>
-      <w:r>
-        <w:rPr>
-          <w:rFonts w:ascii="Arial" w:hAnsi="Arial" w:cs="Arial"/>
-          <w:sz w:val="18"/>
-        </w:rPr>
-        <w:t>.</w:t>
-      </w:r>
-    </w:p>
-    <w:p>
-      <w:pPr>
-        <w:pStyle w:val="NormalWeb"/>
-        <w:numPr>
-          <w:ilvl w:val="0"/>
-          <w:numId w:val="27"/>
-        </w:numPr>
-        <w:jc w:val="both"/>
-      </w:pPr>
-      <w:r>
-        <w:rPr>
-          <w:rFonts w:ascii="Arial" w:hAnsi="Arial" w:cs="Arial"/>
-          <w:sz w:val="18"/>
-        </w:rPr>
-        <w:t xml:space="preserve">Improved release stability via CI/CD pipelines in </w:t>
-      </w:r>
-      <w:r>
-        <w:rPr>
-          <w:rStyle w:val="Strong"/>
-          <w:rFonts w:ascii="Arial" w:hAnsi="Arial" w:cs="Arial"/>
-          <w:sz w:val="18"/>
-        </w:rPr>
-        <w:t xml:space="preserve">Azure </w:t>
-      </w:r>
-      <w:proofErr w:type="spellStart"/>
-      <w:r>
-        <w:rPr>
-          <w:rStyle w:val="Strong"/>
-          <w:rFonts w:ascii="Arial" w:hAnsi="Arial" w:cs="Arial"/>
-          <w:sz w:val="18"/>
-        </w:rPr>
-        <w:t>DevOps</w:t>
-      </w:r>
-      <w:proofErr w:type="spellEnd"/>
-      <w:r>
-        <w:rPr>
-          <w:rFonts w:ascii="Arial" w:hAnsi="Arial" w:cs="Arial"/>
-          <w:sz w:val="18"/>
-        </w:rPr>
-        <w:t xml:space="preserve"> and </w:t>
-      </w:r>
-      <w:proofErr w:type="spellStart"/>
-      <w:r>
-        <w:rPr>
-          <w:rStyle w:val="Strong"/>
-          <w:rFonts w:ascii="Arial" w:hAnsi="Arial" w:cs="Arial"/>
-          <w:sz w:val="18"/>
-        </w:rPr>
-        <w:t>GitHub</w:t>
-      </w:r>
-      <w:proofErr w:type="spellEnd"/>
-      <w:r>
-        <w:rPr>
-          <w:rStyle w:val="Strong"/>
-          <w:rFonts w:ascii="Arial" w:hAnsi="Arial" w:cs="Arial"/>
-          <w:sz w:val="18"/>
-        </w:rPr>
-        <w:t xml:space="preserve"> Actions</w:t>
-      </w:r>
-      <w:r>
-        <w:rPr>
-          <w:rFonts w:ascii="Arial" w:hAnsi="Arial" w:cs="Arial"/>
-          <w:sz w:val="18"/>
-        </w:rPr>
-        <w:t xml:space="preserve">, adding </w:t>
-      </w:r>
-      <w:r>
-        <w:rPr>
-          <w:rStyle w:val="Strong"/>
-          <w:rFonts w:ascii="Arial" w:hAnsi="Arial" w:cs="Arial"/>
-          <w:sz w:val="18"/>
-        </w:rPr>
-        <w:t>Pact-style</w:t>
-      </w:r>
-      <w:r>
-        <w:rPr>
-          <w:rFonts w:ascii="Arial" w:hAnsi="Arial" w:cs="Arial"/>
-          <w:sz w:val="18"/>
-        </w:rPr>
-        <w:t xml:space="preserve"> contract tests to prevent breaking changes.</w:t>
+        <w:t>Containerized the UI build and deployment flow using CI pipelines, producing repeatable artifacts and consistent staging parity for releases.</w:t>
       </w:r>
     </w:p>
     <w:p>
@@ -2655,8 +1821,6 @@
         </w:rPr>
         <w:t>Software Developer | Centric Tech Inc.</w:t>
       </w:r>
-      <w:bookmarkStart w:id="0" w:name="_GoBack"/>
-      <w:bookmarkEnd w:id="0"/>
       <w:proofErr w:type="gramEnd"/>
     </w:p>
     <w:p>
@@ -2675,7 +1839,7 @@
         <w:pStyle w:val="NormalWeb"/>
         <w:numPr>
           <w:ilvl w:val="0"/>
-          <w:numId w:val="33"/>
+          <w:numId w:val="42"/>
         </w:numPr>
         <w:jc w:val="both"/>
         <w:rPr>
@@ -2688,37 +1852,47 @@
           <w:rFonts w:ascii="Arial" w:hAnsi="Arial" w:cs="Arial"/>
           <w:sz w:val="18"/>
         </w:rPr>
-        <w:t xml:space="preserve">Built interactive web interfaces using early </w:t>
-      </w:r>
+        <w:t xml:space="preserve">Built early SPA modules using </w:t>
+      </w:r>
+      <w:proofErr w:type="spellStart"/>
       <w:r>
         <w:rPr>
           <w:rStyle w:val="Strong"/>
           <w:rFonts w:ascii="Arial" w:hAnsi="Arial" w:cs="Arial"/>
           <w:sz w:val="18"/>
         </w:rPr>
-        <w:t>Angular</w:t>
-      </w:r>
-      <w:r>
-        <w:rPr>
-          <w:rFonts w:ascii="Arial" w:hAnsi="Arial" w:cs="Arial"/>
-          <w:sz w:val="18"/>
-        </w:rPr>
-        <w:t xml:space="preserve"> patterns and integrated them with backend </w:t>
-      </w:r>
+        <w:t>AngularJS</w:t>
+      </w:r>
+      <w:proofErr w:type="spellEnd"/>
       <w:r>
         <w:rPr>
           <w:rStyle w:val="Strong"/>
           <w:rFonts w:ascii="Arial" w:hAnsi="Arial" w:cs="Arial"/>
           <w:sz w:val="18"/>
         </w:rPr>
-        <w:t>REST</w:t>
-      </w:r>
-      <w:r>
-        <w:rPr>
-          <w:rFonts w:ascii="Arial" w:hAnsi="Arial" w:cs="Arial"/>
-          <w:sz w:val="18"/>
-        </w:rPr>
-        <w:t xml:space="preserve"> endpoints for internal and customer-facing modules.</w:t>
+        <w:t xml:space="preserve"> (1.3–1.6)</w:t>
+      </w:r>
+      <w:r>
+        <w:rPr>
+          <w:rFonts w:ascii="Arial" w:hAnsi="Arial" w:cs="Arial"/>
+          <w:sz w:val="18"/>
+        </w:rPr>
+        <w:t xml:space="preserve"> and later </w:t>
+      </w:r>
+      <w:r>
+        <w:rPr>
+          <w:rStyle w:val="Strong"/>
+          <w:rFonts w:ascii="Arial" w:hAnsi="Arial" w:cs="Arial"/>
+          <w:sz w:val="18"/>
+        </w:rPr>
+        <w:t>Angular (2–4)</w:t>
+      </w:r>
+      <w:r>
+        <w:rPr>
+          <w:rFonts w:ascii="Arial" w:hAnsi="Arial" w:cs="Arial"/>
+          <w:sz w:val="18"/>
+        </w:rPr>
+        <w:t xml:space="preserve"> patterns, delivering internal tools that replaced manual ops work.</w:t>
       </w:r>
     </w:p>
     <w:p>
@@ -2726,7 +1900,7 @@
         <w:pStyle w:val="NormalWeb"/>
         <w:numPr>
           <w:ilvl w:val="0"/>
-          <w:numId w:val="33"/>
+          <w:numId w:val="42"/>
         </w:numPr>
         <w:jc w:val="both"/>
         <w:rPr>
@@ -2739,7 +1913,7 @@
           <w:rFonts w:ascii="Arial" w:hAnsi="Arial" w:cs="Arial"/>
           <w:sz w:val="18"/>
         </w:rPr>
-        <w:t>Developed server-side endpoints with strict validation and consistent error responses to reduce ambiguity and support burden.</w:t>
+        <w:t>Fixed a critical digest-cycle performance issue by reducing watcher counts, batching UI updates, and profiling hotspots in the largest dashboards.</w:t>
       </w:r>
     </w:p>
     <w:p>
@@ -2747,7 +1921,7 @@
         <w:pStyle w:val="NormalWeb"/>
         <w:numPr>
           <w:ilvl w:val="0"/>
-          <w:numId w:val="33"/>
+          <w:numId w:val="42"/>
         </w:numPr>
         <w:jc w:val="both"/>
         <w:rPr>
@@ -2760,7 +1934,16 @@
           <w:rFonts w:ascii="Arial" w:hAnsi="Arial" w:cs="Arial"/>
           <w:sz w:val="18"/>
         </w:rPr>
-        <w:t>Improved performance on data-heavy screens by optimizing queries, shaping payloads, and applying reliable pagination and filtering patterns.</w:t>
+        <w:t>Implemented resili</w:t>
+      </w:r>
+      <w:bookmarkStart w:id="0" w:name="_GoBack"/>
+      <w:bookmarkEnd w:id="0"/>
+      <w:r>
+        <w:rPr>
+          <w:rFonts w:ascii="Arial" w:hAnsi="Arial" w:cs="Arial"/>
+          <w:sz w:val="18"/>
+        </w:rPr>
+        <w:t>ent pagination, filtering, and sorting contracts so data-heavy screens stayed responsive even when query volumes spiked.</w:t>
       </w:r>
     </w:p>
     <w:p>
@@ -2768,7 +1951,7 @@
         <w:pStyle w:val="NormalWeb"/>
         <w:numPr>
           <w:ilvl w:val="0"/>
-          <w:numId w:val="33"/>
+          <w:numId w:val="42"/>
         </w:numPr>
         <w:jc w:val="both"/>
         <w:rPr>
@@ -2781,31 +1964,31 @@
           <w:rFonts w:ascii="Arial" w:hAnsi="Arial" w:cs="Arial"/>
           <w:sz w:val="18"/>
         </w:rPr>
-        <w:t xml:space="preserve">Stabilized peak-hour response times by refining indexing and query plans in </w:t>
-      </w:r>
-      <w:r>
-        <w:rPr>
-          <w:rStyle w:val="Strong"/>
-          <w:rFonts w:ascii="Arial" w:hAnsi="Arial" w:cs="Arial"/>
-          <w:sz w:val="18"/>
-        </w:rPr>
-        <w:t>SQL Server</w:t>
-      </w:r>
-      <w:r>
-        <w:rPr>
-          <w:rFonts w:ascii="Arial" w:hAnsi="Arial" w:cs="Arial"/>
-          <w:sz w:val="18"/>
-        </w:rPr>
-        <w:t xml:space="preserve"> and </w:t>
+        <w:t xml:space="preserve">Solved a severe “double-submit” bug in order workflows by disabling </w:t>
       </w:r>
       <w:proofErr w:type="spellStart"/>
       <w:r>
         <w:rPr>
-          <w:rStyle w:val="Strong"/>
-          <w:rFonts w:ascii="Arial" w:hAnsi="Arial" w:cs="Arial"/>
-          <w:sz w:val="18"/>
-        </w:rPr>
-        <w:t>PostgreSQL</w:t>
+          <w:rFonts w:ascii="Arial" w:hAnsi="Arial" w:cs="Arial"/>
+          <w:sz w:val="18"/>
+        </w:rPr>
+        <w:t>re-entrancy</w:t>
+      </w:r>
+      <w:proofErr w:type="spellEnd"/>
+      <w:r>
+        <w:rPr>
+          <w:rFonts w:ascii="Arial" w:hAnsi="Arial" w:cs="Arial"/>
+          <w:sz w:val="18"/>
+        </w:rPr>
+        <w:t xml:space="preserve">, adding client guards, and aligning server-side </w:t>
+      </w:r>
+      <w:proofErr w:type="spellStart"/>
+      <w:r>
+        <w:rPr>
+          <w:rFonts w:ascii="Arial" w:hAnsi="Arial" w:cs="Arial"/>
+          <w:sz w:val="18"/>
+        </w:rPr>
+        <w:t>idempotency</w:t>
       </w:r>
       <w:proofErr w:type="spellEnd"/>
       <w:r>
@@ -2821,7 +2004,7 @@
         <w:pStyle w:val="NormalWeb"/>
         <w:numPr>
           <w:ilvl w:val="0"/>
-          <w:numId w:val="33"/>
+          <w:numId w:val="42"/>
         </w:numPr>
         <w:jc w:val="both"/>
         <w:rPr>
@@ -2834,16 +2017,15 @@
           <w:rFonts w:ascii="Arial" w:hAnsi="Arial" w:cs="Arial"/>
           <w:sz w:val="18"/>
         </w:rPr>
-        <w:t xml:space="preserve">Implemented caching for read-heavy endpoints using </w:t>
+        <w:t xml:space="preserve">Upgraded legacy JS code to safer modules and stronger </w:t>
       </w:r>
       <w:proofErr w:type="spellStart"/>
       <w:r>
         <w:rPr>
-          <w:rStyle w:val="Strong"/>
-          <w:rFonts w:ascii="Arial" w:hAnsi="Arial" w:cs="Arial"/>
-          <w:sz w:val="18"/>
-        </w:rPr>
-        <w:t>Redis</w:t>
+          <w:rFonts w:ascii="Arial" w:hAnsi="Arial" w:cs="Arial"/>
+          <w:sz w:val="18"/>
+        </w:rPr>
+        <w:t>linting</w:t>
       </w:r>
       <w:proofErr w:type="spellEnd"/>
       <w:r>
@@ -2851,7 +2033,23 @@
           <w:rFonts w:ascii="Arial" w:hAnsi="Arial" w:cs="Arial"/>
           <w:sz w:val="18"/>
         </w:rPr>
-        <w:t>, standardizing cache keys, TTLs, and invalidation rules for predictable behavior.</w:t>
+        <w:t xml:space="preserve">, reducing runtime crashes caused by implicit </w:t>
+      </w:r>
+      <w:proofErr w:type="spellStart"/>
+      <w:r>
+        <w:rPr>
+          <w:rFonts w:ascii="Arial" w:hAnsi="Arial" w:cs="Arial"/>
+          <w:sz w:val="18"/>
+        </w:rPr>
+        <w:t>globals</w:t>
+      </w:r>
+      <w:proofErr w:type="spellEnd"/>
+      <w:r>
+        <w:rPr>
+          <w:rFonts w:ascii="Arial" w:hAnsi="Arial" w:cs="Arial"/>
+          <w:sz w:val="18"/>
+        </w:rPr>
+        <w:t xml:space="preserve"> and inconsistent types.</w:t>
       </w:r>
     </w:p>
     <w:p>
@@ -2859,7 +2057,7 @@
         <w:pStyle w:val="NormalWeb"/>
         <w:numPr>
           <w:ilvl w:val="0"/>
-          <w:numId w:val="33"/>
+          <w:numId w:val="42"/>
         </w:numPr>
         <w:jc w:val="both"/>
         <w:rPr>
@@ -2872,7 +2070,7 @@
           <w:rFonts w:ascii="Arial" w:hAnsi="Arial" w:cs="Arial"/>
           <w:sz w:val="18"/>
         </w:rPr>
-        <w:t>Supported long-running internal tasks using worker-style background processing with safe retries and clear failure handling.</w:t>
+        <w:t>Added reliable background export UX with polling and failure states, preventing support escalations when long jobs timed out silently.</w:t>
       </w:r>
     </w:p>
     <w:p>
@@ -2880,7 +2078,7 @@
         <w:pStyle w:val="NormalWeb"/>
         <w:numPr>
           <w:ilvl w:val="0"/>
-          <w:numId w:val="33"/>
+          <w:numId w:val="42"/>
         </w:numPr>
         <w:jc w:val="both"/>
         <w:rPr>
@@ -2893,23 +2091,7 @@
           <w:rFonts w:ascii="Arial" w:hAnsi="Arial" w:cs="Arial"/>
           <w:sz w:val="18"/>
         </w:rPr>
-        <w:t>Assisted queue-based integrations by improving retry/</w:t>
-      </w:r>
-      <w:proofErr w:type="spellStart"/>
-      <w:r>
-        <w:rPr>
-          <w:rFonts w:ascii="Arial" w:hAnsi="Arial" w:cs="Arial"/>
-          <w:sz w:val="18"/>
-        </w:rPr>
-        <w:t>backoff</w:t>
-      </w:r>
-      <w:proofErr w:type="spellEnd"/>
-      <w:r>
-        <w:rPr>
-          <w:rFonts w:ascii="Arial" w:hAnsi="Arial" w:cs="Arial"/>
-          <w:sz w:val="18"/>
-        </w:rPr>
-        <w:t xml:space="preserve"> behavior and adding guardrails to prevent duplicate processing during transient failures.</w:t>
+        <w:t>Improved security on admin views by enforcing role-driven UI gating, safer rendering, and consistent error handling for unauthorized responses.</w:t>
       </w:r>
     </w:p>
     <w:p>
@@ -2917,7 +2099,7 @@
         <w:pStyle w:val="NormalWeb"/>
         <w:numPr>
           <w:ilvl w:val="0"/>
-          <w:numId w:val="33"/>
+          <w:numId w:val="42"/>
         </w:numPr>
         <w:jc w:val="both"/>
         <w:rPr>
@@ -2930,7 +2112,7 @@
           <w:rFonts w:ascii="Arial" w:hAnsi="Arial" w:cs="Arial"/>
           <w:sz w:val="18"/>
         </w:rPr>
-        <w:t>Delivered fast filtering and lookup experiences by introducing early search indexing patterns that avoided overloading transactional databases.</w:t>
+        <w:t>Increased release stability by adding unit tests and smoke checks around key flows, catching regressions that previously shipped to production.</w:t>
       </w:r>
     </w:p>
     <w:p>
@@ -2938,103 +2120,32 @@
         <w:pStyle w:val="NormalWeb"/>
         <w:numPr>
           <w:ilvl w:val="0"/>
-          <w:numId w:val="33"/>
+          <w:numId w:val="42"/>
         </w:numPr>
         <w:jc w:val="both"/>
-        <w:rPr>
-          <w:rFonts w:ascii="Arial" w:hAnsi="Arial" w:cs="Arial"/>
-          <w:sz w:val="18"/>
-        </w:rPr>
-      </w:pPr>
-      <w:r>
-        <w:rPr>
-          <w:rFonts w:ascii="Arial" w:hAnsi="Arial" w:cs="Arial"/>
-          <w:sz w:val="18"/>
-        </w:rPr>
-        <w:t xml:space="preserve">Added unit and integration test coverage using </w:t>
-      </w:r>
-      <w:r>
-        <w:rPr>
-          <w:rStyle w:val="Strong"/>
-          <w:rFonts w:ascii="Arial" w:hAnsi="Arial" w:cs="Arial"/>
-          <w:sz w:val="18"/>
-        </w:rPr>
-        <w:t>Mocha</w:t>
-      </w:r>
-      <w:r>
-        <w:rPr>
-          <w:rFonts w:ascii="Arial" w:hAnsi="Arial" w:cs="Arial"/>
-          <w:sz w:val="18"/>
-        </w:rPr>
-        <w:t xml:space="preserve"> and </w:t>
-      </w:r>
-      <w:r>
-        <w:rPr>
-          <w:rStyle w:val="Strong"/>
-          <w:rFonts w:ascii="Arial" w:hAnsi="Arial" w:cs="Arial"/>
-          <w:sz w:val="18"/>
-        </w:rPr>
-        <w:t>Chai</w:t>
-      </w:r>
-      <w:r>
-        <w:rPr>
-          <w:rFonts w:ascii="Arial" w:hAnsi="Arial" w:cs="Arial"/>
-          <w:sz w:val="18"/>
-        </w:rPr>
-        <w:t>, improving regression prevention and confidence during refactors.</w:t>
-      </w:r>
-    </w:p>
-    <w:p>
-      <w:pPr>
-        <w:pStyle w:val="NormalWeb"/>
-        <w:numPr>
-          <w:ilvl w:val="0"/>
-          <w:numId w:val="33"/>
-        </w:numPr>
-        <w:jc w:val="both"/>
-        <w:rPr>
-          <w:rFonts w:ascii="Arial" w:hAnsi="Arial" w:cs="Arial"/>
-          <w:sz w:val="18"/>
-        </w:rPr>
-      </w:pPr>
-      <w:r>
-        <w:rPr>
-          <w:rFonts w:ascii="Arial" w:hAnsi="Arial" w:cs="Arial"/>
-          <w:sz w:val="18"/>
-        </w:rPr>
-        <w:t xml:space="preserve">Supported build and release automation via </w:t>
-      </w:r>
-      <w:r>
-        <w:rPr>
-          <w:rStyle w:val="Strong"/>
-          <w:rFonts w:ascii="Arial" w:hAnsi="Arial" w:cs="Arial"/>
-          <w:sz w:val="18"/>
-        </w:rPr>
-        <w:t>Jenkins</w:t>
-      </w:r>
-      <w:r>
-        <w:rPr>
-          <w:rFonts w:ascii="Arial" w:hAnsi="Arial" w:cs="Arial"/>
-          <w:sz w:val="18"/>
-        </w:rPr>
-        <w:t>, reducing manual deployment steps and improving release consistency.</w:t>
-      </w:r>
-    </w:p>
-    <w:p>
-      <w:pPr>
-        <w:pStyle w:val="NormalWeb"/>
-        <w:numPr>
-          <w:ilvl w:val="0"/>
-          <w:numId w:val="33"/>
-        </w:numPr>
-        <w:jc w:val="both"/>
-      </w:pPr>
-      <w:r>
-        <w:rPr>
-          <w:rFonts w:ascii="Arial" w:hAnsi="Arial" w:cs="Arial"/>
-          <w:sz w:val="18"/>
-        </w:rPr>
-        <w:t>Helped standardize development environments through early containerization practices, improving onboarding speed and reducing setup drift.</w:t>
+      </w:pPr>
+      <w:r>
+        <w:rPr>
+          <w:rFonts w:ascii="Arial" w:hAnsi="Arial" w:cs="Arial"/>
+          <w:sz w:val="18"/>
+        </w:rPr>
+        <w:t xml:space="preserve">Standardized build and deploy steps with CI scripts and environment </w:t>
+      </w:r>
+      <w:proofErr w:type="spellStart"/>
+      <w:r>
+        <w:rPr>
+          <w:rFonts w:ascii="Arial" w:hAnsi="Arial" w:cs="Arial"/>
+          <w:sz w:val="18"/>
+        </w:rPr>
+        <w:t>configs</w:t>
+      </w:r>
+      <w:proofErr w:type="spellEnd"/>
+      <w:r>
+        <w:rPr>
+          <w:rFonts w:ascii="Arial" w:hAnsi="Arial" w:cs="Arial"/>
+          <w:sz w:val="18"/>
+        </w:rPr>
+        <w:t>, reducing setup drift and making releases repeatable across teams.</w:t>
       </w:r>
     </w:p>
     <w:p>
@@ -3108,7 +2219,11 @@
     </w:p>
     <w:p>
       <w:pPr>
-        <w:pStyle w:val="NormalWeb"/>
+        <w:pStyle w:val="ListParagraph"/>
+        <w:numPr>
+          <w:ilvl w:val="0"/>
+          <w:numId w:val="44"/>
+        </w:numPr>
         <w:jc w:val="both"/>
         <w:rPr>
           <w:rFonts w:ascii="Arial" w:hAnsi="Arial" w:cs="Arial"/>
@@ -3117,33 +2232,18 @@
       </w:pPr>
       <w:r>
         <w:rPr>
-          <w:rStyle w:val="Strong"/>
-          <w:rFonts w:ascii="Arial" w:hAnsi="Arial" w:cs="Arial"/>
-          <w:sz w:val="18"/>
-        </w:rPr>
-        <w:t>Frontend</w:t>
-      </w:r>
-      <w:r>
-        <w:rPr>
-          <w:rFonts w:ascii="Arial" w:hAnsi="Arial" w:cs="Arial"/>
-          <w:sz w:val="18"/>
-        </w:rPr>
-        <w:t xml:space="preserve"> — </w:t>
-      </w:r>
-      <w:r>
-        <w:rPr>
-          <w:rStyle w:val="Strong"/>
-          <w:rFonts w:ascii="Arial" w:hAnsi="Arial" w:cs="Arial"/>
-          <w:sz w:val="18"/>
-        </w:rPr>
-        <w:t>Angular</w:t>
-      </w:r>
-      <w:r>
-        <w:rPr>
-          <w:rFonts w:ascii="Arial" w:hAnsi="Arial" w:cs="Arial"/>
-          <w:sz w:val="18"/>
-        </w:rPr>
-        <w:t xml:space="preserve">, </w:t>
+          <w:rFonts w:ascii="Arial" w:hAnsi="Arial" w:cs="Arial"/>
+          <w:b/>
+          <w:sz w:val="18"/>
+        </w:rPr>
+        <w:t>Frontend —</w:t>
+      </w:r>
+      <w:r>
+        <w:rPr>
+          <w:rFonts w:ascii="Arial" w:hAnsi="Arial" w:cs="Arial"/>
+          <w:sz w:val="18"/>
+        </w:rPr>
+        <w:t xml:space="preserve"> Angular (8–17), </w:t>
       </w:r>
       <w:proofErr w:type="spellStart"/>
       <w:r>
@@ -3159,12 +2259,64 @@
           <w:rFonts w:ascii="Arial" w:hAnsi="Arial" w:cs="Arial"/>
           <w:sz w:val="18"/>
         </w:rPr>
-        <w:t>, JavaScript, HTML, CSS, Tailwind CSS, component-driven UI, state management patterns, routing, forms/validation, accessibility-minded UI, performance profiling</w:t>
+        <w:t xml:space="preserve"> (3.5–5.4), JavaScript (ES2015–ES2023), HTML5, CSS3/SCSS, Tailwind CSS (2–3), component-driven UI, </w:t>
+      </w:r>
+      <w:proofErr w:type="spellStart"/>
+      <w:r>
+        <w:rPr>
+          <w:rFonts w:ascii="Arial" w:hAnsi="Arial" w:cs="Arial"/>
+          <w:sz w:val="18"/>
+        </w:rPr>
+        <w:t>RxJS</w:t>
+      </w:r>
+      <w:proofErr w:type="spellEnd"/>
+      <w:r>
+        <w:rPr>
+          <w:rFonts w:ascii="Arial" w:hAnsi="Arial" w:cs="Arial"/>
+          <w:sz w:val="18"/>
+        </w:rPr>
+        <w:t xml:space="preserve"> (6–7), </w:t>
+      </w:r>
+      <w:proofErr w:type="spellStart"/>
+      <w:r>
+        <w:rPr>
+          <w:rFonts w:ascii="Arial" w:hAnsi="Arial" w:cs="Arial"/>
+          <w:sz w:val="18"/>
+        </w:rPr>
+        <w:t>NgRx</w:t>
+      </w:r>
+      <w:proofErr w:type="spellEnd"/>
+      <w:r>
+        <w:rPr>
+          <w:rFonts w:ascii="Arial" w:hAnsi="Arial" w:cs="Arial"/>
+          <w:sz w:val="18"/>
+        </w:rPr>
+        <w:t xml:space="preserve"> (8–16), state management patterns, routing, forms/validation, accessibility (WCAG 2.1), performance profiling (Chrome </w:t>
+      </w:r>
+      <w:proofErr w:type="spellStart"/>
+      <w:r>
+        <w:rPr>
+          <w:rFonts w:ascii="Arial" w:hAnsi="Arial" w:cs="Arial"/>
+          <w:sz w:val="18"/>
+        </w:rPr>
+        <w:t>DevTools</w:t>
+      </w:r>
+      <w:proofErr w:type="spellEnd"/>
+      <w:r>
+        <w:rPr>
+          <w:rFonts w:ascii="Arial" w:hAnsi="Arial" w:cs="Arial"/>
+          <w:sz w:val="18"/>
+        </w:rPr>
+        <w:t>/Lighthouse)</w:t>
       </w:r>
     </w:p>
     <w:p>
       <w:pPr>
-        <w:pStyle w:val="NormalWeb"/>
+        <w:pStyle w:val="ListParagraph"/>
+        <w:numPr>
+          <w:ilvl w:val="0"/>
+          <w:numId w:val="44"/>
+        </w:numPr>
         <w:jc w:val="both"/>
         <w:rPr>
           <w:rFonts w:ascii="Arial" w:hAnsi="Arial" w:cs="Arial"/>
@@ -3173,33 +2325,18 @@
       </w:pPr>
       <w:r>
         <w:rPr>
-          <w:rStyle w:val="Strong"/>
-          <w:rFonts w:ascii="Arial" w:hAnsi="Arial" w:cs="Arial"/>
-          <w:sz w:val="18"/>
-        </w:rPr>
-        <w:t>Backend &amp; APIs</w:t>
-      </w:r>
-      <w:r>
-        <w:rPr>
-          <w:rFonts w:ascii="Arial" w:hAnsi="Arial" w:cs="Arial"/>
-          <w:sz w:val="18"/>
-        </w:rPr>
-        <w:t xml:space="preserve"> — </w:t>
-      </w:r>
-      <w:r>
-        <w:rPr>
-          <w:rStyle w:val="Strong"/>
-          <w:rFonts w:ascii="Arial" w:hAnsi="Arial" w:cs="Arial"/>
-          <w:sz w:val="18"/>
-        </w:rPr>
-        <w:t>Node.js</w:t>
-      </w:r>
-      <w:r>
-        <w:rPr>
-          <w:rFonts w:ascii="Arial" w:hAnsi="Arial" w:cs="Arial"/>
-          <w:sz w:val="18"/>
-        </w:rPr>
-        <w:t xml:space="preserve">, Express, </w:t>
+          <w:rFonts w:ascii="Arial" w:hAnsi="Arial" w:cs="Arial"/>
+          <w:b/>
+          <w:sz w:val="18"/>
+        </w:rPr>
+        <w:t>Data, Messaging &amp; Search —</w:t>
+      </w:r>
+      <w:r>
+        <w:rPr>
+          <w:rFonts w:ascii="Arial" w:hAnsi="Arial" w:cs="Arial"/>
+          <w:sz w:val="18"/>
+        </w:rPr>
+        <w:t xml:space="preserve"> Relational: </w:t>
       </w:r>
       <w:proofErr w:type="spellStart"/>
       <w:r>
@@ -3207,7 +2344,7 @@
           <w:rFonts w:ascii="Arial" w:hAnsi="Arial" w:cs="Arial"/>
           <w:sz w:val="18"/>
         </w:rPr>
-        <w:t>NestJS</w:t>
+        <w:t>PostgreSQL</w:t>
       </w:r>
       <w:proofErr w:type="spellEnd"/>
       <w:r>
@@ -3215,7 +2352,7 @@
           <w:rFonts w:ascii="Arial" w:hAnsi="Arial" w:cs="Arial"/>
           <w:sz w:val="18"/>
         </w:rPr>
-        <w:t xml:space="preserve">, REST, </w:t>
+        <w:t xml:space="preserve"> (10–15), MySQL (5.7–8.0), SQL Server (2014–2019), </w:t>
       </w:r>
       <w:proofErr w:type="spellStart"/>
       <w:r>
@@ -3223,7 +2360,7 @@
           <w:rFonts w:ascii="Arial" w:hAnsi="Arial" w:cs="Arial"/>
           <w:sz w:val="18"/>
         </w:rPr>
-        <w:t>OpenAPI</w:t>
+        <w:t>NoSQL</w:t>
       </w:r>
       <w:proofErr w:type="spellEnd"/>
       <w:r>
@@ -3231,7 +2368,7 @@
           <w:rFonts w:ascii="Arial" w:hAnsi="Arial" w:cs="Arial"/>
           <w:sz w:val="18"/>
         </w:rPr>
-        <w:t xml:space="preserve">/Swagger, </w:t>
+        <w:t xml:space="preserve">: </w:t>
       </w:r>
       <w:proofErr w:type="spellStart"/>
       <w:r>
@@ -3239,7 +2376,7 @@
           <w:rFonts w:ascii="Arial" w:hAnsi="Arial" w:cs="Arial"/>
           <w:sz w:val="18"/>
         </w:rPr>
-        <w:t>microservices</w:t>
+        <w:t>Redis</w:t>
       </w:r>
       <w:proofErr w:type="spellEnd"/>
       <w:r>
@@ -3247,7 +2384,7 @@
           <w:rFonts w:ascii="Arial" w:hAnsi="Arial" w:cs="Arial"/>
           <w:sz w:val="18"/>
         </w:rPr>
-        <w:t xml:space="preserve">, event-driven architecture, </w:t>
+        <w:t xml:space="preserve"> (5–7), </w:t>
       </w:r>
       <w:proofErr w:type="spellStart"/>
       <w:r>
@@ -3255,7 +2392,7 @@
           <w:rFonts w:ascii="Arial" w:hAnsi="Arial" w:cs="Arial"/>
           <w:sz w:val="18"/>
         </w:rPr>
-        <w:t>idempotency</w:t>
+        <w:t>MongoDB</w:t>
       </w:r>
       <w:proofErr w:type="spellEnd"/>
       <w:r>
@@ -3263,41 +2400,15 @@
           <w:rFonts w:ascii="Arial" w:hAnsi="Arial" w:cs="Arial"/>
           <w:sz w:val="18"/>
         </w:rPr>
-        <w:t>, rate limiting, retries, circuit breakers, backpressure, queue-based workflows</w:t>
-      </w:r>
-    </w:p>
-    <w:p>
-      <w:pPr>
-        <w:pStyle w:val="NormalWeb"/>
-        <w:jc w:val="both"/>
-        <w:rPr>
-          <w:rFonts w:ascii="Arial" w:hAnsi="Arial" w:cs="Arial"/>
-          <w:sz w:val="18"/>
-        </w:rPr>
-      </w:pPr>
-      <w:r>
-        <w:rPr>
-          <w:rStyle w:val="Strong"/>
-          <w:rFonts w:ascii="Arial" w:hAnsi="Arial" w:cs="Arial"/>
-          <w:sz w:val="18"/>
-        </w:rPr>
-        <w:t>Data, Messaging &amp; Search</w:t>
-      </w:r>
-      <w:r>
-        <w:rPr>
-          <w:rFonts w:ascii="Arial" w:hAnsi="Arial" w:cs="Arial"/>
-          <w:sz w:val="18"/>
-        </w:rPr>
-        <w:t xml:space="preserve"> — Relational: </w:t>
+        <w:t xml:space="preserve"> (4–6), </w:t>
       </w:r>
       <w:proofErr w:type="spellStart"/>
       <w:r>
         <w:rPr>
-          <w:rStyle w:val="Strong"/>
-          <w:rFonts w:ascii="Arial" w:hAnsi="Arial" w:cs="Arial"/>
-          <w:sz w:val="18"/>
-        </w:rPr>
-        <w:t>PostgreSQL</w:t>
+          <w:rFonts w:ascii="Arial" w:hAnsi="Arial" w:cs="Arial"/>
+          <w:sz w:val="18"/>
+        </w:rPr>
+        <w:t>DynamoDB</w:t>
       </w:r>
       <w:proofErr w:type="spellEnd"/>
       <w:r>
@@ -3305,37 +2416,7 @@
           <w:rFonts w:ascii="Arial" w:hAnsi="Arial" w:cs="Arial"/>
           <w:sz w:val="18"/>
         </w:rPr>
-        <w:t xml:space="preserve">, </w:t>
-      </w:r>
-      <w:r>
-        <w:rPr>
-          <w:rStyle w:val="Strong"/>
-          <w:rFonts w:ascii="Arial" w:hAnsi="Arial" w:cs="Arial"/>
-          <w:sz w:val="18"/>
-        </w:rPr>
-        <w:t>MySQL</w:t>
-      </w:r>
-      <w:r>
-        <w:rPr>
-          <w:rFonts w:ascii="Arial" w:hAnsi="Arial" w:cs="Arial"/>
-          <w:sz w:val="18"/>
-        </w:rPr>
-        <w:t xml:space="preserve">, </w:t>
-      </w:r>
-      <w:r>
-        <w:rPr>
-          <w:rStyle w:val="Strong"/>
-          <w:rFonts w:ascii="Arial" w:hAnsi="Arial" w:cs="Arial"/>
-          <w:sz w:val="18"/>
-        </w:rPr>
-        <w:t>SQL Server</w:t>
-      </w:r>
-      <w:r>
-        <w:rPr>
-          <w:rFonts w:ascii="Arial" w:hAnsi="Arial" w:cs="Arial"/>
-          <w:sz w:val="18"/>
-        </w:rPr>
-        <w:t xml:space="preserve">, </w:t>
+        <w:t xml:space="preserve">, Queues/streams: AWS SQS/SNS, Kafka (2–3), </w:t>
       </w:r>
       <w:proofErr w:type="spellStart"/>
       <w:r>
@@ -3343,7 +2424,7 @@
           <w:rFonts w:ascii="Arial" w:hAnsi="Arial" w:cs="Arial"/>
           <w:sz w:val="18"/>
         </w:rPr>
-        <w:t>NoSQL</w:t>
+        <w:t>RabbitMQ</w:t>
       </w:r>
       <w:proofErr w:type="spellEnd"/>
       <w:r>
@@ -3351,16 +2432,15 @@
           <w:rFonts w:ascii="Arial" w:hAnsi="Arial" w:cs="Arial"/>
           <w:sz w:val="18"/>
         </w:rPr>
-        <w:t xml:space="preserve">: </w:t>
+        <w:t xml:space="preserve"> (3.8–3.12), Search: </w:t>
       </w:r>
       <w:proofErr w:type="spellStart"/>
       <w:r>
         <w:rPr>
-          <w:rStyle w:val="Strong"/>
-          <w:rFonts w:ascii="Arial" w:hAnsi="Arial" w:cs="Arial"/>
-          <w:sz w:val="18"/>
-        </w:rPr>
-        <w:t>Redis</w:t>
+          <w:rFonts w:ascii="Arial" w:hAnsi="Arial" w:cs="Arial"/>
+          <w:sz w:val="18"/>
+        </w:rPr>
+        <w:t>Elasticsearch</w:t>
       </w:r>
       <w:proofErr w:type="spellEnd"/>
       <w:r>
@@ -3368,140 +2448,11 @@
           <w:rFonts w:ascii="Arial" w:hAnsi="Arial" w:cs="Arial"/>
           <w:sz w:val="18"/>
         </w:rPr>
-        <w:t xml:space="preserve">, </w:t>
+        <w:t xml:space="preserve"> (6–8), OpenSearch (1–2), Analytics: Redshift, </w:t>
       </w:r>
       <w:proofErr w:type="spellStart"/>
       <w:r>
         <w:rPr>
-          <w:rStyle w:val="Strong"/>
-          <w:rFonts w:ascii="Arial" w:hAnsi="Arial" w:cs="Arial"/>
-          <w:sz w:val="18"/>
-        </w:rPr>
-        <w:t>MongoDB</w:t>
-      </w:r>
-      <w:proofErr w:type="spellEnd"/>
-      <w:r>
-        <w:rPr>
-          <w:rFonts w:ascii="Arial" w:hAnsi="Arial" w:cs="Arial"/>
-          <w:sz w:val="18"/>
-        </w:rPr>
-        <w:t xml:space="preserve">, </w:t>
-      </w:r>
-      <w:proofErr w:type="spellStart"/>
-      <w:r>
-        <w:rPr>
-          <w:rStyle w:val="Strong"/>
-          <w:rFonts w:ascii="Arial" w:hAnsi="Arial" w:cs="Arial"/>
-          <w:sz w:val="18"/>
-        </w:rPr>
-        <w:t>DynamoDB</w:t>
-      </w:r>
-      <w:proofErr w:type="spellEnd"/>
-      <w:r>
-        <w:rPr>
-          <w:rFonts w:ascii="Arial" w:hAnsi="Arial" w:cs="Arial"/>
-          <w:sz w:val="18"/>
-        </w:rPr>
-        <w:t xml:space="preserve">, Queues/streams: </w:t>
-      </w:r>
-      <w:r>
-        <w:rPr>
-          <w:rStyle w:val="Strong"/>
-          <w:rFonts w:ascii="Arial" w:hAnsi="Arial" w:cs="Arial"/>
-          <w:sz w:val="18"/>
-        </w:rPr>
-        <w:t>AWS SQS/SNS</w:t>
-      </w:r>
-      <w:r>
-        <w:rPr>
-          <w:rFonts w:ascii="Arial" w:hAnsi="Arial" w:cs="Arial"/>
-          <w:sz w:val="18"/>
-        </w:rPr>
-        <w:t xml:space="preserve">, </w:t>
-      </w:r>
-      <w:r>
-        <w:rPr>
-          <w:rStyle w:val="Strong"/>
-          <w:rFonts w:ascii="Arial" w:hAnsi="Arial" w:cs="Arial"/>
-          <w:sz w:val="18"/>
-        </w:rPr>
-        <w:t>Kafka</w:t>
-      </w:r>
-      <w:r>
-        <w:rPr>
-          <w:rFonts w:ascii="Arial" w:hAnsi="Arial" w:cs="Arial"/>
-          <w:sz w:val="18"/>
-        </w:rPr>
-        <w:t xml:space="preserve">, </w:t>
-      </w:r>
-      <w:proofErr w:type="spellStart"/>
-      <w:r>
-        <w:rPr>
-          <w:rStyle w:val="Strong"/>
-          <w:rFonts w:ascii="Arial" w:hAnsi="Arial" w:cs="Arial"/>
-          <w:sz w:val="18"/>
-        </w:rPr>
-        <w:t>RabbitMQ</w:t>
-      </w:r>
-      <w:proofErr w:type="spellEnd"/>
-      <w:r>
-        <w:rPr>
-          <w:rFonts w:ascii="Arial" w:hAnsi="Arial" w:cs="Arial"/>
-          <w:sz w:val="18"/>
-        </w:rPr>
-        <w:t xml:space="preserve">, Search: </w:t>
-      </w:r>
-      <w:proofErr w:type="spellStart"/>
-      <w:r>
-        <w:rPr>
-          <w:rStyle w:val="Strong"/>
-          <w:rFonts w:ascii="Arial" w:hAnsi="Arial" w:cs="Arial"/>
-          <w:sz w:val="18"/>
-        </w:rPr>
-        <w:t>Elasticsearch</w:t>
-      </w:r>
-      <w:proofErr w:type="spellEnd"/>
-      <w:r>
-        <w:rPr>
-          <w:rFonts w:ascii="Arial" w:hAnsi="Arial" w:cs="Arial"/>
-          <w:sz w:val="18"/>
-        </w:rPr>
-        <w:t xml:space="preserve">, </w:t>
-      </w:r>
-      <w:r>
-        <w:rPr>
-          <w:rStyle w:val="Strong"/>
-          <w:rFonts w:ascii="Arial" w:hAnsi="Arial" w:cs="Arial"/>
-          <w:sz w:val="18"/>
-        </w:rPr>
-        <w:t>OpenSearch</w:t>
-      </w:r>
-      <w:r>
-        <w:rPr>
-          <w:rFonts w:ascii="Arial" w:hAnsi="Arial" w:cs="Arial"/>
-          <w:sz w:val="18"/>
-        </w:rPr>
-        <w:t xml:space="preserve">, Analytics: </w:t>
-      </w:r>
-      <w:r>
-        <w:rPr>
-          <w:rStyle w:val="Strong"/>
-          <w:rFonts w:ascii="Arial" w:hAnsi="Arial" w:cs="Arial"/>
-          <w:sz w:val="18"/>
-        </w:rPr>
-        <w:t>Redshift</w:t>
-      </w:r>
-      <w:r>
-        <w:rPr>
-          <w:rFonts w:ascii="Arial" w:hAnsi="Arial" w:cs="Arial"/>
-          <w:sz w:val="18"/>
-        </w:rPr>
-        <w:t xml:space="preserve">, </w:t>
-      </w:r>
-      <w:proofErr w:type="spellStart"/>
-      <w:r>
-        <w:rPr>
-          <w:rStyle w:val="Strong"/>
           <w:rFonts w:ascii="Arial" w:hAnsi="Arial" w:cs="Arial"/>
           <w:sz w:val="18"/>
         </w:rPr>
@@ -3511,7 +2462,11 @@
     </w:p>
     <w:p>
       <w:pPr>
-        <w:pStyle w:val="NormalWeb"/>
+        <w:pStyle w:val="ListParagraph"/>
+        <w:numPr>
+          <w:ilvl w:val="0"/>
+          <w:numId w:val="44"/>
+        </w:numPr>
         <w:jc w:val="both"/>
         <w:rPr>
           <w:rFonts w:ascii="Arial" w:hAnsi="Arial" w:cs="Arial"/>
@@ -3520,8 +2475,8 @@
       </w:pPr>
       <w:r>
         <w:rPr>
-          <w:rStyle w:val="Strong"/>
-          <w:rFonts w:ascii="Arial" w:hAnsi="Arial" w:cs="Arial"/>
+          <w:rFonts w:ascii="Arial" w:hAnsi="Arial" w:cs="Arial"/>
+          <w:b/>
           <w:sz w:val="18"/>
         </w:rPr>
         <w:t xml:space="preserve">Cloud &amp; </w:t>
@@ -3529,8 +2484,8 @@
       <w:proofErr w:type="spellStart"/>
       <w:r>
         <w:rPr>
-          <w:rStyle w:val="Strong"/>
-          <w:rFonts w:ascii="Arial" w:hAnsi="Arial" w:cs="Arial"/>
+          <w:rFonts w:ascii="Arial" w:hAnsi="Arial" w:cs="Arial"/>
+          <w:b/>
           <w:sz w:val="18"/>
         </w:rPr>
         <w:t>DevOps</w:t>
@@ -3539,18 +2494,43 @@
       <w:r>
         <w:rPr>
           <w:rFonts w:ascii="Arial" w:hAnsi="Arial" w:cs="Arial"/>
-          <w:sz w:val="18"/>
-        </w:rPr>
-        <w:t xml:space="preserve"> — AWS (primary): </w:t>
-      </w:r>
-      <w:r>
-        <w:rPr>
-          <w:rStyle w:val="Strong"/>
-          <w:rFonts w:ascii="Arial" w:hAnsi="Arial" w:cs="Arial"/>
-          <w:sz w:val="18"/>
-        </w:rPr>
-        <w:t>EKS</w:t>
-      </w:r>
+          <w:b/>
+          <w:sz w:val="18"/>
+        </w:rPr>
+        <w:t xml:space="preserve"> —</w:t>
+      </w:r>
+      <w:r>
+        <w:rPr>
+          <w:rFonts w:ascii="Arial" w:hAnsi="Arial" w:cs="Arial"/>
+          <w:sz w:val="18"/>
+        </w:rPr>
+        <w:t xml:space="preserve"> AWS (primary): EKS, ECS, EC2, Lambda, API Gateway, S3, </w:t>
+      </w:r>
+      <w:proofErr w:type="spellStart"/>
+      <w:r>
+        <w:rPr>
+          <w:rFonts w:ascii="Arial" w:hAnsi="Arial" w:cs="Arial"/>
+          <w:sz w:val="18"/>
+        </w:rPr>
+        <w:t>CloudFront</w:t>
+      </w:r>
+      <w:proofErr w:type="spellEnd"/>
+      <w:r>
+        <w:rPr>
+          <w:rFonts w:ascii="Arial" w:hAnsi="Arial" w:cs="Arial"/>
+          <w:sz w:val="18"/>
+        </w:rPr>
+        <w:t xml:space="preserve">, RDS, </w:t>
+      </w:r>
+      <w:proofErr w:type="spellStart"/>
+      <w:r>
+        <w:rPr>
+          <w:rFonts w:ascii="Arial" w:hAnsi="Arial" w:cs="Arial"/>
+          <w:sz w:val="18"/>
+        </w:rPr>
+        <w:t>DynamoDB</w:t>
+      </w:r>
+      <w:proofErr w:type="spellEnd"/>
       <w:r>
         <w:rPr>
           <w:rFonts w:ascii="Arial" w:hAnsi="Arial" w:cs="Arial"/>
@@ -3558,14 +2538,15 @@
         </w:rPr>
         <w:t xml:space="preserve">, </w:t>
       </w:r>
-      <w:r>
-        <w:rPr>
-          <w:rStyle w:val="Strong"/>
-          <w:rFonts w:ascii="Arial" w:hAnsi="Arial" w:cs="Arial"/>
-          <w:sz w:val="18"/>
-        </w:rPr>
-        <w:t>ECS</w:t>
-      </w:r>
+      <w:proofErr w:type="spellStart"/>
+      <w:r>
+        <w:rPr>
+          <w:rFonts w:ascii="Arial" w:hAnsi="Arial" w:cs="Arial"/>
+          <w:sz w:val="18"/>
+        </w:rPr>
+        <w:t>ElastiCache</w:t>
+      </w:r>
+      <w:proofErr w:type="spellEnd"/>
       <w:r>
         <w:rPr>
           <w:rFonts w:ascii="Arial" w:hAnsi="Arial" w:cs="Arial"/>
@@ -3573,14 +2554,79 @@
         </w:rPr>
         <w:t xml:space="preserve">, </w:t>
       </w:r>
-      <w:r>
-        <w:rPr>
-          <w:rStyle w:val="Strong"/>
-          <w:rFonts w:ascii="Arial" w:hAnsi="Arial" w:cs="Arial"/>
-          <w:sz w:val="18"/>
-        </w:rPr>
-        <w:t>EC2</w:t>
-      </w:r>
+      <w:proofErr w:type="spellStart"/>
+      <w:r>
+        <w:rPr>
+          <w:rFonts w:ascii="Arial" w:hAnsi="Arial" w:cs="Arial"/>
+          <w:sz w:val="18"/>
+        </w:rPr>
+        <w:t>EventBridge</w:t>
+      </w:r>
+      <w:proofErr w:type="spellEnd"/>
+      <w:r>
+        <w:rPr>
+          <w:rFonts w:ascii="Arial" w:hAnsi="Arial" w:cs="Arial"/>
+          <w:sz w:val="18"/>
+        </w:rPr>
+        <w:t xml:space="preserve">, Step Functions, IAM, Azure: AKS, App Service, Azure SQL, Service Bus, Key Vault, Application Insights, GCP: GKE, Cloud Run, Pub/Sub, Cloud Storage, </w:t>
+      </w:r>
+      <w:proofErr w:type="spellStart"/>
+      <w:r>
+        <w:rPr>
+          <w:rFonts w:ascii="Arial" w:hAnsi="Arial" w:cs="Arial"/>
+          <w:sz w:val="18"/>
+        </w:rPr>
+        <w:t>BigQuery</w:t>
+      </w:r>
+      <w:proofErr w:type="spellEnd"/>
+      <w:r>
+        <w:rPr>
+          <w:rFonts w:ascii="Arial" w:hAnsi="Arial" w:cs="Arial"/>
+          <w:sz w:val="18"/>
+        </w:rPr>
+        <w:t xml:space="preserve"> (consumer/integrator), </w:t>
+      </w:r>
+      <w:proofErr w:type="spellStart"/>
+      <w:r>
+        <w:rPr>
+          <w:rFonts w:ascii="Arial" w:hAnsi="Arial" w:cs="Arial"/>
+          <w:sz w:val="18"/>
+        </w:rPr>
+        <w:t>Docker</w:t>
+      </w:r>
+      <w:proofErr w:type="spellEnd"/>
+      <w:r>
+        <w:rPr>
+          <w:rFonts w:ascii="Arial" w:hAnsi="Arial" w:cs="Arial"/>
+          <w:sz w:val="18"/>
+        </w:rPr>
+        <w:t xml:space="preserve"> (19–24), </w:t>
+      </w:r>
+      <w:proofErr w:type="spellStart"/>
+      <w:r>
+        <w:rPr>
+          <w:rFonts w:ascii="Arial" w:hAnsi="Arial" w:cs="Arial"/>
+          <w:sz w:val="18"/>
+        </w:rPr>
+        <w:t>Kubernetes</w:t>
+      </w:r>
+      <w:proofErr w:type="spellEnd"/>
+      <w:r>
+        <w:rPr>
+          <w:rFonts w:ascii="Arial" w:hAnsi="Arial" w:cs="Arial"/>
+          <w:sz w:val="18"/>
+        </w:rPr>
+        <w:t xml:space="preserve"> (1.18–1.29), Helm (3), Argo CD (2), </w:t>
+      </w:r>
+      <w:proofErr w:type="spellStart"/>
+      <w:r>
+        <w:rPr>
+          <w:rFonts w:ascii="Arial" w:hAnsi="Arial" w:cs="Arial"/>
+          <w:sz w:val="18"/>
+        </w:rPr>
+        <w:t>GitOps</w:t>
+      </w:r>
+      <w:proofErr w:type="spellEnd"/>
       <w:r>
         <w:rPr>
           <w:rFonts w:ascii="Arial" w:hAnsi="Arial" w:cs="Arial"/>
@@ -3588,14 +2634,79 @@
         </w:rPr>
         <w:t xml:space="preserve">, </w:t>
       </w:r>
-      <w:r>
-        <w:rPr>
-          <w:rStyle w:val="Strong"/>
-          <w:rFonts w:ascii="Arial" w:hAnsi="Arial" w:cs="Arial"/>
-          <w:sz w:val="18"/>
-        </w:rPr>
-        <w:t>Lambda</w:t>
-      </w:r>
+      <w:proofErr w:type="spellStart"/>
+      <w:r>
+        <w:rPr>
+          <w:rFonts w:ascii="Arial" w:hAnsi="Arial" w:cs="Arial"/>
+          <w:sz w:val="18"/>
+        </w:rPr>
+        <w:t>Terraform</w:t>
+      </w:r>
+      <w:proofErr w:type="spellEnd"/>
+      <w:r>
+        <w:rPr>
+          <w:rFonts w:ascii="Arial" w:hAnsi="Arial" w:cs="Arial"/>
+          <w:sz w:val="18"/>
+        </w:rPr>
+        <w:t xml:space="preserve"> (0.12–1.6), </w:t>
+      </w:r>
+      <w:proofErr w:type="spellStart"/>
+      <w:r>
+        <w:rPr>
+          <w:rFonts w:ascii="Arial" w:hAnsi="Arial" w:cs="Arial"/>
+          <w:sz w:val="18"/>
+        </w:rPr>
+        <w:t>CloudFormation</w:t>
+      </w:r>
+      <w:proofErr w:type="spellEnd"/>
+      <w:r>
+        <w:rPr>
+          <w:rFonts w:ascii="Arial" w:hAnsi="Arial" w:cs="Arial"/>
+          <w:sz w:val="18"/>
+        </w:rPr>
+        <w:t xml:space="preserve">, CI/CD: </w:t>
+      </w:r>
+      <w:proofErr w:type="spellStart"/>
+      <w:r>
+        <w:rPr>
+          <w:rFonts w:ascii="Arial" w:hAnsi="Arial" w:cs="Arial"/>
+          <w:sz w:val="18"/>
+        </w:rPr>
+        <w:t>GitHub</w:t>
+      </w:r>
+      <w:proofErr w:type="spellEnd"/>
+      <w:r>
+        <w:rPr>
+          <w:rFonts w:ascii="Arial" w:hAnsi="Arial" w:cs="Arial"/>
+          <w:sz w:val="18"/>
+        </w:rPr>
+        <w:t xml:space="preserve"> Actions, </w:t>
+      </w:r>
+      <w:proofErr w:type="spellStart"/>
+      <w:r>
+        <w:rPr>
+          <w:rFonts w:ascii="Arial" w:hAnsi="Arial" w:cs="Arial"/>
+          <w:sz w:val="18"/>
+        </w:rPr>
+        <w:t>GitLab</w:t>
+      </w:r>
+      <w:proofErr w:type="spellEnd"/>
+      <w:r>
+        <w:rPr>
+          <w:rFonts w:ascii="Arial" w:hAnsi="Arial" w:cs="Arial"/>
+          <w:sz w:val="18"/>
+        </w:rPr>
+        <w:t xml:space="preserve"> CI, Jenkins (2.x), Azure </w:t>
+      </w:r>
+      <w:proofErr w:type="spellStart"/>
+      <w:r>
+        <w:rPr>
+          <w:rFonts w:ascii="Arial" w:hAnsi="Arial" w:cs="Arial"/>
+          <w:sz w:val="18"/>
+        </w:rPr>
+        <w:t>DevOps</w:t>
+      </w:r>
+      <w:proofErr w:type="spellEnd"/>
       <w:r>
         <w:rPr>
           <w:rFonts w:ascii="Arial" w:hAnsi="Arial" w:cs="Arial"/>
@@ -3603,525 +2714,9 @@
         </w:rPr>
         <w:t xml:space="preserve">, </w:t>
       </w:r>
-      <w:r>
-        <w:rPr>
-          <w:rStyle w:val="Strong"/>
-          <w:rFonts w:ascii="Arial" w:hAnsi="Arial" w:cs="Arial"/>
-          <w:sz w:val="18"/>
-        </w:rPr>
-        <w:t>API Gateway</w:t>
-      </w:r>
-      <w:r>
-        <w:rPr>
-          <w:rFonts w:ascii="Arial" w:hAnsi="Arial" w:cs="Arial"/>
-          <w:sz w:val="18"/>
-        </w:rPr>
-        <w:t xml:space="preserve">, </w:t>
-      </w:r>
-      <w:r>
-        <w:rPr>
-          <w:rStyle w:val="Strong"/>
-          <w:rFonts w:ascii="Arial" w:hAnsi="Arial" w:cs="Arial"/>
-          <w:sz w:val="18"/>
-        </w:rPr>
-        <w:t>S3</w:t>
-      </w:r>
-      <w:r>
-        <w:rPr>
-          <w:rFonts w:ascii="Arial" w:hAnsi="Arial" w:cs="Arial"/>
-          <w:sz w:val="18"/>
-        </w:rPr>
-        <w:t xml:space="preserve">, </w:t>
-      </w:r>
       <w:proofErr w:type="spellStart"/>
       <w:r>
         <w:rPr>
-          <w:rStyle w:val="Strong"/>
-          <w:rFonts w:ascii="Arial" w:hAnsi="Arial" w:cs="Arial"/>
-          <w:sz w:val="18"/>
-        </w:rPr>
-        <w:t>CloudFront</w:t>
-      </w:r>
-      <w:proofErr w:type="spellEnd"/>
-      <w:r>
-        <w:rPr>
-          <w:rFonts w:ascii="Arial" w:hAnsi="Arial" w:cs="Arial"/>
-          <w:sz w:val="18"/>
-        </w:rPr>
-        <w:t xml:space="preserve">, </w:t>
-      </w:r>
-      <w:r>
-        <w:rPr>
-          <w:rStyle w:val="Strong"/>
-          <w:rFonts w:ascii="Arial" w:hAnsi="Arial" w:cs="Arial"/>
-          <w:sz w:val="18"/>
-        </w:rPr>
-        <w:t>RDS</w:t>
-      </w:r>
-      <w:r>
-        <w:rPr>
-          <w:rFonts w:ascii="Arial" w:hAnsi="Arial" w:cs="Arial"/>
-          <w:sz w:val="18"/>
-        </w:rPr>
-        <w:t xml:space="preserve">, </w:t>
-      </w:r>
-      <w:proofErr w:type="spellStart"/>
-      <w:r>
-        <w:rPr>
-          <w:rStyle w:val="Strong"/>
-          <w:rFonts w:ascii="Arial" w:hAnsi="Arial" w:cs="Arial"/>
-          <w:sz w:val="18"/>
-        </w:rPr>
-        <w:t>DynamoDB</w:t>
-      </w:r>
-      <w:proofErr w:type="spellEnd"/>
-      <w:r>
-        <w:rPr>
-          <w:rFonts w:ascii="Arial" w:hAnsi="Arial" w:cs="Arial"/>
-          <w:sz w:val="18"/>
-        </w:rPr>
-        <w:t xml:space="preserve">, </w:t>
-      </w:r>
-      <w:proofErr w:type="spellStart"/>
-      <w:r>
-        <w:rPr>
-          <w:rStyle w:val="Strong"/>
-          <w:rFonts w:ascii="Arial" w:hAnsi="Arial" w:cs="Arial"/>
-          <w:sz w:val="18"/>
-        </w:rPr>
-        <w:t>ElastiCache</w:t>
-      </w:r>
-      <w:proofErr w:type="spellEnd"/>
-      <w:r>
-        <w:rPr>
-          <w:rFonts w:ascii="Arial" w:hAnsi="Arial" w:cs="Arial"/>
-          <w:sz w:val="18"/>
-        </w:rPr>
-        <w:t xml:space="preserve">, </w:t>
-      </w:r>
-      <w:proofErr w:type="spellStart"/>
-      <w:r>
-        <w:rPr>
-          <w:rStyle w:val="Strong"/>
-          <w:rFonts w:ascii="Arial" w:hAnsi="Arial" w:cs="Arial"/>
-          <w:sz w:val="18"/>
-        </w:rPr>
-        <w:t>EventBridge</w:t>
-      </w:r>
-      <w:proofErr w:type="spellEnd"/>
-      <w:r>
-        <w:rPr>
-          <w:rFonts w:ascii="Arial" w:hAnsi="Arial" w:cs="Arial"/>
-          <w:sz w:val="18"/>
-        </w:rPr>
-        <w:t xml:space="preserve">, </w:t>
-      </w:r>
-      <w:r>
-        <w:rPr>
-          <w:rStyle w:val="Strong"/>
-          <w:rFonts w:ascii="Arial" w:hAnsi="Arial" w:cs="Arial"/>
-          <w:sz w:val="18"/>
-        </w:rPr>
-        <w:t>Step Functions</w:t>
-      </w:r>
-      <w:r>
-        <w:rPr>
-          <w:rFonts w:ascii="Arial" w:hAnsi="Arial" w:cs="Arial"/>
-          <w:sz w:val="18"/>
-        </w:rPr>
-        <w:t xml:space="preserve">, </w:t>
-      </w:r>
-      <w:r>
-        <w:rPr>
-          <w:rStyle w:val="Strong"/>
-          <w:rFonts w:ascii="Arial" w:hAnsi="Arial" w:cs="Arial"/>
-          <w:sz w:val="18"/>
-        </w:rPr>
-        <w:t>IAM</w:t>
-      </w:r>
-      <w:r>
-        <w:rPr>
-          <w:rFonts w:ascii="Arial" w:hAnsi="Arial" w:cs="Arial"/>
-          <w:sz w:val="18"/>
-        </w:rPr>
-        <w:t xml:space="preserve">, Azure: </w:t>
-      </w:r>
-      <w:r>
-        <w:rPr>
-          <w:rStyle w:val="Strong"/>
-          <w:rFonts w:ascii="Arial" w:hAnsi="Arial" w:cs="Arial"/>
-          <w:sz w:val="18"/>
-        </w:rPr>
-        <w:t>AKS</w:t>
-      </w:r>
-      <w:r>
-        <w:rPr>
-          <w:rFonts w:ascii="Arial" w:hAnsi="Arial" w:cs="Arial"/>
-          <w:sz w:val="18"/>
-        </w:rPr>
-        <w:t xml:space="preserve">, </w:t>
-      </w:r>
-      <w:r>
-        <w:rPr>
-          <w:rStyle w:val="Strong"/>
-          <w:rFonts w:ascii="Arial" w:hAnsi="Arial" w:cs="Arial"/>
-          <w:sz w:val="18"/>
-        </w:rPr>
-        <w:t>App Service</w:t>
-      </w:r>
-      <w:r>
-        <w:rPr>
-          <w:rFonts w:ascii="Arial" w:hAnsi="Arial" w:cs="Arial"/>
-          <w:sz w:val="18"/>
-        </w:rPr>
-        <w:t xml:space="preserve">, </w:t>
-      </w:r>
-      <w:r>
-        <w:rPr>
-          <w:rStyle w:val="Strong"/>
-          <w:rFonts w:ascii="Arial" w:hAnsi="Arial" w:cs="Arial"/>
-          <w:sz w:val="18"/>
-        </w:rPr>
-        <w:t>Azure SQL</w:t>
-      </w:r>
-      <w:r>
-        <w:rPr>
-          <w:rFonts w:ascii="Arial" w:hAnsi="Arial" w:cs="Arial"/>
-          <w:sz w:val="18"/>
-        </w:rPr>
-        <w:t xml:space="preserve">, </w:t>
-      </w:r>
-      <w:r>
-        <w:rPr>
-          <w:rStyle w:val="Strong"/>
-          <w:rFonts w:ascii="Arial" w:hAnsi="Arial" w:cs="Arial"/>
-          <w:sz w:val="18"/>
-        </w:rPr>
-        <w:t>Service Bus</w:t>
-      </w:r>
-      <w:r>
-        <w:rPr>
-          <w:rFonts w:ascii="Arial" w:hAnsi="Arial" w:cs="Arial"/>
-          <w:sz w:val="18"/>
-        </w:rPr>
-        <w:t xml:space="preserve">, </w:t>
-      </w:r>
-      <w:r>
-        <w:rPr>
-          <w:rStyle w:val="Strong"/>
-          <w:rFonts w:ascii="Arial" w:hAnsi="Arial" w:cs="Arial"/>
-          <w:sz w:val="18"/>
-        </w:rPr>
-        <w:t>Key Vault</w:t>
-      </w:r>
-      <w:r>
-        <w:rPr>
-          <w:rFonts w:ascii="Arial" w:hAnsi="Arial" w:cs="Arial"/>
-          <w:sz w:val="18"/>
-        </w:rPr>
-        <w:t xml:space="preserve">, </w:t>
-      </w:r>
-      <w:r>
-        <w:rPr>
-          <w:rStyle w:val="Strong"/>
-          <w:rFonts w:ascii="Arial" w:hAnsi="Arial" w:cs="Arial"/>
-          <w:sz w:val="18"/>
-        </w:rPr>
-        <w:t>Application Insights</w:t>
-      </w:r>
-      <w:r>
-        <w:rPr>
-          <w:rFonts w:ascii="Arial" w:hAnsi="Arial" w:cs="Arial"/>
-          <w:sz w:val="18"/>
-        </w:rPr>
-        <w:t xml:space="preserve">, GCP: </w:t>
-      </w:r>
-      <w:r>
-        <w:rPr>
-          <w:rStyle w:val="Strong"/>
-          <w:rFonts w:ascii="Arial" w:hAnsi="Arial" w:cs="Arial"/>
-          <w:sz w:val="18"/>
-        </w:rPr>
-        <w:t>GKE</w:t>
-      </w:r>
-      <w:r>
-        <w:rPr>
-          <w:rFonts w:ascii="Arial" w:hAnsi="Arial" w:cs="Arial"/>
-          <w:sz w:val="18"/>
-        </w:rPr>
-        <w:t xml:space="preserve">, </w:t>
-      </w:r>
-      <w:r>
-        <w:rPr>
-          <w:rStyle w:val="Strong"/>
-          <w:rFonts w:ascii="Arial" w:hAnsi="Arial" w:cs="Arial"/>
-          <w:sz w:val="18"/>
-        </w:rPr>
-        <w:t>Cloud Run</w:t>
-      </w:r>
-      <w:r>
-        <w:rPr>
-          <w:rFonts w:ascii="Arial" w:hAnsi="Arial" w:cs="Arial"/>
-          <w:sz w:val="18"/>
-        </w:rPr>
-        <w:t xml:space="preserve">, </w:t>
-      </w:r>
-      <w:r>
-        <w:rPr>
-          <w:rStyle w:val="Strong"/>
-          <w:rFonts w:ascii="Arial" w:hAnsi="Arial" w:cs="Arial"/>
-          <w:sz w:val="18"/>
-        </w:rPr>
-        <w:t>Pub/Sub</w:t>
-      </w:r>
-      <w:r>
-        <w:rPr>
-          <w:rFonts w:ascii="Arial" w:hAnsi="Arial" w:cs="Arial"/>
-          <w:sz w:val="18"/>
-        </w:rPr>
-        <w:t xml:space="preserve">, </w:t>
-      </w:r>
-      <w:r>
-        <w:rPr>
-          <w:rStyle w:val="Strong"/>
-          <w:rFonts w:ascii="Arial" w:hAnsi="Arial" w:cs="Arial"/>
-          <w:sz w:val="18"/>
-        </w:rPr>
-        <w:t>Cloud Storage</w:t>
-      </w:r>
-      <w:r>
-        <w:rPr>
-          <w:rFonts w:ascii="Arial" w:hAnsi="Arial" w:cs="Arial"/>
-          <w:sz w:val="18"/>
-        </w:rPr>
-        <w:t xml:space="preserve">, </w:t>
-      </w:r>
-      <w:proofErr w:type="spellStart"/>
-      <w:r>
-        <w:rPr>
-          <w:rStyle w:val="Strong"/>
-          <w:rFonts w:ascii="Arial" w:hAnsi="Arial" w:cs="Arial"/>
-          <w:sz w:val="18"/>
-        </w:rPr>
-        <w:t>BigQuery</w:t>
-      </w:r>
-      <w:proofErr w:type="spellEnd"/>
-      <w:r>
-        <w:rPr>
-          <w:rFonts w:ascii="Arial" w:hAnsi="Arial" w:cs="Arial"/>
-          <w:sz w:val="18"/>
-        </w:rPr>
-        <w:t xml:space="preserve"> (consumer/integrator), </w:t>
-      </w:r>
-      <w:proofErr w:type="spellStart"/>
-      <w:r>
-        <w:rPr>
-          <w:rStyle w:val="Strong"/>
-          <w:rFonts w:ascii="Arial" w:hAnsi="Arial" w:cs="Arial"/>
-          <w:sz w:val="18"/>
-        </w:rPr>
-        <w:t>Docker</w:t>
-      </w:r>
-      <w:proofErr w:type="spellEnd"/>
-      <w:r>
-        <w:rPr>
-          <w:rFonts w:ascii="Arial" w:hAnsi="Arial" w:cs="Arial"/>
-          <w:sz w:val="18"/>
-        </w:rPr>
-        <w:t xml:space="preserve">, </w:t>
-      </w:r>
-      <w:proofErr w:type="spellStart"/>
-      <w:r>
-        <w:rPr>
-          <w:rStyle w:val="Strong"/>
-          <w:rFonts w:ascii="Arial" w:hAnsi="Arial" w:cs="Arial"/>
-          <w:sz w:val="18"/>
-        </w:rPr>
-        <w:t>Kubernetes</w:t>
-      </w:r>
-      <w:proofErr w:type="spellEnd"/>
-      <w:r>
-        <w:rPr>
-          <w:rFonts w:ascii="Arial" w:hAnsi="Arial" w:cs="Arial"/>
-          <w:sz w:val="18"/>
-        </w:rPr>
-        <w:t xml:space="preserve">, </w:t>
-      </w:r>
-      <w:r>
-        <w:rPr>
-          <w:rStyle w:val="Strong"/>
-          <w:rFonts w:ascii="Arial" w:hAnsi="Arial" w:cs="Arial"/>
-          <w:sz w:val="18"/>
-        </w:rPr>
-        <w:t>Helm</w:t>
-      </w:r>
-      <w:r>
-        <w:rPr>
-          <w:rFonts w:ascii="Arial" w:hAnsi="Arial" w:cs="Arial"/>
-          <w:sz w:val="18"/>
-        </w:rPr>
-        <w:t xml:space="preserve">, </w:t>
-      </w:r>
-      <w:r>
-        <w:rPr>
-          <w:rStyle w:val="Strong"/>
-          <w:rFonts w:ascii="Arial" w:hAnsi="Arial" w:cs="Arial"/>
-          <w:sz w:val="18"/>
-        </w:rPr>
-        <w:t>Argo CD</w:t>
-      </w:r>
-      <w:r>
-        <w:rPr>
-          <w:rFonts w:ascii="Arial" w:hAnsi="Arial" w:cs="Arial"/>
-          <w:sz w:val="18"/>
-        </w:rPr>
-        <w:t xml:space="preserve">, </w:t>
-      </w:r>
-      <w:proofErr w:type="spellStart"/>
-      <w:r>
-        <w:rPr>
-          <w:rStyle w:val="Strong"/>
-          <w:rFonts w:ascii="Arial" w:hAnsi="Arial" w:cs="Arial"/>
-          <w:sz w:val="18"/>
-        </w:rPr>
-        <w:t>GitOps</w:t>
-      </w:r>
-      <w:proofErr w:type="spellEnd"/>
-      <w:r>
-        <w:rPr>
-          <w:rFonts w:ascii="Arial" w:hAnsi="Arial" w:cs="Arial"/>
-          <w:sz w:val="18"/>
-        </w:rPr>
-        <w:t xml:space="preserve">, </w:t>
-      </w:r>
-      <w:proofErr w:type="spellStart"/>
-      <w:r>
-        <w:rPr>
-          <w:rStyle w:val="Strong"/>
-          <w:rFonts w:ascii="Arial" w:hAnsi="Arial" w:cs="Arial"/>
-          <w:sz w:val="18"/>
-        </w:rPr>
-        <w:t>Terraform</w:t>
-      </w:r>
-      <w:proofErr w:type="spellEnd"/>
-      <w:r>
-        <w:rPr>
-          <w:rFonts w:ascii="Arial" w:hAnsi="Arial" w:cs="Arial"/>
-          <w:sz w:val="18"/>
-        </w:rPr>
-        <w:t xml:space="preserve">, </w:t>
-      </w:r>
-      <w:proofErr w:type="spellStart"/>
-      <w:r>
-        <w:rPr>
-          <w:rStyle w:val="Strong"/>
-          <w:rFonts w:ascii="Arial" w:hAnsi="Arial" w:cs="Arial"/>
-          <w:sz w:val="18"/>
-        </w:rPr>
-        <w:t>CloudFormation</w:t>
-      </w:r>
-      <w:proofErr w:type="spellEnd"/>
-      <w:r>
-        <w:rPr>
-          <w:rFonts w:ascii="Arial" w:hAnsi="Arial" w:cs="Arial"/>
-          <w:sz w:val="18"/>
-        </w:rPr>
-        <w:t xml:space="preserve">, CI/CD: </w:t>
-      </w:r>
-      <w:proofErr w:type="spellStart"/>
-      <w:r>
-        <w:rPr>
-          <w:rStyle w:val="Strong"/>
-          <w:rFonts w:ascii="Arial" w:hAnsi="Arial" w:cs="Arial"/>
-          <w:sz w:val="18"/>
-        </w:rPr>
-        <w:t>GitHub</w:t>
-      </w:r>
-      <w:proofErr w:type="spellEnd"/>
-      <w:r>
-        <w:rPr>
-          <w:rStyle w:val="Strong"/>
-          <w:rFonts w:ascii="Arial" w:hAnsi="Arial" w:cs="Arial"/>
-          <w:sz w:val="18"/>
-        </w:rPr>
-        <w:t xml:space="preserve"> Actions</w:t>
-      </w:r>
-      <w:r>
-        <w:rPr>
-          <w:rFonts w:ascii="Arial" w:hAnsi="Arial" w:cs="Arial"/>
-          <w:sz w:val="18"/>
-        </w:rPr>
-        <w:t xml:space="preserve">, </w:t>
-      </w:r>
-      <w:proofErr w:type="spellStart"/>
-      <w:r>
-        <w:rPr>
-          <w:rStyle w:val="Strong"/>
-          <w:rFonts w:ascii="Arial" w:hAnsi="Arial" w:cs="Arial"/>
-          <w:sz w:val="18"/>
-        </w:rPr>
-        <w:t>GitLab</w:t>
-      </w:r>
-      <w:proofErr w:type="spellEnd"/>
-      <w:r>
-        <w:rPr>
-          <w:rStyle w:val="Strong"/>
-          <w:rFonts w:ascii="Arial" w:hAnsi="Arial" w:cs="Arial"/>
-          <w:sz w:val="18"/>
-        </w:rPr>
-        <w:t xml:space="preserve"> CI</w:t>
-      </w:r>
-      <w:r>
-        <w:rPr>
-          <w:rFonts w:ascii="Arial" w:hAnsi="Arial" w:cs="Arial"/>
-          <w:sz w:val="18"/>
-        </w:rPr>
-        <w:t xml:space="preserve">, </w:t>
-      </w:r>
-      <w:r>
-        <w:rPr>
-          <w:rStyle w:val="Strong"/>
-          <w:rFonts w:ascii="Arial" w:hAnsi="Arial" w:cs="Arial"/>
-          <w:sz w:val="18"/>
-        </w:rPr>
-        <w:t>Jenkins</w:t>
-      </w:r>
-      <w:r>
-        <w:rPr>
-          <w:rFonts w:ascii="Arial" w:hAnsi="Arial" w:cs="Arial"/>
-          <w:sz w:val="18"/>
-        </w:rPr>
-        <w:t xml:space="preserve">, </w:t>
-      </w:r>
-      <w:r>
-        <w:rPr>
-          <w:rStyle w:val="Strong"/>
-          <w:rFonts w:ascii="Arial" w:hAnsi="Arial" w:cs="Arial"/>
-          <w:sz w:val="18"/>
-        </w:rPr>
-        <w:t xml:space="preserve">Azure </w:t>
-      </w:r>
-      <w:proofErr w:type="spellStart"/>
-      <w:r>
-        <w:rPr>
-          <w:rStyle w:val="Strong"/>
-          <w:rFonts w:ascii="Arial" w:hAnsi="Arial" w:cs="Arial"/>
-          <w:sz w:val="18"/>
-        </w:rPr>
-        <w:t>DevOps</w:t>
-      </w:r>
-      <w:proofErr w:type="spellEnd"/>
-      <w:r>
-        <w:rPr>
-          <w:rFonts w:ascii="Arial" w:hAnsi="Arial" w:cs="Arial"/>
-          <w:sz w:val="18"/>
-        </w:rPr>
-        <w:t xml:space="preserve">, </w:t>
-      </w:r>
-      <w:proofErr w:type="spellStart"/>
-      <w:r>
-        <w:rPr>
-          <w:rStyle w:val="Strong"/>
           <w:rFonts w:ascii="Arial" w:hAnsi="Arial" w:cs="Arial"/>
           <w:sz w:val="18"/>
         </w:rPr>
@@ -4131,7 +2726,11 @@
     </w:p>
     <w:p>
       <w:pPr>
-        <w:pStyle w:val="NormalWeb"/>
+        <w:pStyle w:val="ListParagraph"/>
+        <w:numPr>
+          <w:ilvl w:val="0"/>
+          <w:numId w:val="44"/>
+        </w:numPr>
         <w:jc w:val="both"/>
         <w:rPr>
           <w:rFonts w:ascii="Arial" w:hAnsi="Arial" w:cs="Arial"/>
@@ -4141,33 +2740,31 @@
       <w:proofErr w:type="spellStart"/>
       <w:r>
         <w:rPr>
-          <w:rStyle w:val="Strong"/>
-          <w:rFonts w:ascii="Arial" w:hAnsi="Arial" w:cs="Arial"/>
-          <w:sz w:val="18"/>
-        </w:rPr>
-        <w:lastRenderedPageBreak/>
+          <w:rFonts w:ascii="Arial" w:hAnsi="Arial" w:cs="Arial"/>
+          <w:b/>
+          <w:sz w:val="18"/>
+        </w:rPr>
         <w:t>Observability</w:t>
       </w:r>
       <w:proofErr w:type="spellEnd"/>
       <w:r>
         <w:rPr>
-          <w:rStyle w:val="Strong"/>
-          <w:rFonts w:ascii="Arial" w:hAnsi="Arial" w:cs="Arial"/>
-          <w:sz w:val="18"/>
-        </w:rPr>
-        <w:t>, Quality &amp; Security</w:t>
-      </w:r>
-      <w:r>
-        <w:rPr>
-          <w:rFonts w:ascii="Arial" w:hAnsi="Arial" w:cs="Arial"/>
-          <w:sz w:val="18"/>
-        </w:rPr>
-        <w:t xml:space="preserve"> — </w:t>
+          <w:rFonts w:ascii="Arial" w:hAnsi="Arial" w:cs="Arial"/>
+          <w:b/>
+          <w:sz w:val="18"/>
+        </w:rPr>
+        <w:t>, Quality &amp; Security —</w:t>
+      </w:r>
+      <w:r>
+        <w:rPr>
+          <w:rFonts w:ascii="Arial" w:hAnsi="Arial" w:cs="Arial"/>
+          <w:sz w:val="18"/>
+        </w:rPr>
+        <w:t xml:space="preserve"> </w:t>
       </w:r>
       <w:proofErr w:type="spellStart"/>
       <w:r>
         <w:rPr>
-          <w:rStyle w:val="Strong"/>
           <w:rFonts w:ascii="Arial" w:hAnsi="Arial" w:cs="Arial"/>
           <w:sz w:val="18"/>
         </w:rPr>
@@ -4179,12 +2776,11 @@
           <w:rFonts w:ascii="Arial" w:hAnsi="Arial" w:cs="Arial"/>
           <w:sz w:val="18"/>
         </w:rPr>
-        <w:t xml:space="preserve">, </w:t>
+        <w:t xml:space="preserve"> (1.x), </w:t>
       </w:r>
       <w:proofErr w:type="spellStart"/>
       <w:r>
         <w:rPr>
-          <w:rStyle w:val="Strong"/>
           <w:rFonts w:ascii="Arial" w:hAnsi="Arial" w:cs="Arial"/>
           <w:sz w:val="18"/>
         </w:rPr>
@@ -4196,27 +2792,11 @@
           <w:rFonts w:ascii="Arial" w:hAnsi="Arial" w:cs="Arial"/>
           <w:sz w:val="18"/>
         </w:rPr>
-        <w:t xml:space="preserve">, </w:t>
-      </w:r>
-      <w:r>
-        <w:rPr>
-          <w:rStyle w:val="Strong"/>
-          <w:rFonts w:ascii="Arial" w:hAnsi="Arial" w:cs="Arial"/>
-          <w:sz w:val="18"/>
-        </w:rPr>
-        <w:t>Prometheus</w:t>
-      </w:r>
-      <w:r>
-        <w:rPr>
-          <w:rFonts w:ascii="Arial" w:hAnsi="Arial" w:cs="Arial"/>
-          <w:sz w:val="18"/>
-        </w:rPr>
-        <w:t xml:space="preserve">, </w:t>
+        <w:t xml:space="preserve">, Prometheus (2.x), </w:t>
       </w:r>
       <w:proofErr w:type="spellStart"/>
       <w:r>
         <w:rPr>
-          <w:rStyle w:val="Strong"/>
           <w:rFonts w:ascii="Arial" w:hAnsi="Arial" w:cs="Arial"/>
           <w:sz w:val="18"/>
         </w:rPr>
@@ -4228,27 +2808,11 @@
           <w:rFonts w:ascii="Arial" w:hAnsi="Arial" w:cs="Arial"/>
           <w:sz w:val="18"/>
         </w:rPr>
-        <w:t xml:space="preserve">, </w:t>
-      </w:r>
-      <w:r>
-        <w:rPr>
-          <w:rStyle w:val="Strong"/>
-          <w:rFonts w:ascii="Arial" w:hAnsi="Arial" w:cs="Arial"/>
-          <w:sz w:val="18"/>
-        </w:rPr>
-        <w:t>ELK/EFK</w:t>
-      </w:r>
-      <w:r>
-        <w:rPr>
-          <w:rFonts w:ascii="Arial" w:hAnsi="Arial" w:cs="Arial"/>
-          <w:sz w:val="18"/>
-        </w:rPr>
-        <w:t xml:space="preserve">, </w:t>
+        <w:t xml:space="preserve"> (7–10), ELK/EFK (Elastic 6–8), </w:t>
       </w:r>
       <w:proofErr w:type="spellStart"/>
       <w:r>
         <w:rPr>
-          <w:rStyle w:val="Strong"/>
           <w:rFonts w:ascii="Arial" w:hAnsi="Arial" w:cs="Arial"/>
           <w:sz w:val="18"/>
         </w:rPr>
@@ -4260,117 +2824,11 @@
           <w:rFonts w:ascii="Arial" w:hAnsi="Arial" w:cs="Arial"/>
           <w:sz w:val="18"/>
         </w:rPr>
-        <w:t xml:space="preserve">, structured logging, Testing: </w:t>
-      </w:r>
-      <w:r>
-        <w:rPr>
-          <w:rStyle w:val="Strong"/>
-          <w:rFonts w:ascii="Arial" w:hAnsi="Arial" w:cs="Arial"/>
-          <w:sz w:val="18"/>
-        </w:rPr>
-        <w:t>Jest</w:t>
-      </w:r>
-      <w:r>
-        <w:rPr>
-          <w:rFonts w:ascii="Arial" w:hAnsi="Arial" w:cs="Arial"/>
-          <w:sz w:val="18"/>
-        </w:rPr>
-        <w:t xml:space="preserve">, </w:t>
-      </w:r>
-      <w:r>
-        <w:rPr>
-          <w:rStyle w:val="Strong"/>
-          <w:rFonts w:ascii="Arial" w:hAnsi="Arial" w:cs="Arial"/>
-          <w:sz w:val="18"/>
-        </w:rPr>
-        <w:t>Mocha</w:t>
-      </w:r>
-      <w:r>
-        <w:rPr>
-          <w:rFonts w:ascii="Arial" w:hAnsi="Arial" w:cs="Arial"/>
-          <w:sz w:val="18"/>
-        </w:rPr>
-        <w:t xml:space="preserve">, </w:t>
-      </w:r>
-      <w:r>
-        <w:rPr>
-          <w:rStyle w:val="Strong"/>
-          <w:rFonts w:ascii="Arial" w:hAnsi="Arial" w:cs="Arial"/>
-          <w:sz w:val="18"/>
-        </w:rPr>
-        <w:t>Chai</w:t>
-      </w:r>
-      <w:r>
-        <w:rPr>
-          <w:rFonts w:ascii="Arial" w:hAnsi="Arial" w:cs="Arial"/>
-          <w:sz w:val="18"/>
-        </w:rPr>
-        <w:t xml:space="preserve">, </w:t>
-      </w:r>
-      <w:r>
-        <w:rPr>
-          <w:rStyle w:val="Strong"/>
-          <w:rFonts w:ascii="Arial" w:hAnsi="Arial" w:cs="Arial"/>
-          <w:sz w:val="18"/>
-        </w:rPr>
-        <w:t>Cypress</w:t>
-      </w:r>
-      <w:r>
-        <w:rPr>
-          <w:rFonts w:ascii="Arial" w:hAnsi="Arial" w:cs="Arial"/>
-          <w:sz w:val="18"/>
-        </w:rPr>
-        <w:t xml:space="preserve">, </w:t>
-      </w:r>
-      <w:r>
-        <w:rPr>
-          <w:rStyle w:val="Strong"/>
-          <w:rFonts w:ascii="Arial" w:hAnsi="Arial" w:cs="Arial"/>
-          <w:sz w:val="18"/>
-        </w:rPr>
-        <w:t>Playwright</w:t>
-      </w:r>
-      <w:r>
-        <w:rPr>
-          <w:rFonts w:ascii="Arial" w:hAnsi="Arial" w:cs="Arial"/>
-          <w:sz w:val="18"/>
-        </w:rPr>
-        <w:t>, API contract tests (</w:t>
-      </w:r>
-      <w:r>
-        <w:rPr>
-          <w:rStyle w:val="Strong"/>
-          <w:rFonts w:ascii="Arial" w:hAnsi="Arial" w:cs="Arial"/>
-          <w:sz w:val="18"/>
-        </w:rPr>
-        <w:t>Pact-style</w:t>
-      </w:r>
-      <w:r>
-        <w:rPr>
-          <w:rFonts w:ascii="Arial" w:hAnsi="Arial" w:cs="Arial"/>
-          <w:sz w:val="18"/>
-        </w:rPr>
-        <w:t xml:space="preserve">), Security: </w:t>
-      </w:r>
-      <w:r>
-        <w:rPr>
-          <w:rStyle w:val="Strong"/>
-          <w:rFonts w:ascii="Arial" w:hAnsi="Arial" w:cs="Arial"/>
-          <w:sz w:val="18"/>
-        </w:rPr>
-        <w:t>OAuth2</w:t>
-      </w:r>
-      <w:r>
-        <w:rPr>
-          <w:rFonts w:ascii="Arial" w:hAnsi="Arial" w:cs="Arial"/>
-          <w:sz w:val="18"/>
-        </w:rPr>
-        <w:t xml:space="preserve">, </w:t>
+        <w:t xml:space="preserve">, structured logging, Testing: Jest (24–29), Mocha (8–10), Chai (4), Cypress (4–13), Playwright (1.20–1.40), API contract tests (Pact 3–4), Security: OAuth2, </w:t>
       </w:r>
       <w:proofErr w:type="spellStart"/>
       <w:r>
         <w:rPr>
-          <w:rStyle w:val="Strong"/>
           <w:rFonts w:ascii="Arial" w:hAnsi="Arial" w:cs="Arial"/>
           <w:sz w:val="18"/>
         </w:rPr>
@@ -4379,38 +2837,14 @@
       <w:proofErr w:type="spellEnd"/>
       <w:r>
         <w:rPr>
-          <w:rStyle w:val="Strong"/>
-          <w:rFonts w:ascii="Arial" w:hAnsi="Arial" w:cs="Arial"/>
-          <w:sz w:val="18"/>
-        </w:rPr>
-        <w:t xml:space="preserve"> Connect</w:t>
-      </w:r>
-      <w:r>
-        <w:rPr>
-          <w:rFonts w:ascii="Arial" w:hAnsi="Arial" w:cs="Arial"/>
-          <w:sz w:val="18"/>
-        </w:rPr>
-        <w:t xml:space="preserve">, </w:t>
-      </w:r>
-      <w:r>
-        <w:rPr>
-          <w:rStyle w:val="Strong"/>
-          <w:rFonts w:ascii="Arial" w:hAnsi="Arial" w:cs="Arial"/>
-          <w:sz w:val="18"/>
-        </w:rPr>
-        <w:t>JWT</w:t>
-      </w:r>
-      <w:r>
-        <w:rPr>
-          <w:rFonts w:ascii="Arial" w:hAnsi="Arial" w:cs="Arial"/>
-          <w:sz w:val="18"/>
-        </w:rPr>
-        <w:t xml:space="preserve">, </w:t>
+          <w:rFonts w:ascii="Arial" w:hAnsi="Arial" w:cs="Arial"/>
+          <w:sz w:val="18"/>
+        </w:rPr>
+        <w:t xml:space="preserve"> Connect, JWT, </w:t>
       </w:r>
       <w:proofErr w:type="spellStart"/>
       <w:r>
         <w:rPr>
-          <w:rStyle w:val="Strong"/>
           <w:rFonts w:ascii="Arial" w:hAnsi="Arial" w:cs="Arial"/>
           <w:sz w:val="18"/>
         </w:rPr>
@@ -4422,35 +2856,11 @@
           <w:rFonts w:ascii="Arial" w:hAnsi="Arial" w:cs="Arial"/>
           <w:sz w:val="18"/>
         </w:rPr>
-        <w:t xml:space="preserve">, </w:t>
-      </w:r>
-      <w:r>
-        <w:rPr>
-          <w:rStyle w:val="Strong"/>
-          <w:rFonts w:ascii="Arial" w:hAnsi="Arial" w:cs="Arial"/>
-          <w:sz w:val="18"/>
-        </w:rPr>
-        <w:t>Auth0</w:t>
-      </w:r>
-      <w:r>
-        <w:rPr>
-          <w:rFonts w:ascii="Arial" w:hAnsi="Arial" w:cs="Arial"/>
-          <w:sz w:val="18"/>
-        </w:rPr>
-        <w:t xml:space="preserve">, </w:t>
-      </w:r>
-      <w:r>
-        <w:rPr>
-          <w:rStyle w:val="Strong"/>
-          <w:rFonts w:ascii="Arial" w:hAnsi="Arial" w:cs="Arial"/>
-          <w:sz w:val="18"/>
-        </w:rPr>
-        <w:t xml:space="preserve">AWS </w:t>
+        <w:t xml:space="preserve">, Auth0, AWS </w:t>
       </w:r>
       <w:proofErr w:type="spellStart"/>
       <w:r>
         <w:rPr>
-          <w:rStyle w:val="Strong"/>
           <w:rFonts w:ascii="Arial" w:hAnsi="Arial" w:cs="Arial"/>
           <w:sz w:val="18"/>
         </w:rPr>
@@ -4462,46 +2872,35 @@
           <w:rFonts w:ascii="Arial" w:hAnsi="Arial" w:cs="Arial"/>
           <w:sz w:val="18"/>
         </w:rPr>
-        <w:t xml:space="preserve">, </w:t>
-      </w:r>
-      <w:r>
-        <w:rPr>
-          <w:rStyle w:val="Strong"/>
-          <w:rFonts w:ascii="Arial" w:hAnsi="Arial" w:cs="Arial"/>
-          <w:sz w:val="18"/>
-        </w:rPr>
-        <w:t>rate limiting</w:t>
-      </w:r>
-      <w:r>
-        <w:rPr>
-          <w:rFonts w:ascii="Arial" w:hAnsi="Arial" w:cs="Arial"/>
-          <w:sz w:val="18"/>
-        </w:rPr>
-        <w:t xml:space="preserve">, </w:t>
-      </w:r>
-      <w:r>
-        <w:rPr>
-          <w:rStyle w:val="Strong"/>
-          <w:rFonts w:ascii="Arial" w:hAnsi="Arial" w:cs="Arial"/>
-          <w:sz w:val="18"/>
-        </w:rPr>
-        <w:t>RBAC/ABAC</w:t>
-      </w:r>
-      <w:r>
-        <w:rPr>
-          <w:rFonts w:ascii="Arial" w:hAnsi="Arial" w:cs="Arial"/>
-          <w:sz w:val="18"/>
-        </w:rPr>
-        <w:t xml:space="preserve">, </w:t>
-      </w:r>
-      <w:r>
-        <w:rPr>
-          <w:rStyle w:val="Strong"/>
-          <w:rFonts w:ascii="Arial" w:hAnsi="Arial" w:cs="Arial"/>
-          <w:sz w:val="18"/>
-        </w:rPr>
-        <w:t>audit logging</w:t>
-      </w:r>
+        <w:t>, rate limiting, RBAC/ABAC, audit logging</w:t>
+      </w:r>
+    </w:p>
+    <w:p>
+      <w:pPr>
+        <w:jc w:val="both"/>
+        <w:rPr>
+          <w:rFonts w:ascii="Arial" w:hAnsi="Arial" w:cs="Arial"/>
+          <w:sz w:val="18"/>
+        </w:rPr>
+      </w:pPr>
+    </w:p>
+    <w:p>
+      <w:pPr>
+        <w:jc w:val="both"/>
+        <w:rPr>
+          <w:rFonts w:ascii="Arial" w:hAnsi="Arial" w:cs="Arial"/>
+          <w:sz w:val="18"/>
+        </w:rPr>
+      </w:pPr>
+    </w:p>
+    <w:p>
+      <w:pPr>
+        <w:jc w:val="both"/>
+        <w:rPr>
+          <w:rFonts w:ascii="Arial" w:hAnsi="Arial" w:cs="Arial"/>
+          <w:sz w:val="18"/>
+        </w:rPr>
+      </w:pPr>
     </w:p>
     <w:tbl>
       <w:tblPr>
@@ -4556,6 +2955,7 @@
                 <w:sz w:val="22"/>
                 <w:szCs w:val="22"/>
               </w:rPr>
+              <w:lastRenderedPageBreak/>
               <w:t>Education</w:t>
             </w:r>
           </w:p>
@@ -4614,7 +3014,7 @@
         <w:pStyle w:val="ListParagraph"/>
         <w:numPr>
           <w:ilvl w:val="0"/>
-          <w:numId w:val="12"/>
+          <w:numId w:val="45"/>
         </w:numPr>
         <w:jc w:val="both"/>
       </w:pPr>
@@ -4778,7 +3178,7 @@
         <w:pStyle w:val="NormalWeb"/>
         <w:numPr>
           <w:ilvl w:val="0"/>
-          <w:numId w:val="31"/>
+          <w:numId w:val="47"/>
         </w:numPr>
         <w:jc w:val="both"/>
         <w:rPr>
@@ -4863,7 +3263,7 @@
         <w:pStyle w:val="NormalWeb"/>
         <w:numPr>
           <w:ilvl w:val="0"/>
-          <w:numId w:val="31"/>
+          <w:numId w:val="47"/>
         </w:numPr>
         <w:jc w:val="both"/>
         <w:rPr>
@@ -4952,7 +3352,7 @@
         <w:pStyle w:val="NormalWeb"/>
         <w:numPr>
           <w:ilvl w:val="0"/>
-          <w:numId w:val="31"/>
+          <w:numId w:val="47"/>
         </w:numPr>
         <w:jc w:val="both"/>
         <w:rPr>
@@ -5123,7 +3523,7 @@
         <w:pStyle w:val="NormalWeb"/>
         <w:numPr>
           <w:ilvl w:val="0"/>
-          <w:numId w:val="32"/>
+          <w:numId w:val="46"/>
         </w:numPr>
         <w:jc w:val="both"/>
         <w:rPr>
@@ -5185,7 +3585,7 @@
         <w:pStyle w:val="NormalWeb"/>
         <w:numPr>
           <w:ilvl w:val="0"/>
-          <w:numId w:val="32"/>
+          <w:numId w:val="46"/>
         </w:numPr>
         <w:jc w:val="both"/>
         <w:rPr>
@@ -5266,7 +3666,7 @@
         <w:pStyle w:val="NormalWeb"/>
         <w:numPr>
           <w:ilvl w:val="0"/>
-          <w:numId w:val="32"/>
+          <w:numId w:val="46"/>
         </w:numPr>
         <w:jc w:val="both"/>
         <w:rPr>
@@ -6856,6 +5256,232 @@
     </w:lvl>
   </w:abstractNum>
   <w:abstractNum w:abstractNumId="12">
+    <w:nsid w:val="26F122B1"/>
+    <w:multiLevelType w:val="hybridMultilevel"/>
+    <w:tmpl w:val="40243780"/>
+    <w:lvl w:ilvl="0" w:tplc="D320F798">
+      <w:start w:val="1"/>
+      <w:numFmt w:val="bullet"/>
+      <w:lvlText w:val="-"/>
+      <w:lvlJc w:val="left"/>
+      <w:pPr>
+        <w:ind w:left="360" w:hanging="360"/>
+      </w:pPr>
+      <w:rPr>
+        <w:rFonts w:ascii="Yu Gothic" w:eastAsia="Yu Gothic" w:hAnsi="Yu Gothic" w:hint="eastAsia"/>
+      </w:rPr>
+    </w:lvl>
+    <w:lvl w:ilvl="1" w:tplc="04090003" w:tentative="1">
+      <w:start w:val="1"/>
+      <w:numFmt w:val="bullet"/>
+      <w:lvlText w:val="o"/>
+      <w:lvlJc w:val="left"/>
+      <w:pPr>
+        <w:ind w:left="1080" w:hanging="360"/>
+      </w:pPr>
+      <w:rPr>
+        <w:rFonts w:ascii="Courier New" w:hAnsi="Courier New" w:cs="Courier New" w:hint="default"/>
+      </w:rPr>
+    </w:lvl>
+    <w:lvl w:ilvl="2" w:tplc="04090005" w:tentative="1">
+      <w:start w:val="1"/>
+      <w:numFmt w:val="bullet"/>
+      <w:lvlText w:val=""/>
+      <w:lvlJc w:val="left"/>
+      <w:pPr>
+        <w:ind w:left="1800" w:hanging="360"/>
+      </w:pPr>
+      <w:rPr>
+        <w:rFonts w:ascii="Wingdings" w:hAnsi="Wingdings" w:hint="default"/>
+      </w:rPr>
+    </w:lvl>
+    <w:lvl w:ilvl="3" w:tplc="04090001" w:tentative="1">
+      <w:start w:val="1"/>
+      <w:numFmt w:val="bullet"/>
+      <w:lvlText w:val=""/>
+      <w:lvlJc w:val="left"/>
+      <w:pPr>
+        <w:ind w:left="2520" w:hanging="360"/>
+      </w:pPr>
+      <w:rPr>
+        <w:rFonts w:ascii="Symbol" w:hAnsi="Symbol" w:hint="default"/>
+      </w:rPr>
+    </w:lvl>
+    <w:lvl w:ilvl="4" w:tplc="04090003" w:tentative="1">
+      <w:start w:val="1"/>
+      <w:numFmt w:val="bullet"/>
+      <w:lvlText w:val="o"/>
+      <w:lvlJc w:val="left"/>
+      <w:pPr>
+        <w:ind w:left="3240" w:hanging="360"/>
+      </w:pPr>
+      <w:rPr>
+        <w:rFonts w:ascii="Courier New" w:hAnsi="Courier New" w:cs="Courier New" w:hint="default"/>
+      </w:rPr>
+    </w:lvl>
+    <w:lvl w:ilvl="5" w:tplc="04090005" w:tentative="1">
+      <w:start w:val="1"/>
+      <w:numFmt w:val="bullet"/>
+      <w:lvlText w:val=""/>
+      <w:lvlJc w:val="left"/>
+      <w:pPr>
+        <w:ind w:left="3960" w:hanging="360"/>
+      </w:pPr>
+      <w:rPr>
+        <w:rFonts w:ascii="Wingdings" w:hAnsi="Wingdings" w:hint="default"/>
+      </w:rPr>
+    </w:lvl>
+    <w:lvl w:ilvl="6" w:tplc="04090001" w:tentative="1">
+      <w:start w:val="1"/>
+      <w:numFmt w:val="bullet"/>
+      <w:lvlText w:val=""/>
+      <w:lvlJc w:val="left"/>
+      <w:pPr>
+        <w:ind w:left="4680" w:hanging="360"/>
+      </w:pPr>
+      <w:rPr>
+        <w:rFonts w:ascii="Symbol" w:hAnsi="Symbol" w:hint="default"/>
+      </w:rPr>
+    </w:lvl>
+    <w:lvl w:ilvl="7" w:tplc="04090003" w:tentative="1">
+      <w:start w:val="1"/>
+      <w:numFmt w:val="bullet"/>
+      <w:lvlText w:val="o"/>
+      <w:lvlJc w:val="left"/>
+      <w:pPr>
+        <w:ind w:left="5400" w:hanging="360"/>
+      </w:pPr>
+      <w:rPr>
+        <w:rFonts w:ascii="Courier New" w:hAnsi="Courier New" w:cs="Courier New" w:hint="default"/>
+      </w:rPr>
+    </w:lvl>
+    <w:lvl w:ilvl="8" w:tplc="04090005" w:tentative="1">
+      <w:start w:val="1"/>
+      <w:numFmt w:val="bullet"/>
+      <w:lvlText w:val=""/>
+      <w:lvlJc w:val="left"/>
+      <w:pPr>
+        <w:ind w:left="6120" w:hanging="360"/>
+      </w:pPr>
+      <w:rPr>
+        <w:rFonts w:ascii="Wingdings" w:hAnsi="Wingdings" w:hint="default"/>
+      </w:rPr>
+    </w:lvl>
+  </w:abstractNum>
+  <w:abstractNum w:abstractNumId="13">
+    <w:nsid w:val="26F30476"/>
+    <w:multiLevelType w:val="hybridMultilevel"/>
+    <w:tmpl w:val="8ADCBFB2"/>
+    <w:lvl w:ilvl="0" w:tplc="D320F798">
+      <w:start w:val="1"/>
+      <w:numFmt w:val="bullet"/>
+      <w:lvlText w:val="-"/>
+      <w:lvlJc w:val="left"/>
+      <w:pPr>
+        <w:ind w:left="360" w:hanging="360"/>
+      </w:pPr>
+      <w:rPr>
+        <w:rFonts w:ascii="Yu Gothic" w:eastAsia="Yu Gothic" w:hAnsi="Yu Gothic" w:hint="eastAsia"/>
+      </w:rPr>
+    </w:lvl>
+    <w:lvl w:ilvl="1" w:tplc="04090003" w:tentative="1">
+      <w:start w:val="1"/>
+      <w:numFmt w:val="bullet"/>
+      <w:lvlText w:val="o"/>
+      <w:lvlJc w:val="left"/>
+      <w:pPr>
+        <w:ind w:left="1080" w:hanging="360"/>
+      </w:pPr>
+      <w:rPr>
+        <w:rFonts w:ascii="Courier New" w:hAnsi="Courier New" w:cs="Courier New" w:hint="default"/>
+      </w:rPr>
+    </w:lvl>
+    <w:lvl w:ilvl="2" w:tplc="04090005" w:tentative="1">
+      <w:start w:val="1"/>
+      <w:numFmt w:val="bullet"/>
+      <w:lvlText w:val=""/>
+      <w:lvlJc w:val="left"/>
+      <w:pPr>
+        <w:ind w:left="1800" w:hanging="360"/>
+      </w:pPr>
+      <w:rPr>
+        <w:rFonts w:ascii="Wingdings" w:hAnsi="Wingdings" w:hint="default"/>
+      </w:rPr>
+    </w:lvl>
+    <w:lvl w:ilvl="3" w:tplc="04090001" w:tentative="1">
+      <w:start w:val="1"/>
+      <w:numFmt w:val="bullet"/>
+      <w:lvlText w:val=""/>
+      <w:lvlJc w:val="left"/>
+      <w:pPr>
+        <w:ind w:left="2520" w:hanging="360"/>
+      </w:pPr>
+      <w:rPr>
+        <w:rFonts w:ascii="Symbol" w:hAnsi="Symbol" w:hint="default"/>
+      </w:rPr>
+    </w:lvl>
+    <w:lvl w:ilvl="4" w:tplc="04090003" w:tentative="1">
+      <w:start w:val="1"/>
+      <w:numFmt w:val="bullet"/>
+      <w:lvlText w:val="o"/>
+      <w:lvlJc w:val="left"/>
+      <w:pPr>
+        <w:ind w:left="3240" w:hanging="360"/>
+      </w:pPr>
+      <w:rPr>
+        <w:rFonts w:ascii="Courier New" w:hAnsi="Courier New" w:cs="Courier New" w:hint="default"/>
+      </w:rPr>
+    </w:lvl>
+    <w:lvl w:ilvl="5" w:tplc="04090005" w:tentative="1">
+      <w:start w:val="1"/>
+      <w:numFmt w:val="bullet"/>
+      <w:lvlText w:val=""/>
+      <w:lvlJc w:val="left"/>
+      <w:pPr>
+        <w:ind w:left="3960" w:hanging="360"/>
+      </w:pPr>
+      <w:rPr>
+        <w:rFonts w:ascii="Wingdings" w:hAnsi="Wingdings" w:hint="default"/>
+      </w:rPr>
+    </w:lvl>
+    <w:lvl w:ilvl="6" w:tplc="04090001" w:tentative="1">
+      <w:start w:val="1"/>
+      <w:numFmt w:val="bullet"/>
+      <w:lvlText w:val=""/>
+      <w:lvlJc w:val="left"/>
+      <w:pPr>
+        <w:ind w:left="4680" w:hanging="360"/>
+      </w:pPr>
+      <w:rPr>
+        <w:rFonts w:ascii="Symbol" w:hAnsi="Symbol" w:hint="default"/>
+      </w:rPr>
+    </w:lvl>
+    <w:lvl w:ilvl="7" w:tplc="04090003" w:tentative="1">
+      <w:start w:val="1"/>
+      <w:numFmt w:val="bullet"/>
+      <w:lvlText w:val="o"/>
+      <w:lvlJc w:val="left"/>
+      <w:pPr>
+        <w:ind w:left="5400" w:hanging="360"/>
+      </w:pPr>
+      <w:rPr>
+        <w:rFonts w:ascii="Courier New" w:hAnsi="Courier New" w:cs="Courier New" w:hint="default"/>
+      </w:rPr>
+    </w:lvl>
+    <w:lvl w:ilvl="8" w:tplc="04090005" w:tentative="1">
+      <w:start w:val="1"/>
+      <w:numFmt w:val="bullet"/>
+      <w:lvlText w:val=""/>
+      <w:lvlJc w:val="left"/>
+      <w:pPr>
+        <w:ind w:left="6120" w:hanging="360"/>
+      </w:pPr>
+      <w:rPr>
+        <w:rFonts w:ascii="Wingdings" w:hAnsi="Wingdings" w:hint="default"/>
+      </w:rPr>
+    </w:lvl>
+  </w:abstractNum>
+  <w:abstractNum w:abstractNumId="14">
     <w:nsid w:val="28993744"/>
     <w:multiLevelType w:val="hybridMultilevel"/>
     <w:tmpl w:val="F4E4906E"/>
@@ -6968,7 +5594,120 @@
       </w:rPr>
     </w:lvl>
   </w:abstractNum>
-  <w:abstractNum w:abstractNumId="13">
+  <w:abstractNum w:abstractNumId="15">
+    <w:nsid w:val="2A0A0B8A"/>
+    <w:multiLevelType w:val="hybridMultilevel"/>
+    <w:tmpl w:val="DEA2729C"/>
+    <w:lvl w:ilvl="0" w:tplc="0409000B">
+      <w:start w:val="1"/>
+      <w:numFmt w:val="bullet"/>
+      <w:lvlText w:val=""/>
+      <w:lvlJc w:val="left"/>
+      <w:pPr>
+        <w:ind w:left="720" w:hanging="360"/>
+      </w:pPr>
+      <w:rPr>
+        <w:rFonts w:ascii="Wingdings" w:hAnsi="Wingdings" w:hint="default"/>
+      </w:rPr>
+    </w:lvl>
+    <w:lvl w:ilvl="1" w:tplc="04090003" w:tentative="1">
+      <w:start w:val="1"/>
+      <w:numFmt w:val="bullet"/>
+      <w:lvlText w:val="o"/>
+      <w:lvlJc w:val="left"/>
+      <w:pPr>
+        <w:ind w:left="1440" w:hanging="360"/>
+      </w:pPr>
+      <w:rPr>
+        <w:rFonts w:ascii="Courier New" w:hAnsi="Courier New" w:cs="Courier New" w:hint="default"/>
+      </w:rPr>
+    </w:lvl>
+    <w:lvl w:ilvl="2" w:tplc="04090005" w:tentative="1">
+      <w:start w:val="1"/>
+      <w:numFmt w:val="bullet"/>
+      <w:lvlText w:val=""/>
+      <w:lvlJc w:val="left"/>
+      <w:pPr>
+        <w:ind w:left="2160" w:hanging="360"/>
+      </w:pPr>
+      <w:rPr>
+        <w:rFonts w:ascii="Wingdings" w:hAnsi="Wingdings" w:hint="default"/>
+      </w:rPr>
+    </w:lvl>
+    <w:lvl w:ilvl="3" w:tplc="04090001" w:tentative="1">
+      <w:start w:val="1"/>
+      <w:numFmt w:val="bullet"/>
+      <w:lvlText w:val=""/>
+      <w:lvlJc w:val="left"/>
+      <w:pPr>
+        <w:ind w:left="2880" w:hanging="360"/>
+      </w:pPr>
+      <w:rPr>
+        <w:rFonts w:ascii="Symbol" w:hAnsi="Symbol" w:hint="default"/>
+      </w:rPr>
+    </w:lvl>
+    <w:lvl w:ilvl="4" w:tplc="04090003" w:tentative="1">
+      <w:start w:val="1"/>
+      <w:numFmt w:val="bullet"/>
+      <w:lvlText w:val="o"/>
+      <w:lvlJc w:val="left"/>
+      <w:pPr>
+        <w:ind w:left="3600" w:hanging="360"/>
+      </w:pPr>
+      <w:rPr>
+        <w:rFonts w:ascii="Courier New" w:hAnsi="Courier New" w:cs="Courier New" w:hint="default"/>
+      </w:rPr>
+    </w:lvl>
+    <w:lvl w:ilvl="5" w:tplc="04090005" w:tentative="1">
+      <w:start w:val="1"/>
+      <w:numFmt w:val="bullet"/>
+      <w:lvlText w:val=""/>
+      <w:lvlJc w:val="left"/>
+      <w:pPr>
+        <w:ind w:left="4320" w:hanging="360"/>
+      </w:pPr>
+      <w:rPr>
+        <w:rFonts w:ascii="Wingdings" w:hAnsi="Wingdings" w:hint="default"/>
+      </w:rPr>
+    </w:lvl>
+    <w:lvl w:ilvl="6" w:tplc="04090001" w:tentative="1">
+      <w:start w:val="1"/>
+      <w:numFmt w:val="bullet"/>
+      <w:lvlText w:val=""/>
+      <w:lvlJc w:val="left"/>
+      <w:pPr>
+        <w:ind w:left="5040" w:hanging="360"/>
+      </w:pPr>
+      <w:rPr>
+        <w:rFonts w:ascii="Symbol" w:hAnsi="Symbol" w:hint="default"/>
+      </w:rPr>
+    </w:lvl>
+    <w:lvl w:ilvl="7" w:tplc="04090003" w:tentative="1">
+      <w:start w:val="1"/>
+      <w:numFmt w:val="bullet"/>
+      <w:lvlText w:val="o"/>
+      <w:lvlJc w:val="left"/>
+      <w:pPr>
+        <w:ind w:left="5760" w:hanging="360"/>
+      </w:pPr>
+      <w:rPr>
+        <w:rFonts w:ascii="Courier New" w:hAnsi="Courier New" w:cs="Courier New" w:hint="default"/>
+      </w:rPr>
+    </w:lvl>
+    <w:lvl w:ilvl="8" w:tplc="04090005" w:tentative="1">
+      <w:start w:val="1"/>
+      <w:numFmt w:val="bullet"/>
+      <w:lvlText w:val=""/>
+      <w:lvlJc w:val="left"/>
+      <w:pPr>
+        <w:ind w:left="6480" w:hanging="360"/>
+      </w:pPr>
+      <w:rPr>
+        <w:rFonts w:ascii="Wingdings" w:hAnsi="Wingdings" w:hint="default"/>
+      </w:rPr>
+    </w:lvl>
+  </w:abstractNum>
+  <w:abstractNum w:abstractNumId="16">
     <w:nsid w:val="2CCA071B"/>
     <w:multiLevelType w:val="hybridMultilevel"/>
     <w:tmpl w:val="AB50B07A"/>
@@ -7081,7 +5820,119 @@
       </w:rPr>
     </w:lvl>
   </w:abstractNum>
-  <w:abstractNum w:abstractNumId="14">
+  <w:abstractNum w:abstractNumId="17">
+    <w:nsid w:val="2D846F2C"/>
+    <w:multiLevelType w:val="hybridMultilevel"/>
+    <w:tmpl w:val="6A7A3286"/>
+    <w:lvl w:ilvl="0" w:tplc="B6A44102">
+      <w:numFmt w:val="bullet"/>
+      <w:lvlText w:val=""/>
+      <w:lvlJc w:val="left"/>
+      <w:pPr>
+        <w:ind w:left="720" w:hanging="360"/>
+      </w:pPr>
+      <w:rPr>
+        <w:rFonts w:ascii="Symbol" w:eastAsia="Times New Roman" w:hAnsi="Symbol" w:cs="Times New Roman" w:hint="default"/>
+      </w:rPr>
+    </w:lvl>
+    <w:lvl w:ilvl="1" w:tplc="04090003" w:tentative="1">
+      <w:start w:val="1"/>
+      <w:numFmt w:val="bullet"/>
+      <w:lvlText w:val="o"/>
+      <w:lvlJc w:val="left"/>
+      <w:pPr>
+        <w:ind w:left="1440" w:hanging="360"/>
+      </w:pPr>
+      <w:rPr>
+        <w:rFonts w:ascii="Courier New" w:hAnsi="Courier New" w:cs="Courier New" w:hint="default"/>
+      </w:rPr>
+    </w:lvl>
+    <w:lvl w:ilvl="2" w:tplc="04090005" w:tentative="1">
+      <w:start w:val="1"/>
+      <w:numFmt w:val="bullet"/>
+      <w:lvlText w:val=""/>
+      <w:lvlJc w:val="left"/>
+      <w:pPr>
+        <w:ind w:left="2160" w:hanging="360"/>
+      </w:pPr>
+      <w:rPr>
+        <w:rFonts w:ascii="Wingdings" w:hAnsi="Wingdings" w:hint="default"/>
+      </w:rPr>
+    </w:lvl>
+    <w:lvl w:ilvl="3" w:tplc="04090001" w:tentative="1">
+      <w:start w:val="1"/>
+      <w:numFmt w:val="bullet"/>
+      <w:lvlText w:val=""/>
+      <w:lvlJc w:val="left"/>
+      <w:pPr>
+        <w:ind w:left="2880" w:hanging="360"/>
+      </w:pPr>
+      <w:rPr>
+        <w:rFonts w:ascii="Symbol" w:hAnsi="Symbol" w:hint="default"/>
+      </w:rPr>
+    </w:lvl>
+    <w:lvl w:ilvl="4" w:tplc="04090003" w:tentative="1">
+      <w:start w:val="1"/>
+      <w:numFmt w:val="bullet"/>
+      <w:lvlText w:val="o"/>
+      <w:lvlJc w:val="left"/>
+      <w:pPr>
+        <w:ind w:left="3600" w:hanging="360"/>
+      </w:pPr>
+      <w:rPr>
+        <w:rFonts w:ascii="Courier New" w:hAnsi="Courier New" w:cs="Courier New" w:hint="default"/>
+      </w:rPr>
+    </w:lvl>
+    <w:lvl w:ilvl="5" w:tplc="04090005" w:tentative="1">
+      <w:start w:val="1"/>
+      <w:numFmt w:val="bullet"/>
+      <w:lvlText w:val=""/>
+      <w:lvlJc w:val="left"/>
+      <w:pPr>
+        <w:ind w:left="4320" w:hanging="360"/>
+      </w:pPr>
+      <w:rPr>
+        <w:rFonts w:ascii="Wingdings" w:hAnsi="Wingdings" w:hint="default"/>
+      </w:rPr>
+    </w:lvl>
+    <w:lvl w:ilvl="6" w:tplc="04090001" w:tentative="1">
+      <w:start w:val="1"/>
+      <w:numFmt w:val="bullet"/>
+      <w:lvlText w:val=""/>
+      <w:lvlJc w:val="left"/>
+      <w:pPr>
+        <w:ind w:left="5040" w:hanging="360"/>
+      </w:pPr>
+      <w:rPr>
+        <w:rFonts w:ascii="Symbol" w:hAnsi="Symbol" w:hint="default"/>
+      </w:rPr>
+    </w:lvl>
+    <w:lvl w:ilvl="7" w:tplc="04090003" w:tentative="1">
+      <w:start w:val="1"/>
+      <w:numFmt w:val="bullet"/>
+      <w:lvlText w:val="o"/>
+      <w:lvlJc w:val="left"/>
+      <w:pPr>
+        <w:ind w:left="5760" w:hanging="360"/>
+      </w:pPr>
+      <w:rPr>
+        <w:rFonts w:ascii="Courier New" w:hAnsi="Courier New" w:cs="Courier New" w:hint="default"/>
+      </w:rPr>
+    </w:lvl>
+    <w:lvl w:ilvl="8" w:tplc="04090005" w:tentative="1">
+      <w:start w:val="1"/>
+      <w:numFmt w:val="bullet"/>
+      <w:lvlText w:val=""/>
+      <w:lvlJc w:val="left"/>
+      <w:pPr>
+        <w:ind w:left="6480" w:hanging="360"/>
+      </w:pPr>
+      <w:rPr>
+        <w:rFonts w:ascii="Wingdings" w:hAnsi="Wingdings" w:hint="default"/>
+      </w:rPr>
+    </w:lvl>
+  </w:abstractNum>
+  <w:abstractNum w:abstractNumId="18">
     <w:nsid w:val="36105353"/>
     <w:multiLevelType w:val="hybridMultilevel"/>
     <w:tmpl w:val="DD909FCC"/>
@@ -7193,7 +6044,7 @@
       </w:rPr>
     </w:lvl>
   </w:abstractNum>
-  <w:abstractNum w:abstractNumId="15">
+  <w:abstractNum w:abstractNumId="19">
     <w:nsid w:val="3CDF028F"/>
     <w:multiLevelType w:val="multilevel"/>
     <w:tmpl w:val="AC5AACDA"/>
@@ -7309,7 +6160,7 @@
       </w:pPr>
     </w:lvl>
   </w:abstractNum>
-  <w:abstractNum w:abstractNumId="16">
+  <w:abstractNum w:abstractNumId="20">
     <w:nsid w:val="3DF76738"/>
     <w:multiLevelType w:val="hybridMultilevel"/>
     <w:tmpl w:val="38CAEAB8"/>
@@ -7422,7 +6273,7 @@
       </w:rPr>
     </w:lvl>
   </w:abstractNum>
-  <w:abstractNum w:abstractNumId="17">
+  <w:abstractNum w:abstractNumId="21">
     <w:nsid w:val="45C60980"/>
     <w:multiLevelType w:val="hybridMultilevel"/>
     <w:tmpl w:val="49A6F502"/>
@@ -7535,7 +6386,7 @@
       </w:rPr>
     </w:lvl>
   </w:abstractNum>
-  <w:abstractNum w:abstractNumId="18">
+  <w:abstractNum w:abstractNumId="22">
     <w:nsid w:val="489C5ADD"/>
     <w:multiLevelType w:val="hybridMultilevel"/>
     <w:tmpl w:val="5F1EA04C"/>
@@ -7647,7 +6498,7 @@
       </w:rPr>
     </w:lvl>
   </w:abstractNum>
-  <w:abstractNum w:abstractNumId="19">
+  <w:abstractNum w:abstractNumId="23">
     <w:nsid w:val="52A95713"/>
     <w:multiLevelType w:val="hybridMultilevel"/>
     <w:tmpl w:val="93D4A986"/>
@@ -7760,7 +6611,7 @@
       </w:rPr>
     </w:lvl>
   </w:abstractNum>
-  <w:abstractNum w:abstractNumId="20">
+  <w:abstractNum w:abstractNumId="24">
     <w:nsid w:val="530C4689"/>
     <w:multiLevelType w:val="hybridMultilevel"/>
     <w:tmpl w:val="917CEAEA"/>
@@ -7873,7 +6724,156 @@
       </w:rPr>
     </w:lvl>
   </w:abstractNum>
-  <w:abstractNum w:abstractNumId="21">
+  <w:abstractNum w:abstractNumId="25">
+    <w:nsid w:val="54A04BF1"/>
+    <w:multiLevelType w:val="multilevel"/>
+    <w:tmpl w:val="30C8F354"/>
+    <w:lvl w:ilvl="0">
+      <w:start w:val="1"/>
+      <w:numFmt w:val="bullet"/>
+      <w:lvlText w:val="-"/>
+      <w:lvlJc w:val="left"/>
+      <w:pPr>
+        <w:tabs>
+          <w:tab w:val="num" w:pos="360"/>
+        </w:tabs>
+        <w:ind w:left="360" w:hanging="360"/>
+      </w:pPr>
+      <w:rPr>
+        <w:rFonts w:ascii="Yu Gothic" w:eastAsia="Yu Gothic" w:hAnsi="Yu Gothic" w:hint="eastAsia"/>
+        <w:sz w:val="20"/>
+      </w:rPr>
+    </w:lvl>
+    <w:lvl w:ilvl="1" w:tentative="1">
+      <w:start w:val="1"/>
+      <w:numFmt w:val="bullet"/>
+      <w:lvlText w:val="o"/>
+      <w:lvlJc w:val="left"/>
+      <w:pPr>
+        <w:tabs>
+          <w:tab w:val="num" w:pos="1080"/>
+        </w:tabs>
+        <w:ind w:left="1080" w:hanging="360"/>
+      </w:pPr>
+      <w:rPr>
+        <w:rFonts w:ascii="Courier New" w:hAnsi="Courier New" w:hint="default"/>
+        <w:sz w:val="20"/>
+      </w:rPr>
+    </w:lvl>
+    <w:lvl w:ilvl="2" w:tentative="1">
+      <w:start w:val="1"/>
+      <w:numFmt w:val="bullet"/>
+      <w:lvlText w:val=""/>
+      <w:lvlJc w:val="left"/>
+      <w:pPr>
+        <w:tabs>
+          <w:tab w:val="num" w:pos="1800"/>
+        </w:tabs>
+        <w:ind w:left="1800" w:hanging="360"/>
+      </w:pPr>
+      <w:rPr>
+        <w:rFonts w:ascii="Wingdings" w:hAnsi="Wingdings" w:hint="default"/>
+        <w:sz w:val="20"/>
+      </w:rPr>
+    </w:lvl>
+    <w:lvl w:ilvl="3" w:tentative="1">
+      <w:start w:val="1"/>
+      <w:numFmt w:val="bullet"/>
+      <w:lvlText w:val=""/>
+      <w:lvlJc w:val="left"/>
+      <w:pPr>
+        <w:tabs>
+          <w:tab w:val="num" w:pos="2520"/>
+        </w:tabs>
+        <w:ind w:left="2520" w:hanging="360"/>
+      </w:pPr>
+      <w:rPr>
+        <w:rFonts w:ascii="Wingdings" w:hAnsi="Wingdings" w:hint="default"/>
+        <w:sz w:val="20"/>
+      </w:rPr>
+    </w:lvl>
+    <w:lvl w:ilvl="4" w:tentative="1">
+      <w:start w:val="1"/>
+      <w:numFmt w:val="bullet"/>
+      <w:lvlText w:val=""/>
+      <w:lvlJc w:val="left"/>
+      <w:pPr>
+        <w:tabs>
+          <w:tab w:val="num" w:pos="3240"/>
+        </w:tabs>
+        <w:ind w:left="3240" w:hanging="360"/>
+      </w:pPr>
+      <w:rPr>
+        <w:rFonts w:ascii="Wingdings" w:hAnsi="Wingdings" w:hint="default"/>
+        <w:sz w:val="20"/>
+      </w:rPr>
+    </w:lvl>
+    <w:lvl w:ilvl="5" w:tentative="1">
+      <w:start w:val="1"/>
+      <w:numFmt w:val="bullet"/>
+      <w:lvlText w:val=""/>
+      <w:lvlJc w:val="left"/>
+      <w:pPr>
+        <w:tabs>
+          <w:tab w:val="num" w:pos="3960"/>
+        </w:tabs>
+        <w:ind w:left="3960" w:hanging="360"/>
+      </w:pPr>
+      <w:rPr>
+        <w:rFonts w:ascii="Wingdings" w:hAnsi="Wingdings" w:hint="default"/>
+        <w:sz w:val="20"/>
+      </w:rPr>
+    </w:lvl>
+    <w:lvl w:ilvl="6" w:tentative="1">
+      <w:start w:val="1"/>
+      <w:numFmt w:val="bullet"/>
+      <w:lvlText w:val=""/>
+      <w:lvlJc w:val="left"/>
+      <w:pPr>
+        <w:tabs>
+          <w:tab w:val="num" w:pos="4680"/>
+        </w:tabs>
+        <w:ind w:left="4680" w:hanging="360"/>
+      </w:pPr>
+      <w:rPr>
+        <w:rFonts w:ascii="Wingdings" w:hAnsi="Wingdings" w:hint="default"/>
+        <w:sz w:val="20"/>
+      </w:rPr>
+    </w:lvl>
+    <w:lvl w:ilvl="7" w:tentative="1">
+      <w:start w:val="1"/>
+      <w:numFmt w:val="bullet"/>
+      <w:lvlText w:val=""/>
+      <w:lvlJc w:val="left"/>
+      <w:pPr>
+        <w:tabs>
+          <w:tab w:val="num" w:pos="5400"/>
+        </w:tabs>
+        <w:ind w:left="5400" w:hanging="360"/>
+      </w:pPr>
+      <w:rPr>
+        <w:rFonts w:ascii="Wingdings" w:hAnsi="Wingdings" w:hint="default"/>
+        <w:sz w:val="20"/>
+      </w:rPr>
+    </w:lvl>
+    <w:lvl w:ilvl="8" w:tentative="1">
+      <w:start w:val="1"/>
+      <w:numFmt w:val="bullet"/>
+      <w:lvlText w:val=""/>
+      <w:lvlJc w:val="left"/>
+      <w:pPr>
+        <w:tabs>
+          <w:tab w:val="num" w:pos="6120"/>
+        </w:tabs>
+        <w:ind w:left="6120" w:hanging="360"/>
+      </w:pPr>
+      <w:rPr>
+        <w:rFonts w:ascii="Wingdings" w:hAnsi="Wingdings" w:hint="default"/>
+        <w:sz w:val="20"/>
+      </w:rPr>
+    </w:lvl>
+  </w:abstractNum>
+  <w:abstractNum w:abstractNumId="26">
     <w:nsid w:val="55526C00"/>
     <w:multiLevelType w:val="hybridMultilevel"/>
     <w:tmpl w:val="01BA8B78"/>
@@ -7986,7 +6986,7 @@
       </w:rPr>
     </w:lvl>
   </w:abstractNum>
-  <w:abstractNum w:abstractNumId="22">
+  <w:abstractNum w:abstractNumId="27">
     <w:nsid w:val="5B45290B"/>
     <w:multiLevelType w:val="multilevel"/>
     <w:tmpl w:val="7A720A9A"/>
@@ -7997,9 +6997,9 @@
       <w:lvlJc w:val="left"/>
       <w:pPr>
         <w:tabs>
-          <w:tab w:val="num" w:pos="720"/>
-        </w:tabs>
-        <w:ind w:left="720" w:hanging="360"/>
+          <w:tab w:val="num" w:pos="360"/>
+        </w:tabs>
+        <w:ind w:left="360" w:hanging="360"/>
       </w:pPr>
       <w:rPr>
         <w:rFonts w:ascii="Symbol" w:hAnsi="Symbol" w:hint="default"/>
@@ -8013,9 +7013,9 @@
       <w:lvlJc w:val="left"/>
       <w:pPr>
         <w:tabs>
-          <w:tab w:val="num" w:pos="1440"/>
-        </w:tabs>
-        <w:ind w:left="1440" w:hanging="360"/>
+          <w:tab w:val="num" w:pos="1080"/>
+        </w:tabs>
+        <w:ind w:left="1080" w:hanging="360"/>
       </w:pPr>
       <w:rPr>
         <w:rFonts w:ascii="Courier New" w:hAnsi="Courier New" w:hint="default"/>
@@ -8029,9 +7029,9 @@
       <w:lvlJc w:val="left"/>
       <w:pPr>
         <w:tabs>
-          <w:tab w:val="num" w:pos="2160"/>
-        </w:tabs>
-        <w:ind w:left="2160" w:hanging="360"/>
+          <w:tab w:val="num" w:pos="1800"/>
+        </w:tabs>
+        <w:ind w:left="1800" w:hanging="360"/>
       </w:pPr>
       <w:rPr>
         <w:rFonts w:ascii="Wingdings" w:hAnsi="Wingdings" w:hint="default"/>
@@ -8045,9 +7045,9 @@
       <w:lvlJc w:val="left"/>
       <w:pPr>
         <w:tabs>
-          <w:tab w:val="num" w:pos="2880"/>
-        </w:tabs>
-        <w:ind w:left="2880" w:hanging="360"/>
+          <w:tab w:val="num" w:pos="2520"/>
+        </w:tabs>
+        <w:ind w:left="2520" w:hanging="360"/>
       </w:pPr>
       <w:rPr>
         <w:rFonts w:ascii="Wingdings" w:hAnsi="Wingdings" w:hint="default"/>
@@ -8061,9 +7061,9 @@
       <w:lvlJc w:val="left"/>
       <w:pPr>
         <w:tabs>
-          <w:tab w:val="num" w:pos="3600"/>
-        </w:tabs>
-        <w:ind w:left="3600" w:hanging="360"/>
+          <w:tab w:val="num" w:pos="3240"/>
+        </w:tabs>
+        <w:ind w:left="3240" w:hanging="360"/>
       </w:pPr>
       <w:rPr>
         <w:rFonts w:ascii="Wingdings" w:hAnsi="Wingdings" w:hint="default"/>
@@ -8077,9 +7077,9 @@
       <w:lvlJc w:val="left"/>
       <w:pPr>
         <w:tabs>
-          <w:tab w:val="num" w:pos="4320"/>
-        </w:tabs>
-        <w:ind w:left="4320" w:hanging="360"/>
+          <w:tab w:val="num" w:pos="3960"/>
+        </w:tabs>
+        <w:ind w:left="3960" w:hanging="360"/>
       </w:pPr>
       <w:rPr>
         <w:rFonts w:ascii="Wingdings" w:hAnsi="Wingdings" w:hint="default"/>
@@ -8093,9 +7093,9 @@
       <w:lvlJc w:val="left"/>
       <w:pPr>
         <w:tabs>
-          <w:tab w:val="num" w:pos="5040"/>
-        </w:tabs>
-        <w:ind w:left="5040" w:hanging="360"/>
+          <w:tab w:val="num" w:pos="4680"/>
+        </w:tabs>
+        <w:ind w:left="4680" w:hanging="360"/>
       </w:pPr>
       <w:rPr>
         <w:rFonts w:ascii="Wingdings" w:hAnsi="Wingdings" w:hint="default"/>
@@ -8109,9 +7109,9 @@
       <w:lvlJc w:val="left"/>
       <w:pPr>
         <w:tabs>
-          <w:tab w:val="num" w:pos="5760"/>
-        </w:tabs>
-        <w:ind w:left="5760" w:hanging="360"/>
+          <w:tab w:val="num" w:pos="5400"/>
+        </w:tabs>
+        <w:ind w:left="5400" w:hanging="360"/>
       </w:pPr>
       <w:rPr>
         <w:rFonts w:ascii="Wingdings" w:hAnsi="Wingdings" w:hint="default"/>
@@ -8125,9 +7125,9 @@
       <w:lvlJc w:val="left"/>
       <w:pPr>
         <w:tabs>
-          <w:tab w:val="num" w:pos="6480"/>
-        </w:tabs>
-        <w:ind w:left="6480" w:hanging="360"/>
+          <w:tab w:val="num" w:pos="6120"/>
+        </w:tabs>
+        <w:ind w:left="6120" w:hanging="360"/>
       </w:pPr>
       <w:rPr>
         <w:rFonts w:ascii="Wingdings" w:hAnsi="Wingdings" w:hint="default"/>
@@ -8135,7 +7135,7 @@
       </w:rPr>
     </w:lvl>
   </w:abstractNum>
-  <w:abstractNum w:abstractNumId="23">
+  <w:abstractNum w:abstractNumId="28">
     <w:nsid w:val="5B872015"/>
     <w:multiLevelType w:val="hybridMultilevel"/>
     <w:tmpl w:val="03BA5692"/>
@@ -8248,7 +7248,233 @@
       </w:rPr>
     </w:lvl>
   </w:abstractNum>
-  <w:abstractNum w:abstractNumId="24">
+  <w:abstractNum w:abstractNumId="29">
+    <w:nsid w:val="5CDA73B6"/>
+    <w:multiLevelType w:val="hybridMultilevel"/>
+    <w:tmpl w:val="B7140474"/>
+    <w:lvl w:ilvl="0" w:tplc="D320F798">
+      <w:start w:val="1"/>
+      <w:numFmt w:val="bullet"/>
+      <w:lvlText w:val="-"/>
+      <w:lvlJc w:val="left"/>
+      <w:pPr>
+        <w:ind w:left="360" w:hanging="360"/>
+      </w:pPr>
+      <w:rPr>
+        <w:rFonts w:ascii="Yu Gothic" w:eastAsia="Yu Gothic" w:hAnsi="Yu Gothic" w:hint="eastAsia"/>
+      </w:rPr>
+    </w:lvl>
+    <w:lvl w:ilvl="1" w:tplc="04090003" w:tentative="1">
+      <w:start w:val="1"/>
+      <w:numFmt w:val="bullet"/>
+      <w:lvlText w:val="o"/>
+      <w:lvlJc w:val="left"/>
+      <w:pPr>
+        <w:ind w:left="1080" w:hanging="360"/>
+      </w:pPr>
+      <w:rPr>
+        <w:rFonts w:ascii="Courier New" w:hAnsi="Courier New" w:cs="Courier New" w:hint="default"/>
+      </w:rPr>
+    </w:lvl>
+    <w:lvl w:ilvl="2" w:tplc="04090005" w:tentative="1">
+      <w:start w:val="1"/>
+      <w:numFmt w:val="bullet"/>
+      <w:lvlText w:val=""/>
+      <w:lvlJc w:val="left"/>
+      <w:pPr>
+        <w:ind w:left="1800" w:hanging="360"/>
+      </w:pPr>
+      <w:rPr>
+        <w:rFonts w:ascii="Wingdings" w:hAnsi="Wingdings" w:hint="default"/>
+      </w:rPr>
+    </w:lvl>
+    <w:lvl w:ilvl="3" w:tplc="04090001" w:tentative="1">
+      <w:start w:val="1"/>
+      <w:numFmt w:val="bullet"/>
+      <w:lvlText w:val=""/>
+      <w:lvlJc w:val="left"/>
+      <w:pPr>
+        <w:ind w:left="2520" w:hanging="360"/>
+      </w:pPr>
+      <w:rPr>
+        <w:rFonts w:ascii="Symbol" w:hAnsi="Symbol" w:hint="default"/>
+      </w:rPr>
+    </w:lvl>
+    <w:lvl w:ilvl="4" w:tplc="04090003" w:tentative="1">
+      <w:start w:val="1"/>
+      <w:numFmt w:val="bullet"/>
+      <w:lvlText w:val="o"/>
+      <w:lvlJc w:val="left"/>
+      <w:pPr>
+        <w:ind w:left="3240" w:hanging="360"/>
+      </w:pPr>
+      <w:rPr>
+        <w:rFonts w:ascii="Courier New" w:hAnsi="Courier New" w:cs="Courier New" w:hint="default"/>
+      </w:rPr>
+    </w:lvl>
+    <w:lvl w:ilvl="5" w:tplc="04090005" w:tentative="1">
+      <w:start w:val="1"/>
+      <w:numFmt w:val="bullet"/>
+      <w:lvlText w:val=""/>
+      <w:lvlJc w:val="left"/>
+      <w:pPr>
+        <w:ind w:left="3960" w:hanging="360"/>
+      </w:pPr>
+      <w:rPr>
+        <w:rFonts w:ascii="Wingdings" w:hAnsi="Wingdings" w:hint="default"/>
+      </w:rPr>
+    </w:lvl>
+    <w:lvl w:ilvl="6" w:tplc="04090001" w:tentative="1">
+      <w:start w:val="1"/>
+      <w:numFmt w:val="bullet"/>
+      <w:lvlText w:val=""/>
+      <w:lvlJc w:val="left"/>
+      <w:pPr>
+        <w:ind w:left="4680" w:hanging="360"/>
+      </w:pPr>
+      <w:rPr>
+        <w:rFonts w:ascii="Symbol" w:hAnsi="Symbol" w:hint="default"/>
+      </w:rPr>
+    </w:lvl>
+    <w:lvl w:ilvl="7" w:tplc="04090003" w:tentative="1">
+      <w:start w:val="1"/>
+      <w:numFmt w:val="bullet"/>
+      <w:lvlText w:val="o"/>
+      <w:lvlJc w:val="left"/>
+      <w:pPr>
+        <w:ind w:left="5400" w:hanging="360"/>
+      </w:pPr>
+      <w:rPr>
+        <w:rFonts w:ascii="Courier New" w:hAnsi="Courier New" w:cs="Courier New" w:hint="default"/>
+      </w:rPr>
+    </w:lvl>
+    <w:lvl w:ilvl="8" w:tplc="04090005" w:tentative="1">
+      <w:start w:val="1"/>
+      <w:numFmt w:val="bullet"/>
+      <w:lvlText w:val=""/>
+      <w:lvlJc w:val="left"/>
+      <w:pPr>
+        <w:ind w:left="6120" w:hanging="360"/>
+      </w:pPr>
+      <w:rPr>
+        <w:rFonts w:ascii="Wingdings" w:hAnsi="Wingdings" w:hint="default"/>
+      </w:rPr>
+    </w:lvl>
+  </w:abstractNum>
+  <w:abstractNum w:abstractNumId="30">
+    <w:nsid w:val="6035109F"/>
+    <w:multiLevelType w:val="hybridMultilevel"/>
+    <w:tmpl w:val="9A4CF64A"/>
+    <w:lvl w:ilvl="0" w:tplc="D320F798">
+      <w:start w:val="1"/>
+      <w:numFmt w:val="bullet"/>
+      <w:lvlText w:val="-"/>
+      <w:lvlJc w:val="left"/>
+      <w:pPr>
+        <w:ind w:left="360" w:hanging="360"/>
+      </w:pPr>
+      <w:rPr>
+        <w:rFonts w:ascii="Yu Gothic" w:eastAsia="Yu Gothic" w:hAnsi="Yu Gothic" w:hint="eastAsia"/>
+      </w:rPr>
+    </w:lvl>
+    <w:lvl w:ilvl="1" w:tplc="04090003" w:tentative="1">
+      <w:start w:val="1"/>
+      <w:numFmt w:val="bullet"/>
+      <w:lvlText w:val="o"/>
+      <w:lvlJc w:val="left"/>
+      <w:pPr>
+        <w:ind w:left="1080" w:hanging="360"/>
+      </w:pPr>
+      <w:rPr>
+        <w:rFonts w:ascii="Courier New" w:hAnsi="Courier New" w:cs="Courier New" w:hint="default"/>
+      </w:rPr>
+    </w:lvl>
+    <w:lvl w:ilvl="2" w:tplc="04090005" w:tentative="1">
+      <w:start w:val="1"/>
+      <w:numFmt w:val="bullet"/>
+      <w:lvlText w:val=""/>
+      <w:lvlJc w:val="left"/>
+      <w:pPr>
+        <w:ind w:left="1800" w:hanging="360"/>
+      </w:pPr>
+      <w:rPr>
+        <w:rFonts w:ascii="Wingdings" w:hAnsi="Wingdings" w:hint="default"/>
+      </w:rPr>
+    </w:lvl>
+    <w:lvl w:ilvl="3" w:tplc="04090001" w:tentative="1">
+      <w:start w:val="1"/>
+      <w:numFmt w:val="bullet"/>
+      <w:lvlText w:val=""/>
+      <w:lvlJc w:val="left"/>
+      <w:pPr>
+        <w:ind w:left="2520" w:hanging="360"/>
+      </w:pPr>
+      <w:rPr>
+        <w:rFonts w:ascii="Symbol" w:hAnsi="Symbol" w:hint="default"/>
+      </w:rPr>
+    </w:lvl>
+    <w:lvl w:ilvl="4" w:tplc="04090003" w:tentative="1">
+      <w:start w:val="1"/>
+      <w:numFmt w:val="bullet"/>
+      <w:lvlText w:val="o"/>
+      <w:lvlJc w:val="left"/>
+      <w:pPr>
+        <w:ind w:left="3240" w:hanging="360"/>
+      </w:pPr>
+      <w:rPr>
+        <w:rFonts w:ascii="Courier New" w:hAnsi="Courier New" w:cs="Courier New" w:hint="default"/>
+      </w:rPr>
+    </w:lvl>
+    <w:lvl w:ilvl="5" w:tplc="04090005" w:tentative="1">
+      <w:start w:val="1"/>
+      <w:numFmt w:val="bullet"/>
+      <w:lvlText w:val=""/>
+      <w:lvlJc w:val="left"/>
+      <w:pPr>
+        <w:ind w:left="3960" w:hanging="360"/>
+      </w:pPr>
+      <w:rPr>
+        <w:rFonts w:ascii="Wingdings" w:hAnsi="Wingdings" w:hint="default"/>
+      </w:rPr>
+    </w:lvl>
+    <w:lvl w:ilvl="6" w:tplc="04090001" w:tentative="1">
+      <w:start w:val="1"/>
+      <w:numFmt w:val="bullet"/>
+      <w:lvlText w:val=""/>
+      <w:lvlJc w:val="left"/>
+      <w:pPr>
+        <w:ind w:left="4680" w:hanging="360"/>
+      </w:pPr>
+      <w:rPr>
+        <w:rFonts w:ascii="Symbol" w:hAnsi="Symbol" w:hint="default"/>
+      </w:rPr>
+    </w:lvl>
+    <w:lvl w:ilvl="7" w:tplc="04090003" w:tentative="1">
+      <w:start w:val="1"/>
+      <w:numFmt w:val="bullet"/>
+      <w:lvlText w:val="o"/>
+      <w:lvlJc w:val="left"/>
+      <w:pPr>
+        <w:ind w:left="5400" w:hanging="360"/>
+      </w:pPr>
+      <w:rPr>
+        <w:rFonts w:ascii="Courier New" w:hAnsi="Courier New" w:cs="Courier New" w:hint="default"/>
+      </w:rPr>
+    </w:lvl>
+    <w:lvl w:ilvl="8" w:tplc="04090005" w:tentative="1">
+      <w:start w:val="1"/>
+      <w:numFmt w:val="bullet"/>
+      <w:lvlText w:val=""/>
+      <w:lvlJc w:val="left"/>
+      <w:pPr>
+        <w:ind w:left="6120" w:hanging="360"/>
+      </w:pPr>
+      <w:rPr>
+        <w:rFonts w:ascii="Wingdings" w:hAnsi="Wingdings" w:hint="default"/>
+      </w:rPr>
+    </w:lvl>
+  </w:abstractNum>
+  <w:abstractNum w:abstractNumId="31">
     <w:nsid w:val="60364753"/>
     <w:multiLevelType w:val="hybridMultilevel"/>
     <w:tmpl w:val="E61684F6"/>
@@ -8361,7 +7587,120 @@
       </w:rPr>
     </w:lvl>
   </w:abstractNum>
-  <w:abstractNum w:abstractNumId="25">
+  <w:abstractNum w:abstractNumId="32">
+    <w:nsid w:val="63975B8A"/>
+    <w:multiLevelType w:val="hybridMultilevel"/>
+    <w:tmpl w:val="F7DA3200"/>
+    <w:lvl w:ilvl="0" w:tplc="D320F798">
+      <w:start w:val="1"/>
+      <w:numFmt w:val="bullet"/>
+      <w:lvlText w:val="-"/>
+      <w:lvlJc w:val="left"/>
+      <w:pPr>
+        <w:ind w:left="360" w:hanging="360"/>
+      </w:pPr>
+      <w:rPr>
+        <w:rFonts w:ascii="Yu Gothic" w:eastAsia="Yu Gothic" w:hAnsi="Yu Gothic" w:hint="eastAsia"/>
+      </w:rPr>
+    </w:lvl>
+    <w:lvl w:ilvl="1" w:tplc="04090003" w:tentative="1">
+      <w:start w:val="1"/>
+      <w:numFmt w:val="bullet"/>
+      <w:lvlText w:val="o"/>
+      <w:lvlJc w:val="left"/>
+      <w:pPr>
+        <w:ind w:left="1080" w:hanging="360"/>
+      </w:pPr>
+      <w:rPr>
+        <w:rFonts w:ascii="Courier New" w:hAnsi="Courier New" w:cs="Courier New" w:hint="default"/>
+      </w:rPr>
+    </w:lvl>
+    <w:lvl w:ilvl="2" w:tplc="04090005" w:tentative="1">
+      <w:start w:val="1"/>
+      <w:numFmt w:val="bullet"/>
+      <w:lvlText w:val=""/>
+      <w:lvlJc w:val="left"/>
+      <w:pPr>
+        <w:ind w:left="1800" w:hanging="360"/>
+      </w:pPr>
+      <w:rPr>
+        <w:rFonts w:ascii="Wingdings" w:hAnsi="Wingdings" w:hint="default"/>
+      </w:rPr>
+    </w:lvl>
+    <w:lvl w:ilvl="3" w:tplc="04090001" w:tentative="1">
+      <w:start w:val="1"/>
+      <w:numFmt w:val="bullet"/>
+      <w:lvlText w:val=""/>
+      <w:lvlJc w:val="left"/>
+      <w:pPr>
+        <w:ind w:left="2520" w:hanging="360"/>
+      </w:pPr>
+      <w:rPr>
+        <w:rFonts w:ascii="Symbol" w:hAnsi="Symbol" w:hint="default"/>
+      </w:rPr>
+    </w:lvl>
+    <w:lvl w:ilvl="4" w:tplc="04090003" w:tentative="1">
+      <w:start w:val="1"/>
+      <w:numFmt w:val="bullet"/>
+      <w:lvlText w:val="o"/>
+      <w:lvlJc w:val="left"/>
+      <w:pPr>
+        <w:ind w:left="3240" w:hanging="360"/>
+      </w:pPr>
+      <w:rPr>
+        <w:rFonts w:ascii="Courier New" w:hAnsi="Courier New" w:cs="Courier New" w:hint="default"/>
+      </w:rPr>
+    </w:lvl>
+    <w:lvl w:ilvl="5" w:tplc="04090005" w:tentative="1">
+      <w:start w:val="1"/>
+      <w:numFmt w:val="bullet"/>
+      <w:lvlText w:val=""/>
+      <w:lvlJc w:val="left"/>
+      <w:pPr>
+        <w:ind w:left="3960" w:hanging="360"/>
+      </w:pPr>
+      <w:rPr>
+        <w:rFonts w:ascii="Wingdings" w:hAnsi="Wingdings" w:hint="default"/>
+      </w:rPr>
+    </w:lvl>
+    <w:lvl w:ilvl="6" w:tplc="04090001" w:tentative="1">
+      <w:start w:val="1"/>
+      <w:numFmt w:val="bullet"/>
+      <w:lvlText w:val=""/>
+      <w:lvlJc w:val="left"/>
+      <w:pPr>
+        <w:ind w:left="4680" w:hanging="360"/>
+      </w:pPr>
+      <w:rPr>
+        <w:rFonts w:ascii="Symbol" w:hAnsi="Symbol" w:hint="default"/>
+      </w:rPr>
+    </w:lvl>
+    <w:lvl w:ilvl="7" w:tplc="04090003" w:tentative="1">
+      <w:start w:val="1"/>
+      <w:numFmt w:val="bullet"/>
+      <w:lvlText w:val="o"/>
+      <w:lvlJc w:val="left"/>
+      <w:pPr>
+        <w:ind w:left="5400" w:hanging="360"/>
+      </w:pPr>
+      <w:rPr>
+        <w:rFonts w:ascii="Courier New" w:hAnsi="Courier New" w:cs="Courier New" w:hint="default"/>
+      </w:rPr>
+    </w:lvl>
+    <w:lvl w:ilvl="8" w:tplc="04090005" w:tentative="1">
+      <w:start w:val="1"/>
+      <w:numFmt w:val="bullet"/>
+      <w:lvlText w:val=""/>
+      <w:lvlJc w:val="left"/>
+      <w:pPr>
+        <w:ind w:left="6120" w:hanging="360"/>
+      </w:pPr>
+      <w:rPr>
+        <w:rFonts w:ascii="Wingdings" w:hAnsi="Wingdings" w:hint="default"/>
+      </w:rPr>
+    </w:lvl>
+  </w:abstractNum>
+  <w:abstractNum w:abstractNumId="33">
     <w:nsid w:val="658569FA"/>
     <w:multiLevelType w:val="hybridMultilevel"/>
     <w:tmpl w:val="C2E8B8BE"/>
@@ -8474,7 +7813,7 @@
       </w:rPr>
     </w:lvl>
   </w:abstractNum>
-  <w:abstractNum w:abstractNumId="26">
+  <w:abstractNum w:abstractNumId="34">
     <w:nsid w:val="6747513D"/>
     <w:multiLevelType w:val="hybridMultilevel"/>
     <w:tmpl w:val="0CE06766"/>
@@ -8586,7 +7925,7 @@
       </w:rPr>
     </w:lvl>
   </w:abstractNum>
-  <w:abstractNum w:abstractNumId="27">
+  <w:abstractNum w:abstractNumId="35">
     <w:nsid w:val="68EF63B7"/>
     <w:multiLevelType w:val="hybridMultilevel"/>
     <w:tmpl w:val="5AC6D664"/>
@@ -8699,7 +8038,7 @@
       </w:rPr>
     </w:lvl>
   </w:abstractNum>
-  <w:abstractNum w:abstractNumId="28">
+  <w:abstractNum w:abstractNumId="36">
     <w:nsid w:val="6C9C79FA"/>
     <w:multiLevelType w:val="multilevel"/>
     <w:tmpl w:val="8564C1F2"/>
@@ -8848,7 +8187,381 @@
       </w:rPr>
     </w:lvl>
   </w:abstractNum>
-  <w:abstractNum w:abstractNumId="29">
+  <w:abstractNum w:abstractNumId="37">
+    <w:nsid w:val="6CBE7408"/>
+    <w:multiLevelType w:val="multilevel"/>
+    <w:tmpl w:val="5C0A6E58"/>
+    <w:lvl w:ilvl="0">
+      <w:start w:val="1"/>
+      <w:numFmt w:val="bullet"/>
+      <w:lvlText w:val="-"/>
+      <w:lvlJc w:val="left"/>
+      <w:pPr>
+        <w:tabs>
+          <w:tab w:val="num" w:pos="360"/>
+        </w:tabs>
+        <w:ind w:left="360" w:hanging="360"/>
+      </w:pPr>
+      <w:rPr>
+        <w:rFonts w:ascii="Yu Gothic" w:eastAsia="Yu Gothic" w:hAnsi="Yu Gothic" w:hint="eastAsia"/>
+        <w:sz w:val="20"/>
+      </w:rPr>
+    </w:lvl>
+    <w:lvl w:ilvl="1" w:tentative="1">
+      <w:start w:val="1"/>
+      <w:numFmt w:val="bullet"/>
+      <w:lvlText w:val="o"/>
+      <w:lvlJc w:val="left"/>
+      <w:pPr>
+        <w:tabs>
+          <w:tab w:val="num" w:pos="1080"/>
+        </w:tabs>
+        <w:ind w:left="1080" w:hanging="360"/>
+      </w:pPr>
+      <w:rPr>
+        <w:rFonts w:ascii="Courier New" w:hAnsi="Courier New" w:hint="default"/>
+        <w:sz w:val="20"/>
+      </w:rPr>
+    </w:lvl>
+    <w:lvl w:ilvl="2" w:tentative="1">
+      <w:start w:val="1"/>
+      <w:numFmt w:val="bullet"/>
+      <w:lvlText w:val=""/>
+      <w:lvlJc w:val="left"/>
+      <w:pPr>
+        <w:tabs>
+          <w:tab w:val="num" w:pos="1800"/>
+        </w:tabs>
+        <w:ind w:left="1800" w:hanging="360"/>
+      </w:pPr>
+      <w:rPr>
+        <w:rFonts w:ascii="Wingdings" w:hAnsi="Wingdings" w:hint="default"/>
+        <w:sz w:val="20"/>
+      </w:rPr>
+    </w:lvl>
+    <w:lvl w:ilvl="3" w:tentative="1">
+      <w:start w:val="1"/>
+      <w:numFmt w:val="bullet"/>
+      <w:lvlText w:val=""/>
+      <w:lvlJc w:val="left"/>
+      <w:pPr>
+        <w:tabs>
+          <w:tab w:val="num" w:pos="2520"/>
+        </w:tabs>
+        <w:ind w:left="2520" w:hanging="360"/>
+      </w:pPr>
+      <w:rPr>
+        <w:rFonts w:ascii="Wingdings" w:hAnsi="Wingdings" w:hint="default"/>
+        <w:sz w:val="20"/>
+      </w:rPr>
+    </w:lvl>
+    <w:lvl w:ilvl="4" w:tentative="1">
+      <w:start w:val="1"/>
+      <w:numFmt w:val="bullet"/>
+      <w:lvlText w:val=""/>
+      <w:lvlJc w:val="left"/>
+      <w:pPr>
+        <w:tabs>
+          <w:tab w:val="num" w:pos="3240"/>
+        </w:tabs>
+        <w:ind w:left="3240" w:hanging="360"/>
+      </w:pPr>
+      <w:rPr>
+        <w:rFonts w:ascii="Wingdings" w:hAnsi="Wingdings" w:hint="default"/>
+        <w:sz w:val="20"/>
+      </w:rPr>
+    </w:lvl>
+    <w:lvl w:ilvl="5" w:tentative="1">
+      <w:start w:val="1"/>
+      <w:numFmt w:val="bullet"/>
+      <w:lvlText w:val=""/>
+      <w:lvlJc w:val="left"/>
+      <w:pPr>
+        <w:tabs>
+          <w:tab w:val="num" w:pos="3960"/>
+        </w:tabs>
+        <w:ind w:left="3960" w:hanging="360"/>
+      </w:pPr>
+      <w:rPr>
+        <w:rFonts w:ascii="Wingdings" w:hAnsi="Wingdings" w:hint="default"/>
+        <w:sz w:val="20"/>
+      </w:rPr>
+    </w:lvl>
+    <w:lvl w:ilvl="6" w:tentative="1">
+      <w:start w:val="1"/>
+      <w:numFmt w:val="bullet"/>
+      <w:lvlText w:val=""/>
+      <w:lvlJc w:val="left"/>
+      <w:pPr>
+        <w:tabs>
+          <w:tab w:val="num" w:pos="4680"/>
+        </w:tabs>
+        <w:ind w:left="4680" w:hanging="360"/>
+      </w:pPr>
+      <w:rPr>
+        <w:rFonts w:ascii="Wingdings" w:hAnsi="Wingdings" w:hint="default"/>
+        <w:sz w:val="20"/>
+      </w:rPr>
+    </w:lvl>
+    <w:lvl w:ilvl="7" w:tentative="1">
+      <w:start w:val="1"/>
+      <w:numFmt w:val="bullet"/>
+      <w:lvlText w:val=""/>
+      <w:lvlJc w:val="left"/>
+      <w:pPr>
+        <w:tabs>
+          <w:tab w:val="num" w:pos="5400"/>
+        </w:tabs>
+        <w:ind w:left="5400" w:hanging="360"/>
+      </w:pPr>
+      <w:rPr>
+        <w:rFonts w:ascii="Wingdings" w:hAnsi="Wingdings" w:hint="default"/>
+        <w:sz w:val="20"/>
+      </w:rPr>
+    </w:lvl>
+    <w:lvl w:ilvl="8" w:tentative="1">
+      <w:start w:val="1"/>
+      <w:numFmt w:val="bullet"/>
+      <w:lvlText w:val=""/>
+      <w:lvlJc w:val="left"/>
+      <w:pPr>
+        <w:tabs>
+          <w:tab w:val="num" w:pos="6120"/>
+        </w:tabs>
+        <w:ind w:left="6120" w:hanging="360"/>
+      </w:pPr>
+      <w:rPr>
+        <w:rFonts w:ascii="Wingdings" w:hAnsi="Wingdings" w:hint="default"/>
+        <w:sz w:val="20"/>
+      </w:rPr>
+    </w:lvl>
+  </w:abstractNum>
+  <w:abstractNum w:abstractNumId="38">
+    <w:nsid w:val="710D6165"/>
+    <w:multiLevelType w:val="hybridMultilevel"/>
+    <w:tmpl w:val="2528EC6A"/>
+    <w:lvl w:ilvl="0" w:tplc="4FC4677A">
+      <w:numFmt w:val="bullet"/>
+      <w:lvlText w:val=""/>
+      <w:lvlJc w:val="left"/>
+      <w:pPr>
+        <w:ind w:left="720" w:hanging="360"/>
+      </w:pPr>
+      <w:rPr>
+        <w:rFonts w:ascii="Symbol" w:eastAsia="Times New Roman" w:hAnsi="Symbol" w:cs="Times New Roman" w:hint="default"/>
+      </w:rPr>
+    </w:lvl>
+    <w:lvl w:ilvl="1" w:tplc="04090003" w:tentative="1">
+      <w:start w:val="1"/>
+      <w:numFmt w:val="bullet"/>
+      <w:lvlText w:val="o"/>
+      <w:lvlJc w:val="left"/>
+      <w:pPr>
+        <w:ind w:left="1440" w:hanging="360"/>
+      </w:pPr>
+      <w:rPr>
+        <w:rFonts w:ascii="Courier New" w:hAnsi="Courier New" w:cs="Courier New" w:hint="default"/>
+      </w:rPr>
+    </w:lvl>
+    <w:lvl w:ilvl="2" w:tplc="04090005" w:tentative="1">
+      <w:start w:val="1"/>
+      <w:numFmt w:val="bullet"/>
+      <w:lvlText w:val=""/>
+      <w:lvlJc w:val="left"/>
+      <w:pPr>
+        <w:ind w:left="2160" w:hanging="360"/>
+      </w:pPr>
+      <w:rPr>
+        <w:rFonts w:ascii="Wingdings" w:hAnsi="Wingdings" w:hint="default"/>
+      </w:rPr>
+    </w:lvl>
+    <w:lvl w:ilvl="3" w:tplc="04090001" w:tentative="1">
+      <w:start w:val="1"/>
+      <w:numFmt w:val="bullet"/>
+      <w:lvlText w:val=""/>
+      <w:lvlJc w:val="left"/>
+      <w:pPr>
+        <w:ind w:left="2880" w:hanging="360"/>
+      </w:pPr>
+      <w:rPr>
+        <w:rFonts w:ascii="Symbol" w:hAnsi="Symbol" w:hint="default"/>
+      </w:rPr>
+    </w:lvl>
+    <w:lvl w:ilvl="4" w:tplc="04090003" w:tentative="1">
+      <w:start w:val="1"/>
+      <w:numFmt w:val="bullet"/>
+      <w:lvlText w:val="o"/>
+      <w:lvlJc w:val="left"/>
+      <w:pPr>
+        <w:ind w:left="3600" w:hanging="360"/>
+      </w:pPr>
+      <w:rPr>
+        <w:rFonts w:ascii="Courier New" w:hAnsi="Courier New" w:cs="Courier New" w:hint="default"/>
+      </w:rPr>
+    </w:lvl>
+    <w:lvl w:ilvl="5" w:tplc="04090005" w:tentative="1">
+      <w:start w:val="1"/>
+      <w:numFmt w:val="bullet"/>
+      <w:lvlText w:val=""/>
+      <w:lvlJc w:val="left"/>
+      <w:pPr>
+        <w:ind w:left="4320" w:hanging="360"/>
+      </w:pPr>
+      <w:rPr>
+        <w:rFonts w:ascii="Wingdings" w:hAnsi="Wingdings" w:hint="default"/>
+      </w:rPr>
+    </w:lvl>
+    <w:lvl w:ilvl="6" w:tplc="04090001" w:tentative="1">
+      <w:start w:val="1"/>
+      <w:numFmt w:val="bullet"/>
+      <w:lvlText w:val=""/>
+      <w:lvlJc w:val="left"/>
+      <w:pPr>
+        <w:ind w:left="5040" w:hanging="360"/>
+      </w:pPr>
+      <w:rPr>
+        <w:rFonts w:ascii="Symbol" w:hAnsi="Symbol" w:hint="default"/>
+      </w:rPr>
+    </w:lvl>
+    <w:lvl w:ilvl="7" w:tplc="04090003" w:tentative="1">
+      <w:start w:val="1"/>
+      <w:numFmt w:val="bullet"/>
+      <w:lvlText w:val="o"/>
+      <w:lvlJc w:val="left"/>
+      <w:pPr>
+        <w:ind w:left="5760" w:hanging="360"/>
+      </w:pPr>
+      <w:rPr>
+        <w:rFonts w:ascii="Courier New" w:hAnsi="Courier New" w:cs="Courier New" w:hint="default"/>
+      </w:rPr>
+    </w:lvl>
+    <w:lvl w:ilvl="8" w:tplc="04090005" w:tentative="1">
+      <w:start w:val="1"/>
+      <w:numFmt w:val="bullet"/>
+      <w:lvlText w:val=""/>
+      <w:lvlJc w:val="left"/>
+      <w:pPr>
+        <w:ind w:left="6480" w:hanging="360"/>
+      </w:pPr>
+      <w:rPr>
+        <w:rFonts w:ascii="Wingdings" w:hAnsi="Wingdings" w:hint="default"/>
+      </w:rPr>
+    </w:lvl>
+  </w:abstractNum>
+  <w:abstractNum w:abstractNumId="39">
+    <w:nsid w:val="71774145"/>
+    <w:multiLevelType w:val="hybridMultilevel"/>
+    <w:tmpl w:val="59023ED0"/>
+    <w:lvl w:ilvl="0" w:tplc="D320F798">
+      <w:start w:val="1"/>
+      <w:numFmt w:val="bullet"/>
+      <w:lvlText w:val="-"/>
+      <w:lvlJc w:val="left"/>
+      <w:pPr>
+        <w:ind w:left="360" w:hanging="360"/>
+      </w:pPr>
+      <w:rPr>
+        <w:rFonts w:ascii="Yu Gothic" w:eastAsia="Yu Gothic" w:hAnsi="Yu Gothic" w:hint="eastAsia"/>
+      </w:rPr>
+    </w:lvl>
+    <w:lvl w:ilvl="1" w:tplc="04090003" w:tentative="1">
+      <w:start w:val="1"/>
+      <w:numFmt w:val="bullet"/>
+      <w:lvlText w:val="o"/>
+      <w:lvlJc w:val="left"/>
+      <w:pPr>
+        <w:ind w:left="1080" w:hanging="360"/>
+      </w:pPr>
+      <w:rPr>
+        <w:rFonts w:ascii="Courier New" w:hAnsi="Courier New" w:cs="Courier New" w:hint="default"/>
+      </w:rPr>
+    </w:lvl>
+    <w:lvl w:ilvl="2" w:tplc="04090005" w:tentative="1">
+      <w:start w:val="1"/>
+      <w:numFmt w:val="bullet"/>
+      <w:lvlText w:val=""/>
+      <w:lvlJc w:val="left"/>
+      <w:pPr>
+        <w:ind w:left="1800" w:hanging="360"/>
+      </w:pPr>
+      <w:rPr>
+        <w:rFonts w:ascii="Wingdings" w:hAnsi="Wingdings" w:hint="default"/>
+      </w:rPr>
+    </w:lvl>
+    <w:lvl w:ilvl="3" w:tplc="04090001" w:tentative="1">
+      <w:start w:val="1"/>
+      <w:numFmt w:val="bullet"/>
+      <w:lvlText w:val=""/>
+      <w:lvlJc w:val="left"/>
+      <w:pPr>
+        <w:ind w:left="2520" w:hanging="360"/>
+      </w:pPr>
+      <w:rPr>
+        <w:rFonts w:ascii="Symbol" w:hAnsi="Symbol" w:hint="default"/>
+      </w:rPr>
+    </w:lvl>
+    <w:lvl w:ilvl="4" w:tplc="04090003" w:tentative="1">
+      <w:start w:val="1"/>
+      <w:numFmt w:val="bullet"/>
+      <w:lvlText w:val="o"/>
+      <w:lvlJc w:val="left"/>
+      <w:pPr>
+        <w:ind w:left="3240" w:hanging="360"/>
+      </w:pPr>
+      <w:rPr>
+        <w:rFonts w:ascii="Courier New" w:hAnsi="Courier New" w:cs="Courier New" w:hint="default"/>
+      </w:rPr>
+    </w:lvl>
+    <w:lvl w:ilvl="5" w:tplc="04090005" w:tentative="1">
+      <w:start w:val="1"/>
+      <w:numFmt w:val="bullet"/>
+      <w:lvlText w:val=""/>
+      <w:lvlJc w:val="left"/>
+      <w:pPr>
+        <w:ind w:left="3960" w:hanging="360"/>
+      </w:pPr>
+      <w:rPr>
+        <w:rFonts w:ascii="Wingdings" w:hAnsi="Wingdings" w:hint="default"/>
+      </w:rPr>
+    </w:lvl>
+    <w:lvl w:ilvl="6" w:tplc="04090001" w:tentative="1">
+      <w:start w:val="1"/>
+      <w:numFmt w:val="bullet"/>
+      <w:lvlText w:val=""/>
+      <w:lvlJc w:val="left"/>
+      <w:pPr>
+        <w:ind w:left="4680" w:hanging="360"/>
+      </w:pPr>
+      <w:rPr>
+        <w:rFonts w:ascii="Symbol" w:hAnsi="Symbol" w:hint="default"/>
+      </w:rPr>
+    </w:lvl>
+    <w:lvl w:ilvl="7" w:tplc="04090003" w:tentative="1">
+      <w:start w:val="1"/>
+      <w:numFmt w:val="bullet"/>
+      <w:lvlText w:val="o"/>
+      <w:lvlJc w:val="left"/>
+      <w:pPr>
+        <w:ind w:left="5400" w:hanging="360"/>
+      </w:pPr>
+      <w:rPr>
+        <w:rFonts w:ascii="Courier New" w:hAnsi="Courier New" w:cs="Courier New" w:hint="default"/>
+      </w:rPr>
+    </w:lvl>
+    <w:lvl w:ilvl="8" w:tplc="04090005" w:tentative="1">
+      <w:start w:val="1"/>
+      <w:numFmt w:val="bullet"/>
+      <w:lvlText w:val=""/>
+      <w:lvlJc w:val="left"/>
+      <w:pPr>
+        <w:ind w:left="6120" w:hanging="360"/>
+      </w:pPr>
+      <w:rPr>
+        <w:rFonts w:ascii="Wingdings" w:hAnsi="Wingdings" w:hint="default"/>
+      </w:rPr>
+    </w:lvl>
+  </w:abstractNum>
+  <w:abstractNum w:abstractNumId="40">
     <w:nsid w:val="748321C7"/>
     <w:multiLevelType w:val="multilevel"/>
     <w:tmpl w:val="03FADD08"/>
@@ -8997,7 +8710,119 @@
       </w:rPr>
     </w:lvl>
   </w:abstractNum>
-  <w:abstractNum w:abstractNumId="30">
+  <w:abstractNum w:abstractNumId="41">
+    <w:nsid w:val="749F45E1"/>
+    <w:multiLevelType w:val="hybridMultilevel"/>
+    <w:tmpl w:val="6F6E3B84"/>
+    <w:lvl w:ilvl="0" w:tplc="55E8242E">
+      <w:numFmt w:val="bullet"/>
+      <w:lvlText w:val=""/>
+      <w:lvlJc w:val="left"/>
+      <w:pPr>
+        <w:ind w:left="720" w:hanging="360"/>
+      </w:pPr>
+      <w:rPr>
+        <w:rFonts w:ascii="Symbol" w:eastAsia="Times New Roman" w:hAnsi="Symbol" w:cs="Times New Roman" w:hint="default"/>
+      </w:rPr>
+    </w:lvl>
+    <w:lvl w:ilvl="1" w:tplc="04090003" w:tentative="1">
+      <w:start w:val="1"/>
+      <w:numFmt w:val="bullet"/>
+      <w:lvlText w:val="o"/>
+      <w:lvlJc w:val="left"/>
+      <w:pPr>
+        <w:ind w:left="1440" w:hanging="360"/>
+      </w:pPr>
+      <w:rPr>
+        <w:rFonts w:ascii="Courier New" w:hAnsi="Courier New" w:cs="Courier New" w:hint="default"/>
+      </w:rPr>
+    </w:lvl>
+    <w:lvl w:ilvl="2" w:tplc="04090005" w:tentative="1">
+      <w:start w:val="1"/>
+      <w:numFmt w:val="bullet"/>
+      <w:lvlText w:val=""/>
+      <w:lvlJc w:val="left"/>
+      <w:pPr>
+        <w:ind w:left="2160" w:hanging="360"/>
+      </w:pPr>
+      <w:rPr>
+        <w:rFonts w:ascii="Wingdings" w:hAnsi="Wingdings" w:hint="default"/>
+      </w:rPr>
+    </w:lvl>
+    <w:lvl w:ilvl="3" w:tplc="04090001" w:tentative="1">
+      <w:start w:val="1"/>
+      <w:numFmt w:val="bullet"/>
+      <w:lvlText w:val=""/>
+      <w:lvlJc w:val="left"/>
+      <w:pPr>
+        <w:ind w:left="2880" w:hanging="360"/>
+      </w:pPr>
+      <w:rPr>
+        <w:rFonts w:ascii="Symbol" w:hAnsi="Symbol" w:hint="default"/>
+      </w:rPr>
+    </w:lvl>
+    <w:lvl w:ilvl="4" w:tplc="04090003" w:tentative="1">
+      <w:start w:val="1"/>
+      <w:numFmt w:val="bullet"/>
+      <w:lvlText w:val="o"/>
+      <w:lvlJc w:val="left"/>
+      <w:pPr>
+        <w:ind w:left="3600" w:hanging="360"/>
+      </w:pPr>
+      <w:rPr>
+        <w:rFonts w:ascii="Courier New" w:hAnsi="Courier New" w:cs="Courier New" w:hint="default"/>
+      </w:rPr>
+    </w:lvl>
+    <w:lvl w:ilvl="5" w:tplc="04090005" w:tentative="1">
+      <w:start w:val="1"/>
+      <w:numFmt w:val="bullet"/>
+      <w:lvlText w:val=""/>
+      <w:lvlJc w:val="left"/>
+      <w:pPr>
+        <w:ind w:left="4320" w:hanging="360"/>
+      </w:pPr>
+      <w:rPr>
+        <w:rFonts w:ascii="Wingdings" w:hAnsi="Wingdings" w:hint="default"/>
+      </w:rPr>
+    </w:lvl>
+    <w:lvl w:ilvl="6" w:tplc="04090001" w:tentative="1">
+      <w:start w:val="1"/>
+      <w:numFmt w:val="bullet"/>
+      <w:lvlText w:val=""/>
+      <w:lvlJc w:val="left"/>
+      <w:pPr>
+        <w:ind w:left="5040" w:hanging="360"/>
+      </w:pPr>
+      <w:rPr>
+        <w:rFonts w:ascii="Symbol" w:hAnsi="Symbol" w:hint="default"/>
+      </w:rPr>
+    </w:lvl>
+    <w:lvl w:ilvl="7" w:tplc="04090003" w:tentative="1">
+      <w:start w:val="1"/>
+      <w:numFmt w:val="bullet"/>
+      <w:lvlText w:val="o"/>
+      <w:lvlJc w:val="left"/>
+      <w:pPr>
+        <w:ind w:left="5760" w:hanging="360"/>
+      </w:pPr>
+      <w:rPr>
+        <w:rFonts w:ascii="Courier New" w:hAnsi="Courier New" w:cs="Courier New" w:hint="default"/>
+      </w:rPr>
+    </w:lvl>
+    <w:lvl w:ilvl="8" w:tplc="04090005" w:tentative="1">
+      <w:start w:val="1"/>
+      <w:numFmt w:val="bullet"/>
+      <w:lvlText w:val=""/>
+      <w:lvlJc w:val="left"/>
+      <w:pPr>
+        <w:ind w:left="6480" w:hanging="360"/>
+      </w:pPr>
+      <w:rPr>
+        <w:rFonts w:ascii="Wingdings" w:hAnsi="Wingdings" w:hint="default"/>
+      </w:rPr>
+    </w:lvl>
+  </w:abstractNum>
+  <w:abstractNum w:abstractNumId="42">
     <w:nsid w:val="766552C0"/>
     <w:multiLevelType w:val="multilevel"/>
     <w:tmpl w:val="8FCADEBE"/>
@@ -9110,7 +8935,7 @@
       </w:pPr>
     </w:lvl>
   </w:abstractNum>
-  <w:abstractNum w:abstractNumId="31">
+  <w:abstractNum w:abstractNumId="43">
     <w:nsid w:val="77194347"/>
     <w:multiLevelType w:val="hybridMultilevel"/>
     <w:tmpl w:val="986E5BEC"/>
@@ -9196,7 +9021,7 @@
       </w:pPr>
     </w:lvl>
   </w:abstractNum>
-  <w:abstractNum w:abstractNumId="32">
+  <w:abstractNum w:abstractNumId="44">
     <w:nsid w:val="7877436B"/>
     <w:multiLevelType w:val="hybridMultilevel"/>
     <w:tmpl w:val="96560C92"/>
@@ -9309,7 +9134,119 @@
       </w:rPr>
     </w:lvl>
   </w:abstractNum>
-  <w:abstractNum w:abstractNumId="33">
+  <w:abstractNum w:abstractNumId="45">
+    <w:nsid w:val="7918596B"/>
+    <w:multiLevelType w:val="hybridMultilevel"/>
+    <w:tmpl w:val="46D01968"/>
+    <w:lvl w:ilvl="0" w:tplc="B14E708C">
+      <w:numFmt w:val="bullet"/>
+      <w:lvlText w:val=""/>
+      <w:lvlJc w:val="left"/>
+      <w:pPr>
+        <w:ind w:left="720" w:hanging="360"/>
+      </w:pPr>
+      <w:rPr>
+        <w:rFonts w:ascii="Symbol" w:eastAsia="Times New Roman" w:hAnsi="Symbol" w:cs="Times New Roman" w:hint="default"/>
+      </w:rPr>
+    </w:lvl>
+    <w:lvl w:ilvl="1" w:tplc="04090003" w:tentative="1">
+      <w:start w:val="1"/>
+      <w:numFmt w:val="bullet"/>
+      <w:lvlText w:val="o"/>
+      <w:lvlJc w:val="left"/>
+      <w:pPr>
+        <w:ind w:left="1440" w:hanging="360"/>
+      </w:pPr>
+      <w:rPr>
+        <w:rFonts w:ascii="Courier New" w:hAnsi="Courier New" w:cs="Courier New" w:hint="default"/>
+      </w:rPr>
+    </w:lvl>
+    <w:lvl w:ilvl="2" w:tplc="04090005" w:tentative="1">
+      <w:start w:val="1"/>
+      <w:numFmt w:val="bullet"/>
+      <w:lvlText w:val=""/>
+      <w:lvlJc w:val="left"/>
+      <w:pPr>
+        <w:ind w:left="2160" w:hanging="360"/>
+      </w:pPr>
+      <w:rPr>
+        <w:rFonts w:ascii="Wingdings" w:hAnsi="Wingdings" w:hint="default"/>
+      </w:rPr>
+    </w:lvl>
+    <w:lvl w:ilvl="3" w:tplc="04090001" w:tentative="1">
+      <w:start w:val="1"/>
+      <w:numFmt w:val="bullet"/>
+      <w:lvlText w:val=""/>
+      <w:lvlJc w:val="left"/>
+      <w:pPr>
+        <w:ind w:left="2880" w:hanging="360"/>
+      </w:pPr>
+      <w:rPr>
+        <w:rFonts w:ascii="Symbol" w:hAnsi="Symbol" w:hint="default"/>
+      </w:rPr>
+    </w:lvl>
+    <w:lvl w:ilvl="4" w:tplc="04090003" w:tentative="1">
+      <w:start w:val="1"/>
+      <w:numFmt w:val="bullet"/>
+      <w:lvlText w:val="o"/>
+      <w:lvlJc w:val="left"/>
+      <w:pPr>
+        <w:ind w:left="3600" w:hanging="360"/>
+      </w:pPr>
+      <w:rPr>
+        <w:rFonts w:ascii="Courier New" w:hAnsi="Courier New" w:cs="Courier New" w:hint="default"/>
+      </w:rPr>
+    </w:lvl>
+    <w:lvl w:ilvl="5" w:tplc="04090005" w:tentative="1">
+      <w:start w:val="1"/>
+      <w:numFmt w:val="bullet"/>
+      <w:lvlText w:val=""/>
+      <w:lvlJc w:val="left"/>
+      <w:pPr>
+        <w:ind w:left="4320" w:hanging="360"/>
+      </w:pPr>
+      <w:rPr>
+        <w:rFonts w:ascii="Wingdings" w:hAnsi="Wingdings" w:hint="default"/>
+      </w:rPr>
+    </w:lvl>
+    <w:lvl w:ilvl="6" w:tplc="04090001" w:tentative="1">
+      <w:start w:val="1"/>
+      <w:numFmt w:val="bullet"/>
+      <w:lvlText w:val=""/>
+      <w:lvlJc w:val="left"/>
+      <w:pPr>
+        <w:ind w:left="5040" w:hanging="360"/>
+      </w:pPr>
+      <w:rPr>
+        <w:rFonts w:ascii="Symbol" w:hAnsi="Symbol" w:hint="default"/>
+      </w:rPr>
+    </w:lvl>
+    <w:lvl w:ilvl="7" w:tplc="04090003" w:tentative="1">
+      <w:start w:val="1"/>
+      <w:numFmt w:val="bullet"/>
+      <w:lvlText w:val="o"/>
+      <w:lvlJc w:val="left"/>
+      <w:pPr>
+        <w:ind w:left="5760" w:hanging="360"/>
+      </w:pPr>
+      <w:rPr>
+        <w:rFonts w:ascii="Courier New" w:hAnsi="Courier New" w:cs="Courier New" w:hint="default"/>
+      </w:rPr>
+    </w:lvl>
+    <w:lvl w:ilvl="8" w:tplc="04090005" w:tentative="1">
+      <w:start w:val="1"/>
+      <w:numFmt w:val="bullet"/>
+      <w:lvlText w:val=""/>
+      <w:lvlJc w:val="left"/>
+      <w:pPr>
+        <w:ind w:left="6480" w:hanging="360"/>
+      </w:pPr>
+      <w:rPr>
+        <w:rFonts w:ascii="Wingdings" w:hAnsi="Wingdings" w:hint="default"/>
+      </w:rPr>
+    </w:lvl>
+  </w:abstractNum>
+  <w:abstractNum w:abstractNumId="46">
     <w:nsid w:val="7C772BE3"/>
     <w:multiLevelType w:val="multilevel"/>
     <w:tmpl w:val="CB94A0C4"/>
@@ -9426,46 +9363,46 @@
     </w:lvl>
   </w:abstractNum>
   <w:num w:numId="1">
-    <w:abstractNumId w:val="31"/>
+    <w:abstractNumId w:val="43"/>
     <w:lvlOverride w:ilvl="0">
       <w:startOverride w:val="1"/>
     </w:lvlOverride>
   </w:num>
   <w:num w:numId="2">
-    <w:abstractNumId w:val="25"/>
+    <w:abstractNumId w:val="33"/>
   </w:num>
   <w:num w:numId="3">
-    <w:abstractNumId w:val="26"/>
+    <w:abstractNumId w:val="34"/>
   </w:num>
   <w:num w:numId="4">
     <w:abstractNumId w:val="11"/>
   </w:num>
   <w:num w:numId="5">
+    <w:abstractNumId w:val="22"/>
+  </w:num>
+  <w:num w:numId="6">
+    <w:abstractNumId w:val="21"/>
+  </w:num>
+  <w:num w:numId="7">
     <w:abstractNumId w:val="18"/>
   </w:num>
-  <w:num w:numId="6">
-    <w:abstractNumId w:val="17"/>
-  </w:num>
-  <w:num w:numId="7">
-    <w:abstractNumId w:val="14"/>
-  </w:num>
   <w:num w:numId="8">
-    <w:abstractNumId w:val="28"/>
+    <w:abstractNumId w:val="36"/>
   </w:num>
   <w:num w:numId="9">
     <w:abstractNumId w:val="4"/>
   </w:num>
   <w:num w:numId="10">
-    <w:abstractNumId w:val="29"/>
+    <w:abstractNumId w:val="40"/>
   </w:num>
   <w:num w:numId="11">
     <w:abstractNumId w:val="8"/>
   </w:num>
   <w:num w:numId="12">
-    <w:abstractNumId w:val="20"/>
+    <w:abstractNumId w:val="24"/>
   </w:num>
   <w:num w:numId="13">
-    <w:abstractNumId w:val="27"/>
+    <w:abstractNumId w:val="35"/>
   </w:num>
   <w:num w:numId="14">
     <w:abstractNumId w:val="2"/>
@@ -9477,58 +9414,97 @@
     <w:abstractNumId w:val="7"/>
   </w:num>
   <w:num w:numId="17">
-    <w:abstractNumId w:val="24"/>
+    <w:abstractNumId w:val="31"/>
   </w:num>
   <w:num w:numId="18">
-    <w:abstractNumId w:val="23"/>
+    <w:abstractNumId w:val="28"/>
   </w:num>
   <w:num w:numId="19">
-    <w:abstractNumId w:val="30"/>
+    <w:abstractNumId w:val="42"/>
   </w:num>
   <w:num w:numId="20">
-    <w:abstractNumId w:val="15"/>
+    <w:abstractNumId w:val="19"/>
   </w:num>
   <w:num w:numId="21">
     <w:abstractNumId w:val="3"/>
   </w:num>
   <w:num w:numId="22">
-    <w:abstractNumId w:val="33"/>
+    <w:abstractNumId w:val="46"/>
   </w:num>
   <w:num w:numId="23">
     <w:abstractNumId w:val="0"/>
   </w:num>
   <w:num w:numId="24">
-    <w:abstractNumId w:val="13"/>
+    <w:abstractNumId w:val="16"/>
   </w:num>
   <w:num w:numId="25">
-    <w:abstractNumId w:val="19"/>
+    <w:abstractNumId w:val="23"/>
   </w:num>
   <w:num w:numId="26">
-    <w:abstractNumId w:val="32"/>
+    <w:abstractNumId w:val="44"/>
   </w:num>
   <w:num w:numId="27">
-    <w:abstractNumId w:val="21"/>
+    <w:abstractNumId w:val="26"/>
   </w:num>
   <w:num w:numId="28">
     <w:abstractNumId w:val="9"/>
   </w:num>
   <w:num w:numId="29">
-    <w:abstractNumId w:val="12"/>
+    <w:abstractNumId w:val="14"/>
   </w:num>
   <w:num w:numId="30">
     <w:abstractNumId w:val="10"/>
   </w:num>
   <w:num w:numId="31">
-    <w:abstractNumId w:val="22"/>
+    <w:abstractNumId w:val="27"/>
   </w:num>
   <w:num w:numId="32">
     <w:abstractNumId w:val="6"/>
   </w:num>
   <w:num w:numId="33">
-    <w:abstractNumId w:val="16"/>
+    <w:abstractNumId w:val="20"/>
   </w:num>
   <w:num w:numId="34">
     <w:abstractNumId w:val="1"/>
+  </w:num>
+  <w:num w:numId="35">
+    <w:abstractNumId w:val="29"/>
+  </w:num>
+  <w:num w:numId="36">
+    <w:abstractNumId w:val="17"/>
+  </w:num>
+  <w:num w:numId="37">
+    <w:abstractNumId w:val="15"/>
+  </w:num>
+  <w:num w:numId="38">
+    <w:abstractNumId w:val="38"/>
+  </w:num>
+  <w:num w:numId="39">
+    <w:abstractNumId w:val="32"/>
+  </w:num>
+  <w:num w:numId="40">
+    <w:abstractNumId w:val="13"/>
+  </w:num>
+  <w:num w:numId="41">
+    <w:abstractNumId w:val="45"/>
+  </w:num>
+  <w:num w:numId="42">
+    <w:abstractNumId w:val="12"/>
+  </w:num>
+  <w:num w:numId="43">
+    <w:abstractNumId w:val="41"/>
+  </w:num>
+  <w:num w:numId="44">
+    <w:abstractNumId w:val="30"/>
+  </w:num>
+  <w:num w:numId="45">
+    <w:abstractNumId w:val="39"/>
+  </w:num>
+  <w:num w:numId="46">
+    <w:abstractNumId w:val="37"/>
+  </w:num>
+  <w:num w:numId="47">
+    <w:abstractNumId w:val="25"/>
   </w:num>
 </w:numbering>
 </file>
@@ -9863,6 +9839,19 @@
       <w:bCs/>
     </w:rPr>
   </w:style>
+  <w:style w:type="character" w:styleId="HTMLCode">
+    <w:name w:val="HTML Code"/>
+    <w:basedOn w:val="DefaultParagraphFont"/>
+    <w:uiPriority w:val="99"/>
+    <w:semiHidden/>
+    <w:unhideWhenUsed/>
+    <w:rsid w:val="00E72B2E"/>
+    <w:rPr>
+      <w:rFonts w:ascii="Courier New" w:eastAsia="Times New Roman" w:hAnsi="Courier New" w:cs="Courier New"/>
+      <w:sz w:val="20"/>
+      <w:szCs w:val="20"/>
+    </w:rPr>
+  </w:style>
 </w:styles>
 </file>
 
@@ -10196,6 +10185,19 @@
       <w:bCs/>
     </w:rPr>
   </w:style>
+  <w:style w:type="character" w:styleId="HTMLCode">
+    <w:name w:val="HTML Code"/>
+    <w:basedOn w:val="DefaultParagraphFont"/>
+    <w:uiPriority w:val="99"/>
+    <w:semiHidden/>
+    <w:unhideWhenUsed/>
+    <w:rsid w:val="00E72B2E"/>
+    <w:rPr>
+      <w:rFonts w:ascii="Courier New" w:eastAsia="Times New Roman" w:hAnsi="Courier New" w:cs="Courier New"/>
+      <w:sz w:val="20"/>
+      <w:szCs w:val="20"/>
+    </w:rPr>
+  </w:style>
 </w:styles>
 </file>
 
